--- a/Статьи/Conference/LaPlas МИФИ 03.2021/06.2021 (Eng) LaPlas для статьи Магнитооптическая структура коллайдера NICA с высокой критической энергией.docx
+++ b/Статьи/Conference/LaPlas МИФИ 03.2021/06.2021 (Eng) LaPlas для статьи Магнитооптическая структура коллайдера NICA с высокой критической энергией.docx
@@ -2,181 +2,6 @@
 <file path=word/document.xml><?xml version="1.0" encoding="utf-8"?>
 <w:document xmlns:wpc="http://schemas.microsoft.com/office/word/2010/wordprocessingCanvas" xmlns:cx="http://schemas.microsoft.com/office/drawing/2014/chartex" xmlns:cx1="http://schemas.microsoft.com/office/drawing/2015/9/8/chartex" xmlns:cx2="http://schemas.microsoft.com/office/drawing/2015/10/21/chartex" xmlns:cx3="http://schemas.microsoft.com/office/drawing/2016/5/9/chartex" xmlns:cx4="http://schemas.microsoft.com/office/drawing/2016/5/10/chartex" xmlns:cx5="http://schemas.microsoft.com/office/drawing/2016/5/11/chartex" xmlns:cx6="http://schemas.microsoft.com/office/drawing/2016/5/12/chartex" xmlns:cx7="http://schemas.microsoft.com/office/drawing/2016/5/13/chartex" xmlns:cx8="http://schemas.microsoft.com/office/drawing/2016/5/14/chartex" xmlns:mc="http://schemas.openxmlformats.org/markup-compatibility/2006" xmlns:aink="http://schemas.microsoft.com/office/drawing/2016/ink" xmlns:am3d="http://schemas.microsoft.com/office/drawing/2017/model3d" xmlns:o="urn:schemas-microsoft-com:office:office" xmlns:r="http://schemas.openxmlformats.org/officeDocument/2006/relationships" xmlns:m="http://schemas.openxmlformats.org/officeDocument/2006/math" xmlns:v="urn:schemas-microsoft-com:vml" xmlns:wp14="http://schemas.microsoft.com/office/word/2010/wordprocessingDrawing" xmlns:wp="http://schemas.openxmlformats.org/drawingml/2006/wordprocessingDrawing" xmlns:w10="urn:schemas-microsoft-com:office:word" xmlns:w="http://schemas.openxmlformats.org/wordprocessingml/2006/main" xmlns:w14="http://schemas.microsoft.com/office/word/2010/wordml" xmlns:w15="http://schemas.microsoft.com/office/word/2012/wordml" xmlns:w16cex="http://schemas.microsoft.com/office/word/2018/wordml/cex" xmlns:w16cid="http://schemas.microsoft.com/office/word/2016/wordml/cid" xmlns:w16="http://schemas.microsoft.com/office/word/2018/wordml" xmlns:w16se="http://schemas.microsoft.com/office/word/2015/wordml/symex" xmlns:wpg="http://schemas.microsoft.com/office/word/2010/wordprocessingGroup" xmlns:wpi="http://schemas.microsoft.com/office/word/2010/wordprocessingInk" xmlns:wne="http://schemas.microsoft.com/office/word/2006/wordml" xmlns:wps="http://schemas.microsoft.com/office/word/2010/wordprocessingShape" mc:Ignorable="w14 w15 w16se w16cid w16 w16cex wp14">
   <w:body>
-    <w:p>
-      <w:pPr>
-        <w:pStyle w:val="Default"/>
-        <w:jc w:val="center"/>
-        <w:rPr>
-          <w:sz w:val="28"/>
-          <w:szCs w:val="28"/>
-        </w:rPr>
-      </w:pPr>
-      <w:r>
-        <w:rPr>
-          <w:sz w:val="28"/>
-          <w:szCs w:val="28"/>
-        </w:rPr>
-        <w:t>С.Д. КОЛОКОЛЬЧИКОВ, Ю.В. СЕНИЧЕВ</w:t>
-      </w:r>
-    </w:p>
-    <w:p>
-      <w:pPr>
-        <w:pStyle w:val="Default"/>
-        <w:jc w:val="center"/>
-        <w:rPr>
-          <w:sz w:val="22"/>
-          <w:szCs w:val="20"/>
-        </w:rPr>
-      </w:pPr>
-    </w:p>
-    <w:p>
-      <w:pPr>
-        <w:pStyle w:val="Default"/>
-        <w:jc w:val="center"/>
-        <w:rPr>
-          <w:sz w:val="22"/>
-          <w:szCs w:val="22"/>
-        </w:rPr>
-      </w:pPr>
-      <w:r>
-        <w:rPr>
-          <w:bCs/>
-          <w:i/>
-          <w:color w:val="222222"/>
-          <w:sz w:val="22"/>
-          <w:szCs w:val="22"/>
-          <w:shd w:val="clear" w:color="auto" w:fill="FFFFFF"/>
-        </w:rPr>
-        <w:t>Институт ядерных исследований РАН, Москва, Россия</w:t>
-      </w:r>
-    </w:p>
-    <w:p>
-      <w:pPr>
-        <w:jc w:val="center"/>
-        <w:rPr>
-          <w:rFonts w:cs="Times New Roman"/>
-          <w:bCs/>
-          <w:i/>
-          <w:color w:val="222222"/>
-          <w:sz w:val="22"/>
-          <w:szCs w:val="22"/>
-          <w:shd w:val="clear" w:color="auto" w:fill="FFFFFF"/>
-        </w:rPr>
-      </w:pPr>
-      <w:r>
-        <w:rPr>
-          <w:rFonts w:cs="Times New Roman"/>
-          <w:bCs/>
-          <w:i/>
-          <w:color w:val="222222"/>
-          <w:sz w:val="22"/>
-          <w:szCs w:val="22"/>
-          <w:shd w:val="clear" w:color="auto" w:fill="FFFFFF"/>
-        </w:rPr>
-        <w:t>Московский Физико-Технический Институт, Долгопрудный, Россия</w:t>
-      </w:r>
-    </w:p>
-    <w:p>
-      <w:pPr>
-        <w:jc w:val="center"/>
-        <w:rPr>
-          <w:rFonts w:cs="Times New Roman"/>
-          <w:bCs/>
-          <w:i/>
-          <w:color w:val="222222"/>
-          <w:sz w:val="18"/>
-          <w:szCs w:val="20"/>
-          <w:shd w:val="clear" w:color="auto" w:fill="FFFFFF"/>
-        </w:rPr>
-      </w:pPr>
-    </w:p>
-    <w:p>
-      <w:pPr>
-        <w:jc w:val="center"/>
-        <w:rPr>
-          <w:b/>
-          <w:bCs/>
-          <w:sz w:val="36"/>
-          <w:szCs w:val="36"/>
-        </w:rPr>
-      </w:pPr>
-      <w:r>
-        <w:rPr>
-          <w:b/>
-          <w:bCs/>
-          <w:sz w:val="36"/>
-          <w:szCs w:val="36"/>
-        </w:rPr>
-        <w:t>МАГНИТООПТИЧЕСКАЯ СТРУКТУРА КОЛЛАЙДЕРА NICA С ВЫСОКОЙ КРИТИЧЕСКОЙ ЭНЕРГИЕЙ.</w:t>
-      </w:r>
-    </w:p>
-    <w:p>
-      <w:pPr>
-        <w:jc w:val="center"/>
-        <w:rPr>
-          <w:b/>
-          <w:bCs/>
-          <w:sz w:val="36"/>
-          <w:szCs w:val="36"/>
-        </w:rPr>
-      </w:pPr>
-    </w:p>
-    <w:p>
-      <w:pPr>
-        <w:ind w:firstLine="708"/>
-        <w:jc w:val="both"/>
-        <w:rPr>
-          <w:szCs w:val="24"/>
-        </w:rPr>
-      </w:pPr>
-      <w:r>
-        <w:rPr>
-          <w:szCs w:val="24"/>
-        </w:rPr>
-        <w:t xml:space="preserve">Исследованы способы повышения критической энергии для протонной опции коллайдера </w:t>
-      </w:r>
-      <w:r>
-        <w:rPr>
-          <w:szCs w:val="24"/>
-          <w:lang w:val="en-US"/>
-        </w:rPr>
-        <w:t>NICA</w:t>
-      </w:r>
-      <w:r>
-        <w:rPr>
-          <w:szCs w:val="24"/>
-        </w:rPr>
-        <w:t xml:space="preserve">. Применен метод суперпериодической модуляции градиентов квадруполей. Осуществлен выбор секступолей для подавления натуральной хроматичности и компенсации секступольной компоненты. Приведены параметры </w:t>
-      </w:r>
-      <w:proofErr w:type="spellStart"/>
-      <w:r>
-        <w:rPr>
-          <w:szCs w:val="24"/>
-        </w:rPr>
-        <w:t>Твисса</w:t>
-      </w:r>
-      <w:proofErr w:type="spellEnd"/>
-      <w:r>
-        <w:rPr>
-          <w:szCs w:val="24"/>
-        </w:rPr>
-        <w:t xml:space="preserve"> для предложенных структур, а также исследованы динамические апертуры и рабочие точки.</w:t>
-      </w:r>
-    </w:p>
-    <w:p>
-      <w:pPr>
-        <w:ind w:firstLine="708"/>
-        <w:jc w:val="both"/>
-        <w:rPr>
-          <w:rFonts w:cs="Times New Roman"/>
-          <w:bCs/>
-          <w:i/>
-          <w:color w:val="222222"/>
-          <w:szCs w:val="24"/>
-          <w:shd w:val="clear" w:color="auto" w:fill="FFFFFF"/>
-        </w:rPr>
-      </w:pPr>
-    </w:p>
     <w:p>
       <w:pPr>
         <w:pStyle w:val="Abstract"/>
@@ -521,42 +346,24 @@
         <w:rPr>
           <w:b/>
           <w:bCs/>
-        </w:rPr>
-      </w:pPr>
-      <w:bookmarkStart w:id="0" w:name="_Toc65947103"/>
-      <w:bookmarkStart w:id="1" w:name="_Toc65947272"/>
-      <w:bookmarkStart w:id="2" w:name="_Toc65947606"/>
-      <w:bookmarkStart w:id="3" w:name="_Toc65947617"/>
+          <w:lang w:val="en-US"/>
+        </w:rPr>
+      </w:pPr>
       <w:r>
         <w:rPr>
           <w:b/>
           <w:bCs/>
-        </w:rPr>
-        <w:t xml:space="preserve">Протонная опция коллайдера </w:t>
-      </w:r>
-      <w:r>
-        <w:rPr>
-          <w:b/>
-          <w:bCs/>
-          <w:lang w:val="en-US"/>
-        </w:rPr>
-        <w:t>NICA</w:t>
-      </w:r>
-      <w:r>
-        <w:rPr>
-          <w:b/>
-          <w:bCs/>
-        </w:rPr>
-        <w:t>.</w:t>
-      </w:r>
-      <w:bookmarkEnd w:id="0"/>
-      <w:bookmarkEnd w:id="1"/>
-      <w:bookmarkEnd w:id="2"/>
-      <w:bookmarkEnd w:id="3"/>
+          <w:lang w:val="en-US"/>
+        </w:rPr>
+        <w:t>PROTON MODE OF NICA COLLIDER.</w:t>
+      </w:r>
     </w:p>
     <w:p>
       <w:pPr>
         <w:jc w:val="both"/>
+        <w:rPr>
+          <w:lang w:val="en-US"/>
+        </w:rPr>
       </w:pPr>
     </w:p>
     <w:p>
@@ -1112,7 +919,6 @@
           <w:szCs w:val="24"/>
           <w:lang w:val="en-US"/>
         </w:rPr>
-        <w:lastRenderedPageBreak/>
         <w:t>Small perturbations at the edges of the arch due to the dispersion suppressors by the missing magnet method do not play a fundamental role in all of the above.</w:t>
       </w:r>
     </w:p>
@@ -1178,15 +984,7 @@
                 <w:kern w:val="24"/>
                 <w:lang w:val="en-US"/>
               </w:rPr>
-              <m:t>t</m:t>
-            </m:r>
-            <m:r>
-              <w:rPr>
-                <w:rFonts w:ascii="Cambria Math" w:eastAsia="Calibri" w:hAnsi="Cambria Math"/>
-                <w:kern w:val="24"/>
-                <w:lang w:val="en-US"/>
-              </w:rPr>
-              <m:t>h</m:t>
+              <m:t>th</m:t>
             </m:r>
           </m:sub>
         </m:sSub>
@@ -1199,18 +997,7 @@
             <w:kern w:val="24"/>
             <w:lang w:val="en-US"/>
           </w:rPr>
-          <m:t>~</m:t>
-        </m:r>
-        <m:r>
-          <m:rPr>
-            <m:sty m:val="p"/>
-          </m:rPr>
-          <w:rPr>
-            <w:rFonts w:ascii="Cambria Math" w:eastAsia="Calibri" w:hAnsi="Cambria Math"/>
-            <w:kern w:val="24"/>
-            <w:lang w:val="en-US"/>
-          </w:rPr>
-          <m:t>η</m:t>
+          <m:t>~η</m:t>
         </m:r>
       </m:oMath>
       <w:r>
@@ -1291,15 +1078,7 @@
             <w:kern w:val="24"/>
             <w:lang w:val="en-US"/>
           </w:rPr>
-          <m:t>γ</m:t>
-        </m:r>
-        <m:r>
-          <w:rPr>
-            <w:rFonts w:ascii="Cambria Math" w:eastAsia="Calibri" w:hAnsi="Cambria Math"/>
-            <w:kern w:val="24"/>
-            <w:lang w:val="en-US"/>
-          </w:rPr>
-          <m:t>=</m:t>
+          <m:t>γ=</m:t>
         </m:r>
         <m:sSub>
           <m:sSubPr>
@@ -1386,31 +1165,7 @@
             <w:kern w:val="24"/>
             <w:lang w:val="en-US"/>
           </w:rPr>
-          <m:t>dγ</m:t>
-        </m:r>
-        <m:r>
-          <w:rPr>
-            <w:rFonts w:ascii="Cambria Math" w:eastAsia="Calibri" w:hAnsi="Cambria Math"/>
-            <w:kern w:val="24"/>
-            <w:lang w:val="en-US"/>
-          </w:rPr>
-          <m:t>/</m:t>
-        </m:r>
-        <m:r>
-          <w:rPr>
-            <w:rFonts w:ascii="Cambria Math" w:eastAsia="Calibri" w:hAnsi="Cambria Math"/>
-            <w:kern w:val="24"/>
-            <w:lang w:val="en-US"/>
-          </w:rPr>
-          <m:t>dt</m:t>
-        </m:r>
-        <m:r>
-          <w:rPr>
-            <w:rFonts w:ascii="Cambria Math" w:eastAsia="Calibri" w:hAnsi="Cambria Math"/>
-            <w:kern w:val="24"/>
-            <w:lang w:val="en-US"/>
-          </w:rPr>
-          <m:t>=0.2</m:t>
+          <m:t>dγ/dt=0.2</m:t>
         </m:r>
         <m:sSup>
           <m:sSupPr>
@@ -2065,7 +1820,17 @@
           <w:kern w:val="24"/>
           <w:lang w:val="en-US"/>
         </w:rPr>
-        <w:t>In order to exclude the crossing through the critical energy during proton acceleration, a new optical ring structure must be implemented for the proton mode instead of the optical structure of the ion mode.</w:t>
+        <w:t xml:space="preserve">In order to exclude the crossing through the critical energy during proton acceleration, a new optical ring structure must be implemented for the proton mode instead </w:t>
+      </w:r>
+      <w:r>
+        <w:rPr>
+          <w:rFonts w:eastAsia="Calibri"/>
+          <w:bCs/>
+          <w:kern w:val="24"/>
+          <w:lang w:val="en-US"/>
+        </w:rPr>
+        <w:lastRenderedPageBreak/>
+        <w:t>of the optical structure of the ion mode.</w:t>
       </w:r>
       <w:r>
         <w:rPr>
@@ -2268,22 +2033,15 @@
           <w:bCs/>
         </w:rPr>
       </w:pPr>
-      <w:bookmarkStart w:id="4" w:name="_Toc65947104"/>
-      <w:bookmarkStart w:id="5" w:name="_Toc65947273"/>
-      <w:bookmarkStart w:id="6" w:name="_Toc65947607"/>
-      <w:bookmarkStart w:id="7" w:name="_Toc65947618"/>
       <w:r>
         <w:rPr>
           <w:rFonts w:eastAsia="Calibri"/>
           <w:b/>
           <w:bCs/>
-        </w:rPr>
-        <w:t>Введение суперпериодической модуляции.</w:t>
-      </w:r>
-      <w:bookmarkEnd w:id="4"/>
-      <w:bookmarkEnd w:id="5"/>
-      <w:bookmarkEnd w:id="6"/>
-      <w:bookmarkEnd w:id="7"/>
+          <w:lang w:val="en-US"/>
+        </w:rPr>
+        <w:t>SUPERPERIODIC MODULATION</w:t>
+      </w:r>
     </w:p>
     <w:p>
       <w:pPr>
@@ -2728,6 +2486,7 @@
         <w:jc w:val="center"/>
         <w:rPr>
           <w:rFonts w:eastAsiaTheme="minorEastAsia" w:cs="Times New Roman"/>
+          <w:lang w:val="en-US"/>
         </w:rPr>
       </w:pPr>
       <m:oMath>
@@ -2763,6 +2522,7 @@
                   </m:rPr>
                   <w:rPr>
                     <w:rFonts w:ascii="Cambria Math" w:hAnsi="Cambria Math" w:cs="Times New Roman"/>
+                    <w:lang w:val="en-US"/>
                   </w:rPr>
                   <m:t>2</m:t>
                 </m:r>
@@ -2805,6 +2565,7 @@
                   </m:rPr>
                   <w:rPr>
                     <w:rFonts w:ascii="Cambria Math" w:hAnsi="Cambria Math" w:cs="Times New Roman"/>
+                    <w:lang w:val="en-US"/>
                   </w:rPr>
                   <m:t>2</m:t>
                 </m:r>
@@ -2818,10 +2579,11 @@
           </m:rPr>
           <w:rPr>
             <w:rFonts w:ascii="Cambria Math" w:hAnsi="Cambria Math" w:cs="Times New Roman"/>
+            <w:lang w:val="en-US"/>
           </w:rPr>
           <m:t>+</m:t>
         </m:r>
-        <w:bookmarkStart w:id="8" w:name="_Hlk38468792"/>
+        <w:bookmarkStart w:id="0" w:name="_Hlk38468792"/>
         <m:d>
           <m:dPr>
             <m:begChr m:val="["/>
@@ -2845,6 +2607,7 @@
               </m:rPr>
               <w:rPr>
                 <w:rFonts w:ascii="Cambria Math" w:hAnsi="Cambria Math" w:cs="Times New Roman"/>
+                <w:lang w:val="en-US"/>
               </w:rPr>
               <m:t>(</m:t>
             </m:r>
@@ -2860,6 +2623,7 @@
               </m:rPr>
               <w:rPr>
                 <w:rFonts w:ascii="Cambria Math" w:hAnsi="Cambria Math" w:cs="Times New Roman"/>
+                <w:lang w:val="en-US"/>
               </w:rPr>
               <m:t>)+</m:t>
             </m:r>
@@ -2875,6 +2639,7 @@
               </m:rPr>
               <w:rPr>
                 <w:rFonts w:ascii="Cambria Math" w:hAnsi="Cambria Math" w:cs="Times New Roman"/>
+                <w:lang w:val="en-US"/>
               </w:rPr>
               <m:t>(</m:t>
             </m:r>
@@ -2890,12 +2655,13 @@
               </m:rPr>
               <w:rPr>
                 <w:rFonts w:ascii="Cambria Math" w:hAnsi="Cambria Math" w:cs="Times New Roman"/>
+                <w:lang w:val="en-US"/>
               </w:rPr>
               <m:t>)</m:t>
             </m:r>
           </m:e>
         </m:d>
-        <w:bookmarkEnd w:id="8"/>
+        <w:bookmarkEnd w:id="0"/>
         <m:r>
           <w:rPr>
             <w:rFonts w:ascii="Cambria Math" w:hAnsi="Cambria Math" w:cs="Times New Roman"/>
@@ -2908,6 +2674,7 @@
           </m:rPr>
           <w:rPr>
             <w:rFonts w:ascii="Cambria Math" w:hAnsi="Cambria Math" w:cs="Times New Roman"/>
+            <w:lang w:val="en-US"/>
           </w:rPr>
           <m:t>=</m:t>
         </m:r>
@@ -2923,6 +2690,7 @@
             <m:r>
               <w:rPr>
                 <w:rFonts w:ascii="Cambria Math" w:hAnsi="Cambria Math" w:cs="Times New Roman"/>
+                <w:lang w:val="en-US"/>
               </w:rPr>
               <m:t>1</m:t>
             </m:r>
@@ -2932,13 +2700,34 @@
               <w:rPr>
                 <w:rFonts w:ascii="Cambria Math" w:hAnsi="Cambria Math" w:cs="Times New Roman"/>
               </w:rPr>
-              <m:t>ρ(s)</m:t>
+              <m:t>ρ</m:t>
+            </m:r>
+            <m:r>
+              <w:rPr>
+                <w:rFonts w:ascii="Cambria Math" w:hAnsi="Cambria Math" w:cs="Times New Roman"/>
+                <w:lang w:val="en-US"/>
+              </w:rPr>
+              <m:t>(</m:t>
+            </m:r>
+            <m:r>
+              <w:rPr>
+                <w:rFonts w:ascii="Cambria Math" w:hAnsi="Cambria Math" w:cs="Times New Roman"/>
+              </w:rPr>
+              <m:t>s</m:t>
+            </m:r>
+            <m:r>
+              <w:rPr>
+                <w:rFonts w:ascii="Cambria Math" w:hAnsi="Cambria Math" w:cs="Times New Roman"/>
+                <w:lang w:val="en-US"/>
+              </w:rPr>
+              <m:t>)</m:t>
             </m:r>
           </m:den>
         </m:f>
         <m:r>
           <w:rPr>
             <w:rFonts w:ascii="Cambria Math" w:hAnsi="Cambria Math" w:cs="Times New Roman"/>
+            <w:lang w:val="en-US"/>
           </w:rPr>
           <m:t xml:space="preserve"> </m:t>
         </m:r>
@@ -2946,14 +2735,9 @@
       <w:r>
         <w:rPr>
           <w:rFonts w:eastAsiaTheme="minorEastAsia" w:cs="Times New Roman"/>
-        </w:rPr>
-        <w:t>,</w:t>
-      </w:r>
-      <w:r>
-        <w:rPr>
-          <w:rFonts w:eastAsiaTheme="minorEastAsia" w:cs="Times New Roman"/>
-        </w:rPr>
-        <w:t xml:space="preserve"> (2)</w:t>
+          <w:lang w:val="en-US"/>
+        </w:rPr>
+        <w:t>, (2)</w:t>
       </w:r>
     </w:p>
     <w:p>
@@ -2962,6 +2746,7 @@
         <w:jc w:val="both"/>
         <w:rPr>
           <w:rFonts w:eastAsiaTheme="minorEastAsia" w:cs="Times New Roman"/>
+          <w:lang w:val="en-US"/>
         </w:rPr>
       </w:pPr>
     </w:p>
@@ -2978,17 +2763,16 @@
         <w:rPr>
           <w:noProof/>
         </w:rPr>
-        <w:lastRenderedPageBreak/>
         <mc:AlternateContent>
           <mc:Choice Requires="wps">
             <w:drawing>
               <wp:anchor distT="0" distB="0" distL="114300" distR="114300" simplePos="0" relativeHeight="251695104" behindDoc="0" locked="0" layoutInCell="1" allowOverlap="1" wp14:anchorId="7E54F96A" wp14:editId="1CF14C06">
                 <wp:simplePos x="0" y="0"/>
                 <wp:positionH relativeFrom="column">
-                  <wp:posOffset>1069898</wp:posOffset>
+                  <wp:posOffset>1069340</wp:posOffset>
                 </wp:positionH>
                 <wp:positionV relativeFrom="paragraph">
-                  <wp:posOffset>2190750</wp:posOffset>
+                  <wp:posOffset>2110068</wp:posOffset>
                 </wp:positionV>
                 <wp:extent cx="4052570" cy="635"/>
                 <wp:effectExtent l="0" t="0" r="0" b="12065"/>
@@ -3022,20 +2806,38 @@
                               <w:jc w:val="center"/>
                               <w:rPr>
                                 <w:rFonts w:cs="Times New Roman"/>
+                                <w:i w:val="0"/>
+                                <w:iCs w:val="0"/>
                                 <w:noProof/>
                                 <w:sz w:val="22"/>
                                 <w:szCs w:val="22"/>
+                                <w:lang w:val="en-US"/>
                               </w:rPr>
                             </w:pPr>
                             <w:r>
                               <w:rPr>
+                                <w:i w:val="0"/>
+                                <w:iCs w:val="0"/>
                                 <w:sz w:val="22"/>
                                 <w:szCs w:val="22"/>
+                                <w:lang w:val="en-US"/>
                               </w:rPr>
-                              <w:t xml:space="preserve">Рисунок </w:t>
+                              <w:t>Figure</w:t>
                             </w:r>
                             <w:r>
                               <w:rPr>
+                                <w:i w:val="0"/>
+                                <w:iCs w:val="0"/>
+                                <w:sz w:val="22"/>
+                                <w:szCs w:val="22"/>
+                                <w:lang w:val="en-US"/>
+                              </w:rPr>
+                              <w:t xml:space="preserve"> </w:t>
+                            </w:r>
+                            <w:r>
+                              <w:rPr>
+                                <w:i w:val="0"/>
+                                <w:iCs w:val="0"/>
                                 <w:sz w:val="22"/>
                                 <w:szCs w:val="22"/>
                               </w:rPr>
@@ -3043,13 +2845,37 @@
                             </w:r>
                             <w:r>
                               <w:rPr>
+                                <w:i w:val="0"/>
+                                <w:iCs w:val="0"/>
+                                <w:sz w:val="22"/>
+                                <w:szCs w:val="22"/>
+                                <w:lang w:val="en-US"/>
+                              </w:rPr>
+                              <w:instrText xml:space="preserve"> SEQ </w:instrText>
+                            </w:r>
+                            <w:r>
+                              <w:rPr>
+                                <w:i w:val="0"/>
+                                <w:iCs w:val="0"/>
                                 <w:sz w:val="22"/>
                                 <w:szCs w:val="22"/>
                               </w:rPr>
-                              <w:instrText xml:space="preserve"> SEQ Рисунок \* ARABIC </w:instrText>
+                              <w:instrText>Рисунок</w:instrText>
                             </w:r>
                             <w:r>
                               <w:rPr>
+                                <w:i w:val="0"/>
+                                <w:iCs w:val="0"/>
+                                <w:sz w:val="22"/>
+                                <w:szCs w:val="22"/>
+                                <w:lang w:val="en-US"/>
+                              </w:rPr>
+                              <w:instrText xml:space="preserve"> \* ARABIC </w:instrText>
+                            </w:r>
+                            <w:r>
+                              <w:rPr>
+                                <w:i w:val="0"/>
+                                <w:iCs w:val="0"/>
                                 <w:sz w:val="22"/>
                                 <w:szCs w:val="22"/>
                               </w:rPr>
@@ -3057,14 +2883,19 @@
                             </w:r>
                             <w:r>
                               <w:rPr>
+                                <w:i w:val="0"/>
+                                <w:iCs w:val="0"/>
                                 <w:noProof/>
                                 <w:sz w:val="22"/>
                                 <w:szCs w:val="22"/>
+                                <w:lang w:val="en-US"/>
                               </w:rPr>
                               <w:t>1</w:t>
                             </w:r>
                             <w:r>
                               <w:rPr>
+                                <w:i w:val="0"/>
+                                <w:iCs w:val="0"/>
                                 <w:sz w:val="22"/>
                                 <w:szCs w:val="22"/>
                               </w:rPr>
@@ -3072,10 +2903,23 @@
                             </w:r>
                             <w:r>
                               <w:rPr>
+                                <w:i w:val="0"/>
+                                <w:iCs w:val="0"/>
                                 <w:sz w:val="22"/>
                                 <w:szCs w:val="22"/>
+                                <w:lang w:val="en-US"/>
                               </w:rPr>
-                              <w:t xml:space="preserve"> Введение суперпериода, состоящего из 3-х ФОДО ячеек</w:t>
+                              <w:t>.</w:t>
+                            </w:r>
+                            <w:r>
+                              <w:rPr>
+                                <w:i w:val="0"/>
+                                <w:iCs w:val="0"/>
+                                <w:sz w:val="22"/>
+                                <w:szCs w:val="22"/>
+                                <w:lang w:val="en-US"/>
+                              </w:rPr>
+                              <w:t xml:space="preserve"> Introduction of a superperiod consisting of 3 FODO cells</w:t>
                             </w:r>
                           </w:p>
                         </w:txbxContent>
@@ -3098,7 +2942,7 @@
                 <v:stroke joinstyle="miter"/>
                 <v:path gradientshapeok="t" o:connecttype="rect"/>
               </v:shapetype>
-              <v:shape id="Надпись 24" o:spid="_x0000_s1026" type="#_x0000_t202" style="position:absolute;left:0;text-align:left;margin-left:84.25pt;margin-top:172.5pt;width:319.1pt;height:.05pt;z-index:251695104;visibility:visible;mso-wrap-style:square;mso-wrap-distance-left:9pt;mso-wrap-distance-top:0;mso-wrap-distance-right:9pt;mso-wrap-distance-bottom:0;mso-position-horizontal:absolute;mso-position-horizontal-relative:text;mso-position-vertical:absolute;mso-position-vertical-relative:text;v-text-anchor:top" o:gfxdata="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" stroked="f">
+              <v:shape id="Надпись 24" o:spid="_x0000_s1026" type="#_x0000_t202" style="position:absolute;left:0;text-align:left;margin-left:84.2pt;margin-top:166.15pt;width:319.1pt;height:.05pt;z-index:251695104;visibility:visible;mso-wrap-style:square;mso-wrap-distance-left:9pt;mso-wrap-distance-top:0;mso-wrap-distance-right:9pt;mso-wrap-distance-bottom:0;mso-position-horizontal:absolute;mso-position-horizontal-relative:text;mso-position-vertical:absolute;mso-position-vertical-relative:text;v-text-anchor:top" o:gfxdata="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" stroked="f">
                 <v:textbox style="mso-fit-shape-to-text:t" inset="0,0,0,0">
                   <w:txbxContent>
                     <w:p>
@@ -3107,20 +2951,38 @@
                         <w:jc w:val="center"/>
                         <w:rPr>
                           <w:rFonts w:cs="Times New Roman"/>
+                          <w:i w:val="0"/>
+                          <w:iCs w:val="0"/>
                           <w:noProof/>
                           <w:sz w:val="22"/>
                           <w:szCs w:val="22"/>
+                          <w:lang w:val="en-US"/>
                         </w:rPr>
                       </w:pPr>
                       <w:r>
                         <w:rPr>
+                          <w:i w:val="0"/>
+                          <w:iCs w:val="0"/>
                           <w:sz w:val="22"/>
                           <w:szCs w:val="22"/>
+                          <w:lang w:val="en-US"/>
                         </w:rPr>
-                        <w:t xml:space="preserve">Рисунок </w:t>
+                        <w:t>Figure</w:t>
                       </w:r>
                       <w:r>
                         <w:rPr>
+                          <w:i w:val="0"/>
+                          <w:iCs w:val="0"/>
+                          <w:sz w:val="22"/>
+                          <w:szCs w:val="22"/>
+                          <w:lang w:val="en-US"/>
+                        </w:rPr>
+                        <w:t xml:space="preserve"> </w:t>
+                      </w:r>
+                      <w:r>
+                        <w:rPr>
+                          <w:i w:val="0"/>
+                          <w:iCs w:val="0"/>
                           <w:sz w:val="22"/>
                           <w:szCs w:val="22"/>
                         </w:rPr>
@@ -3128,13 +2990,37 @@
                       </w:r>
                       <w:r>
                         <w:rPr>
+                          <w:i w:val="0"/>
+                          <w:iCs w:val="0"/>
+                          <w:sz w:val="22"/>
+                          <w:szCs w:val="22"/>
+                          <w:lang w:val="en-US"/>
+                        </w:rPr>
+                        <w:instrText xml:space="preserve"> SEQ </w:instrText>
+                      </w:r>
+                      <w:r>
+                        <w:rPr>
+                          <w:i w:val="0"/>
+                          <w:iCs w:val="0"/>
                           <w:sz w:val="22"/>
                           <w:szCs w:val="22"/>
                         </w:rPr>
-                        <w:instrText xml:space="preserve"> SEQ Рисунок \* ARABIC </w:instrText>
+                        <w:instrText>Рисунок</w:instrText>
                       </w:r>
                       <w:r>
                         <w:rPr>
+                          <w:i w:val="0"/>
+                          <w:iCs w:val="0"/>
+                          <w:sz w:val="22"/>
+                          <w:szCs w:val="22"/>
+                          <w:lang w:val="en-US"/>
+                        </w:rPr>
+                        <w:instrText xml:space="preserve"> \* ARABIC </w:instrText>
+                      </w:r>
+                      <w:r>
+                        <w:rPr>
+                          <w:i w:val="0"/>
+                          <w:iCs w:val="0"/>
                           <w:sz w:val="22"/>
                           <w:szCs w:val="22"/>
                         </w:rPr>
@@ -3142,14 +3028,19 @@
                       </w:r>
                       <w:r>
                         <w:rPr>
+                          <w:i w:val="0"/>
+                          <w:iCs w:val="0"/>
                           <w:noProof/>
                           <w:sz w:val="22"/>
                           <w:szCs w:val="22"/>
+                          <w:lang w:val="en-US"/>
                         </w:rPr>
                         <w:t>1</w:t>
                       </w:r>
                       <w:r>
                         <w:rPr>
+                          <w:i w:val="0"/>
+                          <w:iCs w:val="0"/>
                           <w:sz w:val="22"/>
                           <w:szCs w:val="22"/>
                         </w:rPr>
@@ -3157,10 +3048,23 @@
                       </w:r>
                       <w:r>
                         <w:rPr>
+                          <w:i w:val="0"/>
+                          <w:iCs w:val="0"/>
                           <w:sz w:val="22"/>
                           <w:szCs w:val="22"/>
+                          <w:lang w:val="en-US"/>
                         </w:rPr>
-                        <w:t xml:space="preserve"> Введение суперпериода, состоящего из 3-х ФОДО ячеек</w:t>
+                        <w:t>.</w:t>
+                      </w:r>
+                      <w:r>
+                        <w:rPr>
+                          <w:i w:val="0"/>
+                          <w:iCs w:val="0"/>
+                          <w:sz w:val="22"/>
+                          <w:szCs w:val="22"/>
+                          <w:lang w:val="en-US"/>
+                        </w:rPr>
+                        <w:t xml:space="preserve"> Introduction of a superperiod consisting of 3 FODO cells</w:t>
                       </w:r>
                     </w:p>
                   </w:txbxContent>
@@ -3175,20 +3079,21 @@
         <w:rPr>
           <w:rFonts w:eastAsiaTheme="minorEastAsia" w:cs="Times New Roman"/>
           <w:noProof/>
+          <w:lang w:val="en-US"/>
         </w:rPr>
         <w:drawing>
-          <wp:anchor distT="0" distB="0" distL="114300" distR="114300" simplePos="0" relativeHeight="251693056" behindDoc="1" locked="0" layoutInCell="1" allowOverlap="1">
+          <wp:anchor distT="0" distB="0" distL="114300" distR="114300" simplePos="0" relativeHeight="251750400" behindDoc="0" locked="0" layoutInCell="1" allowOverlap="1">
             <wp:simplePos x="0" y="0"/>
             <wp:positionH relativeFrom="column">
-              <wp:posOffset>877369</wp:posOffset>
+              <wp:posOffset>0</wp:posOffset>
             </wp:positionH>
             <wp:positionV relativeFrom="paragraph">
-              <wp:posOffset>712470</wp:posOffset>
+              <wp:posOffset>255083</wp:posOffset>
             </wp:positionV>
-            <wp:extent cx="4458970" cy="1414145"/>
-            <wp:effectExtent l="0" t="0" r="0" b="0"/>
+            <wp:extent cx="6188710" cy="1708150"/>
+            <wp:effectExtent l="0" t="0" r="0" b="6350"/>
             <wp:wrapTopAndBottom/>
-            <wp:docPr id="10" name="Рисунок 10"/>
+            <wp:docPr id="16" name="Рисунок 16"/>
             <wp:cNvGraphicFramePr>
               <a:graphicFrameLocks xmlns:a="http://schemas.openxmlformats.org/drawingml/2006/main" noChangeAspect="1"/>
             </wp:cNvGraphicFramePr>
@@ -3196,7 +3101,7 @@
               <a:graphicData uri="http://schemas.openxmlformats.org/drawingml/2006/picture">
                 <pic:pic xmlns:pic="http://schemas.openxmlformats.org/drawingml/2006/picture">
                   <pic:nvPicPr>
-                    <pic:cNvPr id="10" name="Рисунок 10"/>
+                    <pic:cNvPr id="16" name="Рисунок 16"/>
                     <pic:cNvPicPr/>
                   </pic:nvPicPr>
                   <pic:blipFill>
@@ -3214,7 +3119,7 @@
                   <pic:spPr>
                     <a:xfrm>
                       <a:off x="0" y="0"/>
-                      <a:ext cx="4458970" cy="1414145"/>
+                      <a:ext cx="6188710" cy="1708150"/>
                     </a:xfrm>
                     <a:prstGeom prst="rect">
                       <a:avLst/>
@@ -3611,6 +3516,7 @@
           <w:rPr>
             <w:rFonts w:ascii="Cambria Math" w:hAnsi="Cambria Math" w:cs="Times New Roman"/>
           </w:rPr>
+          <w:lastRenderedPageBreak/>
           <m:t>ρ</m:t>
         </m:r>
         <m:r>
@@ -3646,14 +3552,7 @@
           <w:rFonts w:eastAsiaTheme="minorEastAsia" w:cs="Times New Roman"/>
           <w:lang w:val="en-US"/>
         </w:rPr>
-        <w:t>gradient and modulation</w:t>
-      </w:r>
-      <w:r>
-        <w:rPr>
-          <w:rFonts w:eastAsiaTheme="minorEastAsia" w:cs="Times New Roman"/>
-          <w:lang w:val="en-US"/>
-        </w:rPr>
-        <w:t xml:space="preserve"> </w:t>
+        <w:t xml:space="preserve">gradient and modulation </w:t>
       </w:r>
       <w:r>
         <w:rPr>
@@ -4774,14 +4673,7 @@
                 <w:rFonts w:ascii="Cambria Math" w:eastAsiaTheme="minorEastAsia" w:hAnsi="Cambria Math" w:cs="Times New Roman"/>
                 <w:lang w:val="en-US"/>
               </w:rPr>
-              <m:t>k</m:t>
-            </m:r>
-            <m:r>
-              <w:rPr>
-                <w:rFonts w:ascii="Cambria Math" w:eastAsiaTheme="minorEastAsia" w:hAnsi="Cambria Math" w:cs="Times New Roman"/>
-                <w:lang w:val="en-US"/>
-              </w:rPr>
-              <m:t>=0</m:t>
+              <m:t>k=0</m:t>
             </m:r>
           </m:sub>
           <m:sup>
@@ -4891,14 +4783,7 @@
           <w:rFonts w:eastAsiaTheme="minorEastAsia" w:cs="Times New Roman"/>
           <w:lang w:val="en-US"/>
         </w:rPr>
-        <w:t xml:space="preserve"> modulation</w:t>
-      </w:r>
-      <w:r>
-        <w:rPr>
-          <w:rFonts w:eastAsiaTheme="minorEastAsia" w:cs="Times New Roman"/>
-          <w:lang w:val="en-US"/>
-        </w:rPr>
-        <w:t xml:space="preserve"> </w:t>
+        <w:t xml:space="preserve"> modulation </w:t>
       </w:r>
       <m:oMath>
         <m:sSub>
@@ -5340,21 +5225,7 @@
           <w:rFonts w:eastAsiaTheme="minorEastAsia" w:cs="Times New Roman"/>
           <w:lang w:val="en-US"/>
         </w:rPr>
-        <w:t>has a dominant influence</w:t>
-      </w:r>
-      <w:r>
-        <w:rPr>
-          <w:rFonts w:eastAsiaTheme="minorEastAsia" w:cs="Times New Roman"/>
-          <w:lang w:val="en-US"/>
-        </w:rPr>
-        <w:t xml:space="preserve"> </w:t>
-      </w:r>
-      <w:r>
-        <w:rPr>
-          <w:rFonts w:eastAsiaTheme="minorEastAsia" w:cs="Times New Roman"/>
-          <w:lang w:val="en-US"/>
-        </w:rPr>
-        <w:t>and for 12 FODO cells, the condition is implemented</w:t>
+        <w:t>has a dominant influence and for 12 FODO cells, the condition is implemented</w:t>
       </w:r>
       <w:r>
         <w:rPr>
@@ -5538,13 +5409,20 @@
           <w:rFonts w:eastAsiaTheme="minorEastAsia" w:cs="Times New Roman"/>
           <w:lang w:val="en-US"/>
         </w:rPr>
-        <w:t>Previously, all formulas were given for the arc, and not for the entire ring of the collider.</w:t>
+        <w:t xml:space="preserve">Previously, all formulas were given for the arc, and not for the entire ring of the collider. </w:t>
       </w:r>
       <w:r>
         <w:rPr>
           <w:rFonts w:eastAsiaTheme="minorEastAsia" w:cs="Times New Roman"/>
           <w:lang w:val="en-US"/>
         </w:rPr>
+        <w:t>The insertion of straight sections reduces the degree of modulation of the dispersion function.</w:t>
+      </w:r>
+      <w:r>
+        <w:rPr>
+          <w:rFonts w:eastAsiaTheme="minorEastAsia" w:cs="Times New Roman"/>
+          <w:lang w:val="en-US"/>
+        </w:rPr>
         <w:t xml:space="preserve"> </w:t>
       </w:r>
       <w:r>
@@ -5552,50 +5430,28 @@
           <w:rFonts w:eastAsiaTheme="minorEastAsia" w:cs="Times New Roman"/>
           <w:lang w:val="en-US"/>
         </w:rPr>
-        <w:t>The insertion of straight sections reduces the degree of modulation of the dispersion function.</w:t>
+        <w:t>T</w:t>
       </w:r>
       <w:r>
         <w:rPr>
           <w:rFonts w:eastAsiaTheme="minorEastAsia" w:cs="Times New Roman"/>
           <w:lang w:val="en-US"/>
         </w:rPr>
-        <w:t xml:space="preserve"> </w:t>
+        <w:t xml:space="preserve">he average value of the </w:t>
       </w:r>
       <w:r>
         <w:rPr>
           <w:rFonts w:eastAsiaTheme="minorEastAsia" w:cs="Times New Roman"/>
           <w:lang w:val="en-US"/>
         </w:rPr>
-        <w:t>T</w:t>
+        <w:t>dispersion</w:t>
       </w:r>
       <w:r>
         <w:rPr>
           <w:rFonts w:eastAsiaTheme="minorEastAsia" w:cs="Times New Roman"/>
           <w:lang w:val="en-US"/>
         </w:rPr>
-        <w:t xml:space="preserve">he average value of the </w:t>
-      </w:r>
-      <w:r>
-        <w:rPr>
-          <w:rFonts w:eastAsiaTheme="minorEastAsia" w:cs="Times New Roman"/>
-          <w:lang w:val="en-US"/>
-        </w:rPr>
-        <w:t>dispersion</w:t>
-      </w:r>
-      <w:r>
-        <w:rPr>
-          <w:rFonts w:eastAsiaTheme="minorEastAsia" w:cs="Times New Roman"/>
-          <w:lang w:val="en-US"/>
-        </w:rPr>
-        <w:t xml:space="preserve"> decreases </w:t>
-      </w:r>
-      <w:r>
-        <w:rPr>
-          <w:rFonts w:eastAsiaTheme="minorEastAsia" w:cs="Times New Roman"/>
-          <w:lang w:val="en-US"/>
-        </w:rPr>
-        <w:lastRenderedPageBreak/>
-        <w:t>with a longer orbit length</w:t>
+        <w:t xml:space="preserve"> decreases with a longer orbit length</w:t>
       </w:r>
       <w:r>
         <w:rPr>
@@ -5691,6 +5547,16 @@
         </w:rPr>
         <w:t xml:space="preserve">  increases and is determined by the expression:</w:t>
       </w:r>
+    </w:p>
+    <w:p>
+      <w:pPr>
+        <w:spacing w:line="360" w:lineRule="auto"/>
+        <w:jc w:val="both"/>
+        <w:rPr>
+          <w:rFonts w:eastAsiaTheme="minorEastAsia" w:cs="Times New Roman"/>
+          <w:lang w:val="en-US"/>
+        </w:rPr>
+      </w:pPr>
     </w:p>
     <w:p>
       <w:pPr>
@@ -5989,32 +5855,26 @@
           <w:rFonts w:eastAsia="Calibri"/>
           <w:b/>
           <w:bCs/>
-        </w:rPr>
-      </w:pPr>
-      <w:bookmarkStart w:id="9" w:name="_Toc65947105"/>
-      <w:bookmarkStart w:id="10" w:name="_Toc65947274"/>
-      <w:bookmarkStart w:id="11" w:name="_Toc65947608"/>
-      <w:bookmarkStart w:id="12" w:name="_Toc65947619"/>
+          <w:lang w:val="en-US"/>
+        </w:rPr>
+      </w:pPr>
+      <w:bookmarkStart w:id="1" w:name="_Toc65947105"/>
+      <w:bookmarkStart w:id="2" w:name="_Toc65947274"/>
+      <w:bookmarkStart w:id="3" w:name="_Toc65947608"/>
+      <w:bookmarkStart w:id="4" w:name="_Toc65947619"/>
       <w:r>
         <w:rPr>
           <w:rFonts w:eastAsia="Calibri"/>
           <w:b/>
           <w:bCs/>
-        </w:rPr>
-        <w:t>Рассмотрение способов поднятия критической энергии методом суперпериодической модуляции</w:t>
-      </w:r>
-      <w:r>
-        <w:rPr>
-          <w:rFonts w:eastAsia="Calibri"/>
-          <w:b/>
-          <w:bCs/>
-        </w:rPr>
-        <w:t>.</w:t>
-      </w:r>
-      <w:bookmarkEnd w:id="9"/>
-      <w:bookmarkEnd w:id="10"/>
-      <w:bookmarkEnd w:id="11"/>
-      <w:bookmarkEnd w:id="12"/>
+          <w:lang w:val="en-US"/>
+        </w:rPr>
+        <w:t>INCREASING THE CRITICAL ENERGY BY SUPERPERIODIC MODULATION.</w:t>
+      </w:r>
+      <w:bookmarkEnd w:id="1"/>
+      <w:bookmarkEnd w:id="2"/>
+      <w:bookmarkEnd w:id="3"/>
+      <w:bookmarkEnd w:id="4"/>
     </w:p>
     <w:p>
       <w:pPr>
@@ -6051,7 +5911,14 @@
         <w:rPr>
           <w:lang w:val="en-US"/>
         </w:rPr>
-        <w:t>To do this, consider a superperiod consisting of 3 FODO cells, where the central focusing quadrupole differs from the two edge ones by a larger gradient value.</w:t>
+        <w:t xml:space="preserve">To do this, consider </w:t>
+      </w:r>
+      <w:r>
+        <w:rPr>
+          <w:lang w:val="en-US"/>
+        </w:rPr>
+        <w:lastRenderedPageBreak/>
+        <w:t>a superperiod consisting of 3 FODO cells, where the central focusing quadrupole differs from the two edge ones by a larger gradient value.</w:t>
       </w:r>
     </w:p>
     <w:p>
@@ -6076,13 +5943,7 @@
         <w:rPr>
           <w:lang w:val="en-US"/>
         </w:rPr>
-        <w:t xml:space="preserve"> </w:t>
-      </w:r>
-      <w:r>
-        <w:rPr>
-          <w:lang w:val="en-US"/>
-        </w:rPr>
-        <w:t xml:space="preserve">This requirement is easily implemented in the case of creating regular </w:t>
+        <w:t xml:space="preserve"> This requirement is easily implemented in the case of creating regular </w:t>
       </w:r>
       <w:r>
         <w:rPr>
@@ -6329,13 +6190,7 @@
         <w:rPr>
           <w:lang w:val="en-US"/>
         </w:rPr>
-        <w:t>superperiods</w:t>
-      </w:r>
-      <w:r>
-        <w:rPr>
-          <w:lang w:val="en-US"/>
-        </w:rPr>
-        <w:t>.</w:t>
+        <w:t>superperiods.</w:t>
       </w:r>
     </w:p>
     <w:p>
@@ -6351,13 +6206,7 @@
         <w:rPr>
           <w:lang w:val="en-US"/>
         </w:rPr>
-        <w:t>To be precise, the dispersion suppression is carried out by using two edge FODO cells located symmetrically on both sides</w:t>
-      </w:r>
-      <w:r>
-        <w:rPr>
-          <w:lang w:val="en-US"/>
-        </w:rPr>
-        <w:t>.</w:t>
+        <w:t>To be precise, the dispersion suppression is carried out by using two edge FODO cells located symmetrically on both sides.</w:t>
       </w:r>
       <w:r>
         <w:rPr>
@@ -6393,71 +6242,41 @@
         <w:rPr>
           <w:lang w:val="en-US"/>
         </w:rPr>
+        <w:t xml:space="preserve"> differ</w:t>
+      </w:r>
+      <w:r>
+        <w:rPr>
+          <w:lang w:val="en-US"/>
+        </w:rPr>
         <w:t xml:space="preserve"> </w:t>
       </w:r>
+      <w:proofErr w:type="spellStart"/>
       <w:r>
         <w:rPr>
           <w:lang w:val="en-US"/>
         </w:rPr>
         <w:t>differ</w:t>
       </w:r>
-      <w:r>
-        <w:rPr>
-          <w:lang w:val="en-US"/>
-        </w:rPr>
-        <w:t xml:space="preserve"> </w:t>
+      <w:proofErr w:type="spellEnd"/>
+      <w:r>
+        <w:rPr>
+          <w:lang w:val="en-US"/>
+        </w:rPr>
+        <w:t xml:space="preserve"> in the presence of a missing-magnet and in these cells, the QFE1 and QFE2 quadrupoles also have different gradients from the main </w:t>
       </w:r>
       <w:proofErr w:type="spellStart"/>
       <w:r>
         <w:rPr>
           <w:lang w:val="en-US"/>
         </w:rPr>
-        <w:t>differ</w:t>
+        <w:t>arс</w:t>
       </w:r>
       <w:proofErr w:type="spellEnd"/>
       <w:r>
         <w:rPr>
           <w:lang w:val="en-US"/>
         </w:rPr>
-        <w:t xml:space="preserve"> in the presence of a missing-magnet</w:t>
-      </w:r>
-      <w:r>
-        <w:rPr>
-          <w:lang w:val="en-US"/>
-        </w:rPr>
-        <w:t xml:space="preserve"> </w:t>
-      </w:r>
-      <w:r>
-        <w:rPr>
-          <w:lang w:val="en-US"/>
-        </w:rPr>
-        <w:t xml:space="preserve">and in these cells, the QFE1 and QFE2 quadrupoles also have different gradients from the main </w:t>
-      </w:r>
-      <w:proofErr w:type="spellStart"/>
-      <w:r>
-        <w:rPr>
-          <w:lang w:val="en-US"/>
-        </w:rPr>
-        <w:t>arс</w:t>
-      </w:r>
-      <w:proofErr w:type="spellEnd"/>
-      <w:r>
-        <w:rPr>
-          <w:lang w:val="en-US"/>
-        </w:rPr>
-        <w:t xml:space="preserve"> quadrupoles</w:t>
-      </w:r>
-      <w:r>
-        <w:rPr>
-          <w:lang w:val="en-US"/>
-        </w:rPr>
-        <w:t xml:space="preserve"> </w:t>
-      </w:r>
-      <w:r>
-        <w:rPr>
-          <w:lang w:val="en-US"/>
-        </w:rPr>
-        <w:t xml:space="preserve">and are selected to suppress the </w:t>
+        <w:t xml:space="preserve"> quadrupoles and are selected to suppress the </w:t>
       </w:r>
       <w:r>
         <w:rPr>
@@ -6497,6 +6316,9 @@
         <w:pStyle w:val="a5"/>
         <w:spacing w:line="360" w:lineRule="auto"/>
         <w:jc w:val="both"/>
+        <w:rPr>
+          <w:lang w:val="en-US"/>
+        </w:rPr>
       </w:pPr>
       <w:r>
         <w:rPr>
@@ -6556,411 +6378,6 @@
           <w:lang w:val="en-US"/>
         </w:rPr>
       </w:pPr>
-      <w:r>
-        <w:rPr>
-          <w:lang w:val="en-US"/>
-        </w:rPr>
-        <w:t xml:space="preserve"> </w:t>
-      </w:r>
-      <w:r>
-        <w:rPr>
-          <w:noProof/>
-          <w:lang w:val="en-US"/>
-        </w:rPr>
-        <w:t>The defocusing quadrupoles in both the first and second cases belong to only one QD family</w:t>
-      </w:r>
-      <w:r>
-        <w:rPr>
-          <w:lang w:val="en-US"/>
-        </w:rPr>
-        <w:t>.</w:t>
-      </w:r>
-    </w:p>
-    <w:p>
-      <w:pPr>
-        <w:spacing w:line="360" w:lineRule="auto"/>
-        <w:ind w:firstLine="360"/>
-        <w:jc w:val="both"/>
-        <w:rPr>
-          <w:lang w:val="en-US"/>
-        </w:rPr>
-      </w:pPr>
-      <w:r>
-        <w:rPr>
-          <w:noProof/>
-        </w:rPr>
-        <w:lastRenderedPageBreak/>
-        <mc:AlternateContent>
-          <mc:Choice Requires="wps">
-            <w:drawing>
-              <wp:anchor distT="0" distB="0" distL="114300" distR="114300" simplePos="0" relativeHeight="251677696" behindDoc="1" locked="0" layoutInCell="1" allowOverlap="1" wp14:anchorId="1BE84523" wp14:editId="38B10C55">
-                <wp:simplePos x="0" y="0"/>
-                <wp:positionH relativeFrom="column">
-                  <wp:posOffset>-202513</wp:posOffset>
-                </wp:positionH>
-                <wp:positionV relativeFrom="paragraph">
-                  <wp:posOffset>5145014</wp:posOffset>
-                </wp:positionV>
-                <wp:extent cx="6577330" cy="635"/>
-                <wp:effectExtent l="0" t="0" r="1270" b="5080"/>
-                <wp:wrapTight wrapText="bothSides">
-                  <wp:wrapPolygon edited="0">
-                    <wp:start x="0" y="0"/>
-                    <wp:lineTo x="0" y="21386"/>
-                    <wp:lineTo x="21562" y="21386"/>
-                    <wp:lineTo x="21562" y="0"/>
-                    <wp:lineTo x="0" y="0"/>
-                  </wp:wrapPolygon>
-                </wp:wrapTight>
-                <wp:docPr id="8" name="Надпись 8"/>
-                <wp:cNvGraphicFramePr/>
-                <a:graphic xmlns:a="http://schemas.openxmlformats.org/drawingml/2006/main">
-                  <a:graphicData uri="http://schemas.microsoft.com/office/word/2010/wordprocessingShape">
-                    <wps:wsp>
-                      <wps:cNvSpPr txBox="1"/>
-                      <wps:spPr>
-                        <a:xfrm>
-                          <a:off x="0" y="0"/>
-                          <a:ext cx="6577330" cy="635"/>
-                        </a:xfrm>
-                        <a:prstGeom prst="rect">
-                          <a:avLst/>
-                        </a:prstGeom>
-                        <a:solidFill>
-                          <a:prstClr val="white"/>
-                        </a:solidFill>
-                        <a:ln>
-                          <a:noFill/>
-                        </a:ln>
-                      </wps:spPr>
-                      <wps:txbx>
-                        <w:txbxContent>
-                          <w:p>
-                            <w:pPr>
-                              <w:pStyle w:val="a7"/>
-                              <w:jc w:val="both"/>
-                              <w:rPr>
-                                <w:i w:val="0"/>
-                                <w:iCs w:val="0"/>
-                                <w:noProof/>
-                                <w:sz w:val="22"/>
-                                <w:szCs w:val="22"/>
-                                <w:lang w:val="en-US"/>
-                              </w:rPr>
-                            </w:pPr>
-                            <w:r>
-                              <w:rPr>
-                                <w:i w:val="0"/>
-                                <w:iCs w:val="0"/>
-                                <w:sz w:val="22"/>
-                                <w:szCs w:val="22"/>
-                                <w:lang w:val="en-US"/>
-                              </w:rPr>
-                              <w:t>Figure</w:t>
-                            </w:r>
-                            <w:r>
-                              <w:rPr>
-                                <w:i w:val="0"/>
-                                <w:iCs w:val="0"/>
-                                <w:sz w:val="22"/>
-                                <w:szCs w:val="22"/>
-                                <w:lang w:val="en-US"/>
-                              </w:rPr>
-                              <w:t xml:space="preserve"> 3</w:t>
-                            </w:r>
-                            <w:r>
-                              <w:rPr>
-                                <w:i w:val="0"/>
-                                <w:iCs w:val="0"/>
-                                <w:sz w:val="22"/>
-                                <w:szCs w:val="22"/>
-                                <w:lang w:val="en-US"/>
-                              </w:rPr>
-                              <w:t xml:space="preserve"> </w:t>
-                            </w:r>
-                            <w:r>
-                              <w:rPr>
-                                <w:i w:val="0"/>
-                                <w:iCs w:val="0"/>
-                                <w:sz w:val="22"/>
-                                <w:szCs w:val="22"/>
-                                <w:lang w:val="en-US"/>
-                              </w:rPr>
-                              <w:t>The scheme of arrangement of quadrupoles on the arc</w:t>
-                            </w:r>
-                            <w:r>
-                              <w:rPr>
-                                <w:i w:val="0"/>
-                                <w:iCs w:val="0"/>
-                                <w:sz w:val="22"/>
-                                <w:szCs w:val="22"/>
-                                <w:lang w:val="en-US"/>
-                              </w:rPr>
-                              <w:t xml:space="preserve"> </w:t>
-                            </w:r>
-                            <w:r>
-                              <w:rPr>
-                                <w:i w:val="0"/>
-                                <w:iCs w:val="0"/>
-                                <w:sz w:val="22"/>
-                                <w:szCs w:val="22"/>
-                                <w:lang w:val="en-US"/>
-                              </w:rPr>
-                              <w:t xml:space="preserve">of the accelerating ring, providing a variation of the critical energy and performing the function of </w:t>
-                            </w:r>
-                            <w:r>
-                              <w:rPr>
-                                <w:i w:val="0"/>
-                                <w:iCs w:val="0"/>
-                                <w:sz w:val="22"/>
-                                <w:szCs w:val="22"/>
-                                <w:lang w:val="en-US"/>
-                              </w:rPr>
-                              <w:t xml:space="preserve">dispersion </w:t>
-                            </w:r>
-                            <w:r>
-                              <w:rPr>
-                                <w:i w:val="0"/>
-                                <w:iCs w:val="0"/>
-                                <w:sz w:val="22"/>
-                                <w:szCs w:val="22"/>
-                                <w:lang w:val="en-US"/>
-                              </w:rPr>
-                              <w:t>suppression in straight sections.</w:t>
-                            </w:r>
-                            <w:r>
-                              <w:rPr>
-                                <w:sz w:val="22"/>
-                                <w:szCs w:val="22"/>
-                                <w:lang w:val="en-US"/>
-                              </w:rPr>
-                              <w:t xml:space="preserve"> </w:t>
-                            </w:r>
-                            <w:bookmarkStart w:id="13" w:name="OLE_LINK1"/>
-                            <w:bookmarkStart w:id="14" w:name="OLE_LINK2"/>
-                            <w:bookmarkStart w:id="15" w:name="_Hlk74064207"/>
-                            <w:r>
-                              <w:rPr>
-                                <w:i w:val="0"/>
-                                <w:iCs w:val="0"/>
-                                <w:sz w:val="22"/>
-                                <w:szCs w:val="22"/>
-                                <w:lang w:val="en-US"/>
-                              </w:rPr>
-                              <w:t>The case with the possibility of dispersion suppression by edge superperiods (Edge suppressor) is shown above.</w:t>
-                            </w:r>
-                            <w:r>
-                              <w:rPr>
-                                <w:i w:val="0"/>
-                                <w:iCs w:val="0"/>
-                                <w:sz w:val="22"/>
-                                <w:szCs w:val="22"/>
-                                <w:lang w:val="en-US"/>
-                              </w:rPr>
-                              <w:t xml:space="preserve"> </w:t>
-                            </w:r>
-                            <w:bookmarkEnd w:id="13"/>
-                            <w:bookmarkEnd w:id="14"/>
-                            <w:bookmarkEnd w:id="15"/>
-                            <w:r>
-                              <w:rPr>
-                                <w:i w:val="0"/>
-                                <w:iCs w:val="0"/>
-                                <w:sz w:val="22"/>
-                                <w:szCs w:val="22"/>
-                                <w:lang w:val="en-US"/>
-                              </w:rPr>
-                              <w:t>B</w:t>
-                            </w:r>
-                            <w:r>
-                              <w:rPr>
-                                <w:i w:val="0"/>
-                                <w:iCs w:val="0"/>
-                                <w:sz w:val="22"/>
-                                <w:szCs w:val="22"/>
-                                <w:lang w:val="en-US"/>
-                              </w:rPr>
-                              <w:t>elow, the dispersion is suppressed only by matching the gradients of two families of quadrupoles (Arc suppressor).</w:t>
-                            </w:r>
-                          </w:p>
-                        </w:txbxContent>
-                      </wps:txbx>
-                      <wps:bodyPr rot="0" spcFirstLastPara="0" vertOverflow="overflow" horzOverflow="overflow" vert="horz" wrap="square" lIns="0" tIns="0" rIns="0" bIns="0" numCol="1" spcCol="0" rtlCol="0" fromWordArt="0" anchor="t" anchorCtr="0" forceAA="0" compatLnSpc="1">
-                        <a:prstTxWarp prst="textNoShape">
-                          <a:avLst/>
-                        </a:prstTxWarp>
-                        <a:spAutoFit/>
-                      </wps:bodyPr>
-                    </wps:wsp>
-                  </a:graphicData>
-                </a:graphic>
-                <wp14:sizeRelH relativeFrom="margin">
-                  <wp14:pctWidth>0</wp14:pctWidth>
-                </wp14:sizeRelH>
-              </wp:anchor>
-            </w:drawing>
-          </mc:Choice>
-          <mc:Fallback>
-            <w:pict>
-              <v:shape w14:anchorId="1BE84523" id="Надпись 8" o:spid="_x0000_s1027" type="#_x0000_t202" style="position:absolute;left:0;text-align:left;margin-left:-15.95pt;margin-top:405.1pt;width:517.9pt;height:.05pt;z-index:-251638784;visibility:visible;mso-wrap-style:square;mso-width-percent:0;mso-wrap-distance-left:9pt;mso-wrap-distance-top:0;mso-wrap-distance-right:9pt;mso-wrap-distance-bottom:0;mso-position-horizontal:absolute;mso-position-horizontal-relative:text;mso-position-vertical:absolute;mso-position-vertical-relative:text;mso-width-percent:0;mso-width-relative:margin;v-text-anchor:top" o:gfxdata="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" stroked="f">
-                <v:textbox style="mso-fit-shape-to-text:t" inset="0,0,0,0">
-                  <w:txbxContent>
-                    <w:p>
-                      <w:pPr>
-                        <w:pStyle w:val="a7"/>
-                        <w:jc w:val="both"/>
-                        <w:rPr>
-                          <w:i w:val="0"/>
-                          <w:iCs w:val="0"/>
-                          <w:noProof/>
-                          <w:sz w:val="22"/>
-                          <w:szCs w:val="22"/>
-                          <w:lang w:val="en-US"/>
-                        </w:rPr>
-                      </w:pPr>
-                      <w:r>
-                        <w:rPr>
-                          <w:i w:val="0"/>
-                          <w:iCs w:val="0"/>
-                          <w:sz w:val="22"/>
-                          <w:szCs w:val="22"/>
-                          <w:lang w:val="en-US"/>
-                        </w:rPr>
-                        <w:t>Figure</w:t>
-                      </w:r>
-                      <w:r>
-                        <w:rPr>
-                          <w:i w:val="0"/>
-                          <w:iCs w:val="0"/>
-                          <w:sz w:val="22"/>
-                          <w:szCs w:val="22"/>
-                          <w:lang w:val="en-US"/>
-                        </w:rPr>
-                        <w:t xml:space="preserve"> 3</w:t>
-                      </w:r>
-                      <w:r>
-                        <w:rPr>
-                          <w:i w:val="0"/>
-                          <w:iCs w:val="0"/>
-                          <w:sz w:val="22"/>
-                          <w:szCs w:val="22"/>
-                          <w:lang w:val="en-US"/>
-                        </w:rPr>
-                        <w:t xml:space="preserve"> </w:t>
-                      </w:r>
-                      <w:r>
-                        <w:rPr>
-                          <w:i w:val="0"/>
-                          <w:iCs w:val="0"/>
-                          <w:sz w:val="22"/>
-                          <w:szCs w:val="22"/>
-                          <w:lang w:val="en-US"/>
-                        </w:rPr>
-                        <w:t>The scheme of arrangement of quadrupoles on the arc</w:t>
-                      </w:r>
-                      <w:r>
-                        <w:rPr>
-                          <w:i w:val="0"/>
-                          <w:iCs w:val="0"/>
-                          <w:sz w:val="22"/>
-                          <w:szCs w:val="22"/>
-                          <w:lang w:val="en-US"/>
-                        </w:rPr>
-                        <w:t xml:space="preserve"> </w:t>
-                      </w:r>
-                      <w:r>
-                        <w:rPr>
-                          <w:i w:val="0"/>
-                          <w:iCs w:val="0"/>
-                          <w:sz w:val="22"/>
-                          <w:szCs w:val="22"/>
-                          <w:lang w:val="en-US"/>
-                        </w:rPr>
-                        <w:t xml:space="preserve">of the accelerating ring, providing a variation of the critical energy and performing the function of </w:t>
-                      </w:r>
-                      <w:r>
-                        <w:rPr>
-                          <w:i w:val="0"/>
-                          <w:iCs w:val="0"/>
-                          <w:sz w:val="22"/>
-                          <w:szCs w:val="22"/>
-                          <w:lang w:val="en-US"/>
-                        </w:rPr>
-                        <w:t xml:space="preserve">dispersion </w:t>
-                      </w:r>
-                      <w:r>
-                        <w:rPr>
-                          <w:i w:val="0"/>
-                          <w:iCs w:val="0"/>
-                          <w:sz w:val="22"/>
-                          <w:szCs w:val="22"/>
-                          <w:lang w:val="en-US"/>
-                        </w:rPr>
-                        <w:t>suppression in straight sections.</w:t>
-                      </w:r>
-                      <w:r>
-                        <w:rPr>
-                          <w:sz w:val="22"/>
-                          <w:szCs w:val="22"/>
-                          <w:lang w:val="en-US"/>
-                        </w:rPr>
-                        <w:t xml:space="preserve"> </w:t>
-                      </w:r>
-                      <w:bookmarkStart w:id="16" w:name="OLE_LINK1"/>
-                      <w:bookmarkStart w:id="17" w:name="OLE_LINK2"/>
-                      <w:bookmarkStart w:id="18" w:name="_Hlk74064207"/>
-                      <w:r>
-                        <w:rPr>
-                          <w:i w:val="0"/>
-                          <w:iCs w:val="0"/>
-                          <w:sz w:val="22"/>
-                          <w:szCs w:val="22"/>
-                          <w:lang w:val="en-US"/>
-                        </w:rPr>
-                        <w:t>The case with the possibility of dispersion suppression by edge superperiods (Edge suppressor) is shown above.</w:t>
-                      </w:r>
-                      <w:r>
-                        <w:rPr>
-                          <w:i w:val="0"/>
-                          <w:iCs w:val="0"/>
-                          <w:sz w:val="22"/>
-                          <w:szCs w:val="22"/>
-                          <w:lang w:val="en-US"/>
-                        </w:rPr>
-                        <w:t xml:space="preserve"> </w:t>
-                      </w:r>
-                      <w:bookmarkEnd w:id="16"/>
-                      <w:bookmarkEnd w:id="17"/>
-                      <w:bookmarkEnd w:id="18"/>
-                      <w:r>
-                        <w:rPr>
-                          <w:i w:val="0"/>
-                          <w:iCs w:val="0"/>
-                          <w:sz w:val="22"/>
-                          <w:szCs w:val="22"/>
-                          <w:lang w:val="en-US"/>
-                        </w:rPr>
-                        <w:t>B</w:t>
-                      </w:r>
-                      <w:r>
-                        <w:rPr>
-                          <w:i w:val="0"/>
-                          <w:iCs w:val="0"/>
-                          <w:sz w:val="22"/>
-                          <w:szCs w:val="22"/>
-                          <w:lang w:val="en-US"/>
-                        </w:rPr>
-                        <w:t>elow, the dispersion is suppressed only by matching the gradients of two families of quadrupoles (Arc suppressor).</w:t>
-                      </w:r>
-                    </w:p>
-                  </w:txbxContent>
-                </v:textbox>
-                <w10:wrap type="tight"/>
-              </v:shape>
-            </w:pict>
-          </mc:Fallback>
-        </mc:AlternateContent>
-      </w:r>
       <w:r>
         <w:rPr>
           <w:noProof/>
@@ -6971,13 +6388,13 @@
               <wp:anchor distT="0" distB="0" distL="114300" distR="114300" simplePos="0" relativeHeight="251698176" behindDoc="0" locked="0" layoutInCell="1" allowOverlap="1" wp14:anchorId="05A84FC7" wp14:editId="25092DD5">
                 <wp:simplePos x="0" y="0"/>
                 <wp:positionH relativeFrom="column">
-                  <wp:posOffset>47625</wp:posOffset>
+                  <wp:posOffset>-108585</wp:posOffset>
                 </wp:positionH>
                 <wp:positionV relativeFrom="paragraph">
-                  <wp:posOffset>2173779</wp:posOffset>
+                  <wp:posOffset>2320157</wp:posOffset>
                 </wp:positionV>
                 <wp:extent cx="5940425" cy="635"/>
-                <wp:effectExtent l="0" t="0" r="3175" b="12065"/>
+                <wp:effectExtent l="0" t="0" r="3175" b="4445"/>
                 <wp:wrapTopAndBottom/>
                 <wp:docPr id="26" name="Надпись 26"/>
                 <wp:cNvGraphicFramePr/>
@@ -7104,6 +6521,18 @@
                             </w:r>
                             <w:r>
                               <w:rPr>
+                                <w:i w:val="0"/>
+                                <w:iCs w:val="0"/>
+                                <w:sz w:val="22"/>
+                                <w:szCs w:val="22"/>
+                                <w:lang w:val="en-US"/>
+                              </w:rPr>
+                              <w:t>.</w:t>
+                            </w:r>
+                            <w:r>
+                              <w:rPr>
+                                <w:i w:val="0"/>
+                                <w:iCs w:val="0"/>
                                 <w:sz w:val="22"/>
                                 <w:szCs w:val="22"/>
                                 <w:lang w:val="en-US"/>
@@ -7147,7 +6576,7 @@
           </mc:Choice>
           <mc:Fallback>
             <w:pict>
-              <v:shape w14:anchorId="05A84FC7" id="Надпись 26" o:spid="_x0000_s1028" type="#_x0000_t202" style="position:absolute;left:0;text-align:left;margin-left:3.75pt;margin-top:171.15pt;width:467.75pt;height:.05pt;z-index:251698176;visibility:visible;mso-wrap-style:square;mso-wrap-distance-left:9pt;mso-wrap-distance-top:0;mso-wrap-distance-right:9pt;mso-wrap-distance-bottom:0;mso-position-horizontal:absolute;mso-position-horizontal-relative:text;mso-position-vertical:absolute;mso-position-vertical-relative:text;v-text-anchor:top" o:gfxdata="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" stroked="f">
+              <v:shape w14:anchorId="05A84FC7" id="Надпись 26" o:spid="_x0000_s1027" type="#_x0000_t202" style="position:absolute;left:0;text-align:left;margin-left:-8.55pt;margin-top:182.7pt;width:467.75pt;height:.05pt;z-index:251698176;visibility:visible;mso-wrap-style:square;mso-wrap-distance-left:9pt;mso-wrap-distance-top:0;mso-wrap-distance-right:9pt;mso-wrap-distance-bottom:0;mso-position-horizontal:absolute;mso-position-horizontal-relative:text;mso-position-vertical:absolute;mso-position-vertical-relative:text;v-text-anchor:top" o:gfxdata="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" stroked="f">
                 <v:textbox style="mso-fit-shape-to-text:t" inset="0,0,0,0">
                   <w:txbxContent>
                     <w:p>
@@ -7252,6 +6681,18 @@
                       </w:r>
                       <w:r>
                         <w:rPr>
+                          <w:i w:val="0"/>
+                          <w:iCs w:val="0"/>
+                          <w:sz w:val="22"/>
+                          <w:szCs w:val="22"/>
+                          <w:lang w:val="en-US"/>
+                        </w:rPr>
+                        <w:t>.</w:t>
+                      </w:r>
+                      <w:r>
+                        <w:rPr>
+                          <w:i w:val="0"/>
+                          <w:iCs w:val="0"/>
                           <w:sz w:val="22"/>
                           <w:szCs w:val="22"/>
                           <w:lang w:val="en-US"/>
@@ -7289,21 +6730,26 @@
       </w:r>
       <w:r>
         <w:rPr>
+          <w:i/>
+          <w:iCs/>
           <w:noProof/>
+          <w:sz w:val="22"/>
+          <w:szCs w:val="22"/>
+          <w:lang w:val="en-US"/>
         </w:rPr>
         <w:drawing>
-          <wp:anchor distT="0" distB="0" distL="114300" distR="114300" simplePos="0" relativeHeight="251696128" behindDoc="0" locked="0" layoutInCell="1" allowOverlap="1">
+          <wp:anchor distT="0" distB="0" distL="114300" distR="114300" simplePos="0" relativeHeight="251751424" behindDoc="0" locked="0" layoutInCell="1" allowOverlap="1" wp14:anchorId="004257D7">
             <wp:simplePos x="0" y="0"/>
             <wp:positionH relativeFrom="column">
-              <wp:posOffset>-61595</wp:posOffset>
+              <wp:posOffset>115570</wp:posOffset>
             </wp:positionH>
             <wp:positionV relativeFrom="paragraph">
-              <wp:posOffset>187325</wp:posOffset>
+              <wp:posOffset>401955</wp:posOffset>
             </wp:positionV>
-            <wp:extent cx="5940425" cy="1990090"/>
-            <wp:effectExtent l="0" t="0" r="3175" b="3810"/>
+            <wp:extent cx="5940425" cy="1581785"/>
+            <wp:effectExtent l="0" t="0" r="3175" b="5715"/>
             <wp:wrapTopAndBottom/>
-            <wp:docPr id="25" name="Рисунок 25"/>
+            <wp:docPr id="17" name="Рисунок 17"/>
             <wp:cNvGraphicFramePr>
               <a:graphicFrameLocks xmlns:a="http://schemas.openxmlformats.org/drawingml/2006/main" noChangeAspect="1"/>
             </wp:cNvGraphicFramePr>
@@ -7311,7 +6757,7 @@
               <a:graphicData uri="http://schemas.openxmlformats.org/drawingml/2006/picture">
                 <pic:pic xmlns:pic="http://schemas.openxmlformats.org/drawingml/2006/picture">
                   <pic:nvPicPr>
-                    <pic:cNvPr id="25" name="Рисунок 25"/>
+                    <pic:cNvPr id="17" name="Рисунок 17"/>
                     <pic:cNvPicPr/>
                   </pic:nvPicPr>
                   <pic:blipFill>
@@ -7329,7 +6775,7 @@
                   <pic:spPr>
                     <a:xfrm>
                       <a:off x="0" y="0"/>
-                      <a:ext cx="5940425" cy="1990090"/>
+                      <a:ext cx="5940425" cy="1581785"/>
                     </a:xfrm>
                     <a:prstGeom prst="rect">
                       <a:avLst/>
@@ -7347,23 +6793,351 @@
           </wp:anchor>
         </w:drawing>
       </w:r>
+      <w:r>
+        <w:rPr>
+          <w:lang w:val="en-US"/>
+        </w:rPr>
+        <w:t xml:space="preserve"> </w:t>
+      </w:r>
+      <w:r>
+        <w:rPr>
+          <w:noProof/>
+          <w:lang w:val="en-US"/>
+        </w:rPr>
+        <w:t>The defocusing quadrupoles in both the first and second cases belong to only one QD family</w:t>
+      </w:r>
+      <w:r>
+        <w:rPr>
+          <w:lang w:val="en-US"/>
+        </w:rPr>
+        <w:t>.</w:t>
+      </w:r>
     </w:p>
     <w:p>
       <w:pPr>
-        <w:pStyle w:val="a5"/>
-        <w:numPr>
-          <w:ilvl w:val="1"/>
-          <w:numId w:val="26"/>
-        </w:numPr>
         <w:spacing w:line="360" w:lineRule="auto"/>
+        <w:ind w:firstLine="360"/>
         <w:jc w:val="both"/>
         <w:rPr>
-          <w:b/>
-          <w:bCs/>
-          <w:sz w:val="28"/>
-          <w:szCs w:val="28"/>
-        </w:rPr>
-      </w:pPr>
+          <w:lang w:val="en-US"/>
+        </w:rPr>
+      </w:pPr>
+      <w:r>
+        <w:rPr>
+          <w:noProof/>
+        </w:rPr>
+        <w:lastRenderedPageBreak/>
+        <mc:AlternateContent>
+          <mc:Choice Requires="wps">
+            <w:drawing>
+              <wp:anchor distT="0" distB="0" distL="114300" distR="114300" simplePos="0" relativeHeight="251677696" behindDoc="1" locked="0" layoutInCell="1" allowOverlap="1" wp14:anchorId="1BE84523" wp14:editId="38B10C55">
+                <wp:simplePos x="0" y="0"/>
+                <wp:positionH relativeFrom="column">
+                  <wp:posOffset>-225794</wp:posOffset>
+                </wp:positionH>
+                <wp:positionV relativeFrom="paragraph">
+                  <wp:posOffset>2827655</wp:posOffset>
+                </wp:positionV>
+                <wp:extent cx="6577330" cy="635"/>
+                <wp:effectExtent l="0" t="0" r="1270" b="5080"/>
+                <wp:wrapTight wrapText="bothSides">
+                  <wp:wrapPolygon edited="0">
+                    <wp:start x="0" y="0"/>
+                    <wp:lineTo x="0" y="21386"/>
+                    <wp:lineTo x="21562" y="21386"/>
+                    <wp:lineTo x="21562" y="0"/>
+                    <wp:lineTo x="0" y="0"/>
+                  </wp:wrapPolygon>
+                </wp:wrapTight>
+                <wp:docPr id="8" name="Надпись 8"/>
+                <wp:cNvGraphicFramePr/>
+                <a:graphic xmlns:a="http://schemas.openxmlformats.org/drawingml/2006/main">
+                  <a:graphicData uri="http://schemas.microsoft.com/office/word/2010/wordprocessingShape">
+                    <wps:wsp>
+                      <wps:cNvSpPr txBox="1"/>
+                      <wps:spPr>
+                        <a:xfrm>
+                          <a:off x="0" y="0"/>
+                          <a:ext cx="6577330" cy="635"/>
+                        </a:xfrm>
+                        <a:prstGeom prst="rect">
+                          <a:avLst/>
+                        </a:prstGeom>
+                        <a:solidFill>
+                          <a:prstClr val="white"/>
+                        </a:solidFill>
+                        <a:ln>
+                          <a:noFill/>
+                        </a:ln>
+                      </wps:spPr>
+                      <wps:txbx>
+                        <w:txbxContent>
+                          <w:p>
+                            <w:pPr>
+                              <w:pStyle w:val="a7"/>
+                              <w:jc w:val="both"/>
+                              <w:rPr>
+                                <w:i w:val="0"/>
+                                <w:iCs w:val="0"/>
+                                <w:noProof/>
+                                <w:sz w:val="22"/>
+                                <w:szCs w:val="22"/>
+                                <w:lang w:val="en-US"/>
+                              </w:rPr>
+                            </w:pPr>
+                            <w:r>
+                              <w:rPr>
+                                <w:i w:val="0"/>
+                                <w:iCs w:val="0"/>
+                                <w:sz w:val="22"/>
+                                <w:szCs w:val="22"/>
+                                <w:lang w:val="en-US"/>
+                              </w:rPr>
+                              <w:t>Figure 3</w:t>
+                            </w:r>
+                            <w:r>
+                              <w:rPr>
+                                <w:i w:val="0"/>
+                                <w:iCs w:val="0"/>
+                                <w:sz w:val="22"/>
+                                <w:szCs w:val="22"/>
+                                <w:lang w:val="en-US"/>
+                              </w:rPr>
+                              <w:t>.</w:t>
+                            </w:r>
+                            <w:r>
+                              <w:rPr>
+                                <w:i w:val="0"/>
+                                <w:iCs w:val="0"/>
+                                <w:sz w:val="22"/>
+                                <w:szCs w:val="22"/>
+                                <w:lang w:val="en-US"/>
+                              </w:rPr>
+                              <w:t xml:space="preserve"> </w:t>
+                            </w:r>
+                            <w:r>
+                              <w:rPr>
+                                <w:i w:val="0"/>
+                                <w:iCs w:val="0"/>
+                                <w:sz w:val="22"/>
+                                <w:szCs w:val="22"/>
+                                <w:lang w:val="en-US"/>
+                              </w:rPr>
+                              <w:t>The scheme of arrangement of quadrupoles on the arc</w:t>
+                            </w:r>
+                            <w:r>
+                              <w:rPr>
+                                <w:i w:val="0"/>
+                                <w:iCs w:val="0"/>
+                                <w:sz w:val="22"/>
+                                <w:szCs w:val="22"/>
+                                <w:lang w:val="en-US"/>
+                              </w:rPr>
+                              <w:t xml:space="preserve"> </w:t>
+                            </w:r>
+                            <w:r>
+                              <w:rPr>
+                                <w:i w:val="0"/>
+                                <w:iCs w:val="0"/>
+                                <w:sz w:val="22"/>
+                                <w:szCs w:val="22"/>
+                                <w:lang w:val="en-US"/>
+                              </w:rPr>
+                              <w:t>of the accelerating ring, providing a variation of the critical energy and performing the function of dispersion suppression in straight sections.</w:t>
+                            </w:r>
+                            <w:r>
+                              <w:rPr>
+                                <w:sz w:val="22"/>
+                                <w:szCs w:val="22"/>
+                                <w:lang w:val="en-US"/>
+                              </w:rPr>
+                              <w:t xml:space="preserve"> </w:t>
+                            </w:r>
+                            <w:bookmarkStart w:id="5" w:name="OLE_LINK1"/>
+                            <w:bookmarkStart w:id="6" w:name="OLE_LINK2"/>
+                            <w:bookmarkStart w:id="7" w:name="_Hlk74064207"/>
+                            <w:r>
+                              <w:rPr>
+                                <w:i w:val="0"/>
+                                <w:iCs w:val="0"/>
+                                <w:sz w:val="22"/>
+                                <w:szCs w:val="22"/>
+                                <w:lang w:val="en-US"/>
+                              </w:rPr>
+                              <w:t xml:space="preserve">The case with the possibility of dispersion suppression by edge superperiods (Edge suppressor) is shown above. </w:t>
+                            </w:r>
+                            <w:bookmarkEnd w:id="5"/>
+                            <w:bookmarkEnd w:id="6"/>
+                            <w:bookmarkEnd w:id="7"/>
+                            <w:r>
+                              <w:rPr>
+                                <w:i w:val="0"/>
+                                <w:iCs w:val="0"/>
+                                <w:sz w:val="22"/>
+                                <w:szCs w:val="22"/>
+                                <w:lang w:val="en-US"/>
+                              </w:rPr>
+                              <w:t>B</w:t>
+                            </w:r>
+                            <w:r>
+                              <w:rPr>
+                                <w:i w:val="0"/>
+                                <w:iCs w:val="0"/>
+                                <w:sz w:val="22"/>
+                                <w:szCs w:val="22"/>
+                                <w:lang w:val="en-US"/>
+                              </w:rPr>
+                              <w:t>elow, the dispersion is suppressed only by matching the gradients of two families of quadrupoles (Arc suppressor).</w:t>
+                            </w:r>
+                          </w:p>
+                        </w:txbxContent>
+                      </wps:txbx>
+                      <wps:bodyPr rot="0" spcFirstLastPara="0" vertOverflow="overflow" horzOverflow="overflow" vert="horz" wrap="square" lIns="0" tIns="0" rIns="0" bIns="0" numCol="1" spcCol="0" rtlCol="0" fromWordArt="0" anchor="t" anchorCtr="0" forceAA="0" compatLnSpc="1">
+                        <a:prstTxWarp prst="textNoShape">
+                          <a:avLst/>
+                        </a:prstTxWarp>
+                        <a:spAutoFit/>
+                      </wps:bodyPr>
+                    </wps:wsp>
+                  </a:graphicData>
+                </a:graphic>
+                <wp14:sizeRelH relativeFrom="margin">
+                  <wp14:pctWidth>0</wp14:pctWidth>
+                </wp14:sizeRelH>
+              </wp:anchor>
+            </w:drawing>
+          </mc:Choice>
+          <mc:Fallback>
+            <w:pict>
+              <v:shape w14:anchorId="1BE84523" id="Надпись 8" o:spid="_x0000_s1028" type="#_x0000_t202" style="position:absolute;left:0;text-align:left;margin-left:-17.8pt;margin-top:222.65pt;width:517.9pt;height:.05pt;z-index:-251638784;visibility:visible;mso-wrap-style:square;mso-width-percent:0;mso-wrap-distance-left:9pt;mso-wrap-distance-top:0;mso-wrap-distance-right:9pt;mso-wrap-distance-bottom:0;mso-position-horizontal:absolute;mso-position-horizontal-relative:text;mso-position-vertical:absolute;mso-position-vertical-relative:text;mso-width-percent:0;mso-width-relative:margin;v-text-anchor:top" o:gfxdata="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" stroked="f">
+                <v:textbox style="mso-fit-shape-to-text:t" inset="0,0,0,0">
+                  <w:txbxContent>
+                    <w:p>
+                      <w:pPr>
+                        <w:pStyle w:val="a7"/>
+                        <w:jc w:val="both"/>
+                        <w:rPr>
+                          <w:i w:val="0"/>
+                          <w:iCs w:val="0"/>
+                          <w:noProof/>
+                          <w:sz w:val="22"/>
+                          <w:szCs w:val="22"/>
+                          <w:lang w:val="en-US"/>
+                        </w:rPr>
+                      </w:pPr>
+                      <w:r>
+                        <w:rPr>
+                          <w:i w:val="0"/>
+                          <w:iCs w:val="0"/>
+                          <w:sz w:val="22"/>
+                          <w:szCs w:val="22"/>
+                          <w:lang w:val="en-US"/>
+                        </w:rPr>
+                        <w:t>Figure 3</w:t>
+                      </w:r>
+                      <w:r>
+                        <w:rPr>
+                          <w:i w:val="0"/>
+                          <w:iCs w:val="0"/>
+                          <w:sz w:val="22"/>
+                          <w:szCs w:val="22"/>
+                          <w:lang w:val="en-US"/>
+                        </w:rPr>
+                        <w:t>.</w:t>
+                      </w:r>
+                      <w:r>
+                        <w:rPr>
+                          <w:i w:val="0"/>
+                          <w:iCs w:val="0"/>
+                          <w:sz w:val="22"/>
+                          <w:szCs w:val="22"/>
+                          <w:lang w:val="en-US"/>
+                        </w:rPr>
+                        <w:t xml:space="preserve"> </w:t>
+                      </w:r>
+                      <w:r>
+                        <w:rPr>
+                          <w:i w:val="0"/>
+                          <w:iCs w:val="0"/>
+                          <w:sz w:val="22"/>
+                          <w:szCs w:val="22"/>
+                          <w:lang w:val="en-US"/>
+                        </w:rPr>
+                        <w:t>The scheme of arrangement of quadrupoles on the arc</w:t>
+                      </w:r>
+                      <w:r>
+                        <w:rPr>
+                          <w:i w:val="0"/>
+                          <w:iCs w:val="0"/>
+                          <w:sz w:val="22"/>
+                          <w:szCs w:val="22"/>
+                          <w:lang w:val="en-US"/>
+                        </w:rPr>
+                        <w:t xml:space="preserve"> </w:t>
+                      </w:r>
+                      <w:r>
+                        <w:rPr>
+                          <w:i w:val="0"/>
+                          <w:iCs w:val="0"/>
+                          <w:sz w:val="22"/>
+                          <w:szCs w:val="22"/>
+                          <w:lang w:val="en-US"/>
+                        </w:rPr>
+                        <w:t>of the accelerating ring, providing a variation of the critical energy and performing the function of dispersion suppression in straight sections.</w:t>
+                      </w:r>
+                      <w:r>
+                        <w:rPr>
+                          <w:sz w:val="22"/>
+                          <w:szCs w:val="22"/>
+                          <w:lang w:val="en-US"/>
+                        </w:rPr>
+                        <w:t xml:space="preserve"> </w:t>
+                      </w:r>
+                      <w:bookmarkStart w:id="8" w:name="OLE_LINK1"/>
+                      <w:bookmarkStart w:id="9" w:name="OLE_LINK2"/>
+                      <w:bookmarkStart w:id="10" w:name="_Hlk74064207"/>
+                      <w:r>
+                        <w:rPr>
+                          <w:i w:val="0"/>
+                          <w:iCs w:val="0"/>
+                          <w:sz w:val="22"/>
+                          <w:szCs w:val="22"/>
+                          <w:lang w:val="en-US"/>
+                        </w:rPr>
+                        <w:t xml:space="preserve">The case with the possibility of dispersion suppression by edge superperiods (Edge suppressor) is shown above. </w:t>
+                      </w:r>
+                      <w:bookmarkEnd w:id="8"/>
+                      <w:bookmarkEnd w:id="9"/>
+                      <w:bookmarkEnd w:id="10"/>
+                      <w:r>
+                        <w:rPr>
+                          <w:i w:val="0"/>
+                          <w:iCs w:val="0"/>
+                          <w:sz w:val="22"/>
+                          <w:szCs w:val="22"/>
+                          <w:lang w:val="en-US"/>
+                        </w:rPr>
+                        <w:t>B</w:t>
+                      </w:r>
+                      <w:r>
+                        <w:rPr>
+                          <w:i w:val="0"/>
+                          <w:iCs w:val="0"/>
+                          <w:sz w:val="22"/>
+                          <w:szCs w:val="22"/>
+                          <w:lang w:val="en-US"/>
+                        </w:rPr>
+                        <w:t>elow, the dispersion is suppressed only by matching the gradients of two families of quadrupoles (Arc suppressor).</w:t>
+                      </w:r>
+                    </w:p>
+                  </w:txbxContent>
+                </v:textbox>
+                <w10:wrap type="tight"/>
+              </v:shape>
+            </w:pict>
+          </mc:Fallback>
+        </mc:AlternateContent>
+      </w:r>
       <w:r>
         <w:rPr>
           <w:noProof/>
@@ -7372,10 +7146,10 @@
           <wp:anchor distT="0" distB="0" distL="114300" distR="114300" simplePos="0" relativeHeight="251678720" behindDoc="1" locked="0" layoutInCell="1" allowOverlap="1" wp14:anchorId="1D3772AC" wp14:editId="7336E47B">
             <wp:simplePos x="0" y="0"/>
             <wp:positionH relativeFrom="column">
-              <wp:posOffset>-284804</wp:posOffset>
+              <wp:posOffset>-220980</wp:posOffset>
             </wp:positionH>
             <wp:positionV relativeFrom="paragraph">
-              <wp:posOffset>2207747</wp:posOffset>
+              <wp:posOffset>38868</wp:posOffset>
             </wp:positionV>
             <wp:extent cx="6419215" cy="2580005"/>
             <wp:effectExtent l="0" t="0" r="0" b="0"/>
@@ -7424,6 +7198,24 @@
           </wp:anchor>
         </w:drawing>
       </w:r>
+    </w:p>
+    <w:p>
+      <w:pPr>
+        <w:pStyle w:val="a5"/>
+        <w:numPr>
+          <w:ilvl w:val="1"/>
+          <w:numId w:val="26"/>
+        </w:numPr>
+        <w:spacing w:line="360" w:lineRule="auto"/>
+        <w:jc w:val="both"/>
+        <w:rPr>
+          <w:b/>
+          <w:bCs/>
+          <w:sz w:val="28"/>
+          <w:szCs w:val="28"/>
+          <w:lang w:val="en-US"/>
+        </w:rPr>
+      </w:pPr>
       <w:r>
         <w:rPr>
           <w:rFonts w:eastAsia="Calibri"/>
@@ -7431,8 +7223,75 @@
           <w:bCs/>
           <w:sz w:val="28"/>
           <w:szCs w:val="28"/>
-        </w:rPr>
-        <w:t>Подавление дисперсии крайними ячейками арки</w:t>
+          <w:lang w:val="en-US"/>
+        </w:rPr>
+        <w:t>D</w:t>
+      </w:r>
+      <w:r>
+        <w:rPr>
+          <w:rFonts w:eastAsia="Calibri"/>
+          <w:b/>
+          <w:bCs/>
+          <w:sz w:val="28"/>
+          <w:szCs w:val="28"/>
+          <w:lang w:val="en-US"/>
+        </w:rPr>
+        <w:t xml:space="preserve">ISPERSION </w:t>
+      </w:r>
+      <w:r>
+        <w:rPr>
+          <w:rFonts w:eastAsia="Calibri"/>
+          <w:b/>
+          <w:bCs/>
+          <w:sz w:val="28"/>
+          <w:szCs w:val="28"/>
+          <w:lang w:val="en-US"/>
+        </w:rPr>
+        <w:t>S</w:t>
+      </w:r>
+      <w:r>
+        <w:rPr>
+          <w:rFonts w:eastAsia="Calibri"/>
+          <w:b/>
+          <w:bCs/>
+          <w:sz w:val="28"/>
+          <w:szCs w:val="28"/>
+          <w:lang w:val="en-US"/>
+        </w:rPr>
+        <w:t>UPPRESSION BY THE E</w:t>
+      </w:r>
+      <w:r>
+        <w:rPr>
+          <w:rFonts w:eastAsia="Calibri"/>
+          <w:b/>
+          <w:bCs/>
+          <w:sz w:val="28"/>
+          <w:szCs w:val="28"/>
+          <w:lang w:val="en-US"/>
+        </w:rPr>
+        <w:t xml:space="preserve">DGE </w:t>
+      </w:r>
+      <w:r>
+        <w:rPr>
+          <w:rFonts w:eastAsia="Calibri"/>
+          <w:b/>
+          <w:bCs/>
+          <w:sz w:val="28"/>
+          <w:szCs w:val="28"/>
+          <w:lang w:val="en-US"/>
+        </w:rPr>
+        <w:t>CELLS OF THE ARC</w:t>
+      </w:r>
+      <w:r>
+        <w:rPr>
+          <w:rFonts w:eastAsia="Calibri"/>
+          <w:b/>
+          <w:bCs/>
+          <w:sz w:val="28"/>
+          <w:szCs w:val="28"/>
+          <w:lang w:val="en-US"/>
+        </w:rPr>
+        <w:t>.</w:t>
       </w:r>
     </w:p>
     <w:p>
@@ -7458,12 +7317,23 @@
           <w:sz w:val="28"/>
           <w:szCs w:val="28"/>
         </w:rPr>
-        <w:t>Выбор градиентов квадруполей</w:t>
+        <w:t>QUADRUPOLE GRADIENTS</w:t>
+      </w:r>
+      <w:r>
+        <w:rPr>
+          <w:b/>
+          <w:bCs/>
+          <w:sz w:val="28"/>
+          <w:szCs w:val="28"/>
+          <w:lang w:val="en-US"/>
+        </w:rPr>
+        <w:t>.</w:t>
       </w:r>
     </w:p>
     <w:p>
       <w:pPr>
         <w:spacing w:line="360" w:lineRule="auto"/>
+        <w:ind w:left="720"/>
         <w:jc w:val="both"/>
         <w:rPr>
           <w:b/>
@@ -7681,14 +7551,7 @@
             <w:rFonts w:ascii="Cambria Math" w:hAnsi="Cambria Math"/>
             <w:lang w:val="en-US"/>
           </w:rPr>
-          <m:t>S</m:t>
-        </m:r>
-        <m:r>
-          <w:rPr>
-            <w:rFonts w:ascii="Cambria Math" w:hAnsi="Cambria Math"/>
-            <w:lang w:val="en-US"/>
-          </w:rPr>
-          <m:t>=4</m:t>
+          <m:t>S=4</m:t>
         </m:r>
       </m:oMath>
       <w:r>
@@ -7709,404 +7572,6 @@
         </w:rPr>
       </w:pPr>
     </w:p>
-    <w:tbl>
-      <w:tblPr>
-        <w:tblStyle w:val="a6"/>
-        <w:tblpPr w:leftFromText="180" w:rightFromText="180" w:vertAnchor="text" w:horzAnchor="margin" w:tblpY="1028"/>
-        <w:tblW w:w="0" w:type="auto"/>
-        <w:tblLook w:val="04A0" w:firstRow="1" w:lastRow="0" w:firstColumn="1" w:lastColumn="0" w:noHBand="0" w:noVBand="1"/>
-      </w:tblPr>
-      <w:tblGrid>
-        <w:gridCol w:w="2224"/>
-        <w:gridCol w:w="2224"/>
-      </w:tblGrid>
-      <w:tr>
-        <w:trPr>
-          <w:trHeight w:val="484"/>
-        </w:trPr>
-        <w:tc>
-          <w:tcPr>
-            <w:tcW w:w="2224" w:type="dxa"/>
-          </w:tcPr>
-          <w:p>
-            <w:pPr>
-              <w:spacing w:line="360" w:lineRule="auto"/>
-              <w:jc w:val="both"/>
-              <w:rPr>
-                <w:b/>
-                <w:bCs/>
-                <w:iCs/>
-              </w:rPr>
-            </w:pPr>
-            <w:r>
-              <w:rPr>
-                <w:b/>
-                <w:bCs/>
-                <w:iCs/>
-              </w:rPr>
-              <w:lastRenderedPageBreak/>
-              <w:t>К</w:t>
-            </w:r>
-            <w:r>
-              <w:rPr>
-                <w:b/>
-                <w:bCs/>
-                <w:iCs/>
-              </w:rPr>
-              <w:t>вадруполи</w:t>
-            </w:r>
-          </w:p>
-        </w:tc>
-        <w:tc>
-          <w:tcPr>
-            <w:tcW w:w="2224" w:type="dxa"/>
-          </w:tcPr>
-          <w:p>
-            <w:pPr>
-              <w:spacing w:line="360" w:lineRule="auto"/>
-              <w:jc w:val="both"/>
-              <w:rPr>
-                <w:b/>
-                <w:bCs/>
-                <w:iCs/>
-                <w:lang w:val="en-US"/>
-              </w:rPr>
-            </w:pPr>
-            <w:r>
-              <w:rPr>
-                <w:b/>
-                <w:bCs/>
-                <w:iCs/>
-              </w:rPr>
-              <w:t>Градиент</w:t>
-            </w:r>
-            <w:r>
-              <w:rPr>
-                <w:b/>
-                <w:bCs/>
-                <w:iCs/>
-                <w:lang w:val="en-US"/>
-              </w:rPr>
-              <w:t xml:space="preserve">, </w:t>
-            </w:r>
-            <w:r>
-              <w:rPr>
-                <w:b/>
-                <w:bCs/>
-                <w:iCs/>
-                <w:lang w:val="en-US"/>
-              </w:rPr>
-              <w:t>T/m</w:t>
-            </w:r>
-          </w:p>
-        </w:tc>
-      </w:tr>
-      <w:tr>
-        <w:trPr>
-          <w:trHeight w:val="484"/>
-        </w:trPr>
-        <w:tc>
-          <w:tcPr>
-            <w:tcW w:w="2224" w:type="dxa"/>
-          </w:tcPr>
-          <w:p>
-            <w:pPr>
-              <w:spacing w:line="360" w:lineRule="auto"/>
-              <w:jc w:val="both"/>
-              <w:rPr>
-                <w:iCs/>
-                <w:lang w:val="en-US"/>
-              </w:rPr>
-            </w:pPr>
-            <w:r>
-              <w:rPr>
-                <w:iCs/>
-                <w:lang w:val="en-US"/>
-              </w:rPr>
-              <w:t>QF1</w:t>
-            </w:r>
-          </w:p>
-        </w:tc>
-        <w:tc>
-          <w:tcPr>
-            <w:tcW w:w="2224" w:type="dxa"/>
-          </w:tcPr>
-          <w:p>
-            <w:pPr>
-              <w:spacing w:line="360" w:lineRule="auto"/>
-              <w:jc w:val="both"/>
-              <w:rPr>
-                <w:iCs/>
-                <w:lang w:val="en-US"/>
-              </w:rPr>
-            </w:pPr>
-            <w:r>
-              <w:rPr>
-                <w:color w:val="000000"/>
-              </w:rPr>
-              <w:t>28</w:t>
-            </w:r>
-            <w:r>
-              <w:rPr>
-                <w:color w:val="000000"/>
-                <w:lang w:val="en-US"/>
-              </w:rPr>
-              <w:t>,</w:t>
-            </w:r>
-            <w:r>
-              <w:rPr>
-                <w:color w:val="000000"/>
-              </w:rPr>
-              <w:t>26481</w:t>
-            </w:r>
-          </w:p>
-        </w:tc>
-      </w:tr>
-      <w:tr>
-        <w:trPr>
-          <w:trHeight w:val="459"/>
-        </w:trPr>
-        <w:tc>
-          <w:tcPr>
-            <w:tcW w:w="2224" w:type="dxa"/>
-          </w:tcPr>
-          <w:p>
-            <w:pPr>
-              <w:spacing w:line="360" w:lineRule="auto"/>
-              <w:jc w:val="both"/>
-              <w:rPr>
-                <w:iCs/>
-                <w:lang w:val="en-US"/>
-              </w:rPr>
-            </w:pPr>
-            <w:r>
-              <w:rPr>
-                <w:iCs/>
-                <w:lang w:val="en-US"/>
-              </w:rPr>
-              <w:t>QF2</w:t>
-            </w:r>
-          </w:p>
-        </w:tc>
-        <w:tc>
-          <w:tcPr>
-            <w:tcW w:w="2224" w:type="dxa"/>
-          </w:tcPr>
-          <w:p>
-            <w:pPr>
-              <w:spacing w:line="360" w:lineRule="auto"/>
-              <w:jc w:val="both"/>
-              <w:rPr>
-                <w:iCs/>
-                <w:lang w:val="en-US"/>
-              </w:rPr>
-            </w:pPr>
-            <w:r>
-              <w:rPr>
-                <w:color w:val="000000"/>
-              </w:rPr>
-              <w:t>2</w:t>
-            </w:r>
-            <w:r>
-              <w:rPr>
-                <w:color w:val="000000"/>
-                <w:lang w:val="en-US"/>
-              </w:rPr>
-              <w:t>0,</w:t>
-            </w:r>
-            <w:r>
-              <w:rPr>
-                <w:color w:val="000000"/>
-              </w:rPr>
-              <w:t>9276</w:t>
-            </w:r>
-          </w:p>
-        </w:tc>
-      </w:tr>
-      <w:tr>
-        <w:trPr>
-          <w:trHeight w:val="459"/>
-        </w:trPr>
-        <w:tc>
-          <w:tcPr>
-            <w:tcW w:w="2224" w:type="dxa"/>
-          </w:tcPr>
-          <w:p>
-            <w:pPr>
-              <w:spacing w:line="360" w:lineRule="auto"/>
-              <w:jc w:val="both"/>
-              <w:rPr>
-                <w:iCs/>
-                <w:lang w:val="en-US"/>
-              </w:rPr>
-            </w:pPr>
-            <w:r>
-              <w:rPr>
-                <w:iCs/>
-                <w:lang w:val="en-US"/>
-              </w:rPr>
-              <w:t>QD</w:t>
-            </w:r>
-          </w:p>
-        </w:tc>
-        <w:tc>
-          <w:tcPr>
-            <w:tcW w:w="2224" w:type="dxa"/>
-          </w:tcPr>
-          <w:p>
-            <w:pPr>
-              <w:spacing w:line="360" w:lineRule="auto"/>
-              <w:jc w:val="both"/>
-              <w:rPr>
-                <w:iCs/>
-                <w:lang w:val="en-US"/>
-              </w:rPr>
-            </w:pPr>
-            <w:r>
-              <w:rPr>
-                <w:iCs/>
-              </w:rPr>
-              <w:t>22</w:t>
-            </w:r>
-            <w:r>
-              <w:rPr>
-                <w:iCs/>
-                <w:lang w:val="en-US"/>
-              </w:rPr>
-              <w:t>,</w:t>
-            </w:r>
-            <w:r>
-              <w:rPr>
-                <w:iCs/>
-              </w:rPr>
-              <w:t>62231</w:t>
-            </w:r>
-          </w:p>
-        </w:tc>
-      </w:tr>
-      <w:tr>
-        <w:trPr>
-          <w:trHeight w:val="459"/>
-        </w:trPr>
-        <w:tc>
-          <w:tcPr>
-            <w:tcW w:w="2224" w:type="dxa"/>
-          </w:tcPr>
-          <w:p>
-            <w:pPr>
-              <w:spacing w:line="360" w:lineRule="auto"/>
-              <w:jc w:val="both"/>
-              <w:rPr>
-                <w:iCs/>
-                <w:lang w:val="en-US"/>
-              </w:rPr>
-            </w:pPr>
-            <w:r>
-              <w:rPr>
-                <w:iCs/>
-                <w:lang w:val="en-US"/>
-              </w:rPr>
-              <w:t>QFE1</w:t>
-            </w:r>
-          </w:p>
-        </w:tc>
-        <w:tc>
-          <w:tcPr>
-            <w:tcW w:w="2224" w:type="dxa"/>
-          </w:tcPr>
-          <w:p>
-            <w:pPr>
-              <w:spacing w:line="360" w:lineRule="auto"/>
-              <w:jc w:val="both"/>
-              <w:rPr>
-                <w:iCs/>
-                <w:lang w:val="en-US"/>
-              </w:rPr>
-            </w:pPr>
-            <w:r>
-              <w:rPr>
-                <w:color w:val="000000"/>
-              </w:rPr>
-              <w:t>30</w:t>
-            </w:r>
-            <w:r>
-              <w:rPr>
-                <w:color w:val="000000"/>
-                <w:lang w:val="en-US"/>
-              </w:rPr>
-              <w:t>,</w:t>
-            </w:r>
-            <w:r>
-              <w:rPr>
-                <w:color w:val="000000"/>
-              </w:rPr>
-              <w:t>9342</w:t>
-            </w:r>
-          </w:p>
-        </w:tc>
-      </w:tr>
-      <w:tr>
-        <w:trPr>
-          <w:trHeight w:val="459"/>
-        </w:trPr>
-        <w:tc>
-          <w:tcPr>
-            <w:tcW w:w="2224" w:type="dxa"/>
-          </w:tcPr>
-          <w:p>
-            <w:pPr>
-              <w:spacing w:line="360" w:lineRule="auto"/>
-              <w:jc w:val="both"/>
-              <w:rPr>
-                <w:iCs/>
-                <w:lang w:val="en-US"/>
-              </w:rPr>
-            </w:pPr>
-            <w:r>
-              <w:rPr>
-                <w:iCs/>
-                <w:lang w:val="en-US"/>
-              </w:rPr>
-              <w:t>QFE2</w:t>
-            </w:r>
-          </w:p>
-        </w:tc>
-        <w:tc>
-          <w:tcPr>
-            <w:tcW w:w="2224" w:type="dxa"/>
-          </w:tcPr>
-          <w:p>
-            <w:pPr>
-              <w:spacing w:line="360" w:lineRule="auto"/>
-              <w:jc w:val="both"/>
-              <w:rPr>
-                <w:iCs/>
-                <w:lang w:val="en-US"/>
-              </w:rPr>
-            </w:pPr>
-            <w:r>
-              <w:rPr>
-                <w:color w:val="000000"/>
-              </w:rPr>
-              <w:t>19</w:t>
-            </w:r>
-            <w:r>
-              <w:rPr>
-                <w:color w:val="000000"/>
-                <w:lang w:val="en-US"/>
-              </w:rPr>
-              <w:t>,</w:t>
-            </w:r>
-            <w:r>
-              <w:rPr>
-                <w:color w:val="000000"/>
-              </w:rPr>
-              <w:t>58429</w:t>
-            </w:r>
-          </w:p>
-        </w:tc>
-      </w:tr>
-    </w:tbl>
     <w:p>
       <w:pPr>
         <w:spacing w:line="360" w:lineRule="auto"/>
@@ -8125,10 +7590,10 @@
           <wp:anchor distT="0" distB="0" distL="114300" distR="114300" simplePos="0" relativeHeight="251680768" behindDoc="1" locked="0" layoutInCell="1" allowOverlap="1" wp14:anchorId="7DE87A11" wp14:editId="5A9FD8E8">
             <wp:simplePos x="0" y="0"/>
             <wp:positionH relativeFrom="column">
-              <wp:posOffset>3504565</wp:posOffset>
+              <wp:posOffset>3412490</wp:posOffset>
             </wp:positionH>
             <wp:positionV relativeFrom="paragraph">
-              <wp:posOffset>278032</wp:posOffset>
+              <wp:posOffset>50342</wp:posOffset>
             </wp:positionV>
             <wp:extent cx="2564130" cy="2087245"/>
             <wp:effectExtent l="0" t="0" r="1270" b="0"/>
@@ -8293,19 +7758,19 @@
               <wp:anchor distT="0" distB="0" distL="114300" distR="114300" simplePos="0" relativeHeight="251681792" behindDoc="1" locked="0" layoutInCell="1" allowOverlap="1" wp14:anchorId="41512A80" wp14:editId="61D851C1">
                 <wp:simplePos x="0" y="0"/>
                 <wp:positionH relativeFrom="column">
-                  <wp:posOffset>3422650</wp:posOffset>
+                  <wp:posOffset>3640337</wp:posOffset>
                 </wp:positionH>
                 <wp:positionV relativeFrom="paragraph">
-                  <wp:posOffset>1943735</wp:posOffset>
+                  <wp:posOffset>1825492</wp:posOffset>
                 </wp:positionV>
-                <wp:extent cx="2998470" cy="635"/>
-                <wp:effectExtent l="0" t="0" r="0" b="1270"/>
+                <wp:extent cx="2331720" cy="287655"/>
+                <wp:effectExtent l="0" t="0" r="5080" b="4445"/>
                 <wp:wrapTight wrapText="bothSides">
                   <wp:wrapPolygon edited="0">
                     <wp:start x="0" y="0"/>
-                    <wp:lineTo x="0" y="20751"/>
-                    <wp:lineTo x="21499" y="20751"/>
-                    <wp:lineTo x="21499" y="0"/>
+                    <wp:lineTo x="0" y="20980"/>
+                    <wp:lineTo x="21529" y="20980"/>
+                    <wp:lineTo x="21529" y="0"/>
                     <wp:lineTo x="0" y="0"/>
                   </wp:wrapPolygon>
                 </wp:wrapTight>
@@ -8318,7 +7783,7 @@
                       <wps:spPr>
                         <a:xfrm>
                           <a:off x="0" y="0"/>
-                          <a:ext cx="2998470" cy="635"/>
+                          <a:ext cx="2331720" cy="287655"/>
                         </a:xfrm>
                         <a:prstGeom prst="rect">
                           <a:avLst/>
@@ -8336,36 +7801,60 @@
                             <w:pPr>
                               <w:pStyle w:val="a7"/>
                               <w:rPr>
+                                <w:i w:val="0"/>
+                                <w:iCs w:val="0"/>
                                 <w:sz w:val="22"/>
                                 <w:szCs w:val="22"/>
+                                <w:lang w:val="en-US"/>
                               </w:rPr>
                             </w:pPr>
                             <w:r>
                               <w:rPr>
+                                <w:i w:val="0"/>
+                                <w:iCs w:val="0"/>
                                 <w:sz w:val="22"/>
                                 <w:szCs w:val="22"/>
+                                <w:lang w:val="en-US"/>
                               </w:rPr>
-                              <w:t xml:space="preserve">Рисунок </w:t>
+                              <w:t>Figure</w:t>
                             </w:r>
                             <w:r>
                               <w:rPr>
+                                <w:i w:val="0"/>
+                                <w:iCs w:val="0"/>
                                 <w:sz w:val="22"/>
                                 <w:szCs w:val="22"/>
+                                <w:lang w:val="en-US"/>
                               </w:rPr>
-                              <w:t>4</w:t>
+                              <w:t xml:space="preserve"> 4</w:t>
                             </w:r>
                             <w:r>
                               <w:rPr>
+                                <w:i w:val="0"/>
+                                <w:iCs w:val="0"/>
                                 <w:sz w:val="22"/>
                                 <w:szCs w:val="22"/>
+                                <w:lang w:val="en-US"/>
                               </w:rPr>
-                              <w:t xml:space="preserve"> Модулированный суперпериод</w:t>
+                              <w:t>.</w:t>
                             </w:r>
                             <w:r>
                               <w:rPr>
-                                <w:noProof/>
+                                <w:i w:val="0"/>
+                                <w:iCs w:val="0"/>
                                 <w:sz w:val="22"/>
                                 <w:szCs w:val="22"/>
+                                <w:lang w:val="en-US"/>
+                              </w:rPr>
+                              <w:t xml:space="preserve"> Modulated superperiod</w:t>
+                            </w:r>
+                            <w:r>
+                              <w:rPr>
+                                <w:i w:val="0"/>
+                                <w:iCs w:val="0"/>
+                                <w:sz w:val="22"/>
+                                <w:szCs w:val="22"/>
+                                <w:lang w:val="en-US"/>
                               </w:rPr>
                               <w:t xml:space="preserve"> </w:t>
                             </w:r>
@@ -8375,6 +7864,7 @@
                                   <m:ctrlPr>
                                     <w:rPr>
                                       <w:rFonts w:ascii="Cambria Math" w:hAnsi="Cambria Math"/>
+                                      <w:i w:val="0"/>
                                       <w:iCs w:val="0"/>
                                       <w:color w:val="auto"/>
                                       <w:sz w:val="22"/>
@@ -8409,6 +7899,7 @@
                                   <w:rFonts w:ascii="Cambria Math" w:eastAsiaTheme="minorEastAsia" w:hAnsi="Cambria Math"/>
                                   <w:sz w:val="22"/>
                                   <w:szCs w:val="22"/>
+                                  <w:lang w:val="en-US"/>
                                 </w:rPr>
                                 <m:t>=0,75</m:t>
                               </m:r>
@@ -8420,7 +7911,7 @@
                         <a:prstTxWarp prst="textNoShape">
                           <a:avLst/>
                         </a:prstTxWarp>
-                        <a:spAutoFit/>
+                        <a:noAutofit/>
                       </wps:bodyPr>
                     </wps:wsp>
                   </a:graphicData>
@@ -8428,48 +7919,75 @@
                 <wp14:sizeRelH relativeFrom="margin">
                   <wp14:pctWidth>0</wp14:pctWidth>
                 </wp14:sizeRelH>
+                <wp14:sizeRelV relativeFrom="margin">
+                  <wp14:pctHeight>0</wp14:pctHeight>
+                </wp14:sizeRelV>
               </wp:anchor>
             </w:drawing>
           </mc:Choice>
           <mc:Fallback>
             <w:pict>
-              <v:shape w14:anchorId="41512A80" id="Надпись 1" o:spid="_x0000_s1029" type="#_x0000_t202" style="position:absolute;left:0;text-align:left;margin-left:269.5pt;margin-top:153.05pt;width:236.1pt;height:.05pt;z-index:-251634688;visibility:visible;mso-wrap-style:square;mso-width-percent:0;mso-wrap-distance-left:9pt;mso-wrap-distance-top:0;mso-wrap-distance-right:9pt;mso-wrap-distance-bottom:0;mso-position-horizontal:absolute;mso-position-horizontal-relative:text;mso-position-vertical:absolute;mso-position-vertical-relative:text;mso-width-percent:0;mso-width-relative:margin;v-text-anchor:top" o:gfxdata="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" stroked="f">
-                <v:textbox style="mso-fit-shape-to-text:t" inset="0,0,0,0">
+              <v:shape w14:anchorId="41512A80" id="Надпись 1" o:spid="_x0000_s1029" type="#_x0000_t202" style="position:absolute;left:0;text-align:left;margin-left:286.65pt;margin-top:143.75pt;width:183.6pt;height:22.65pt;z-index:-251634688;visibility:visible;mso-wrap-style:square;mso-width-percent:0;mso-height-percent:0;mso-wrap-distance-left:9pt;mso-wrap-distance-top:0;mso-wrap-distance-right:9pt;mso-wrap-distance-bottom:0;mso-position-horizontal:absolute;mso-position-horizontal-relative:text;mso-position-vertical:absolute;mso-position-vertical-relative:text;mso-width-percent:0;mso-height-percent:0;mso-width-relative:margin;mso-height-relative:margin;v-text-anchor:top" o:gfxdata="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" stroked="f">
+                <v:textbox inset="0,0,0,0">
                   <w:txbxContent>
                     <w:p>
                       <w:pPr>
                         <w:pStyle w:val="a7"/>
                         <w:rPr>
+                          <w:i w:val="0"/>
+                          <w:iCs w:val="0"/>
                           <w:sz w:val="22"/>
                           <w:szCs w:val="22"/>
+                          <w:lang w:val="en-US"/>
                         </w:rPr>
                       </w:pPr>
                       <w:r>
                         <w:rPr>
+                          <w:i w:val="0"/>
+                          <w:iCs w:val="0"/>
                           <w:sz w:val="22"/>
                           <w:szCs w:val="22"/>
+                          <w:lang w:val="en-US"/>
                         </w:rPr>
-                        <w:t xml:space="preserve">Рисунок </w:t>
+                        <w:t>Figure</w:t>
                       </w:r>
                       <w:r>
                         <w:rPr>
+                          <w:i w:val="0"/>
+                          <w:iCs w:val="0"/>
                           <w:sz w:val="22"/>
                           <w:szCs w:val="22"/>
+                          <w:lang w:val="en-US"/>
                         </w:rPr>
-                        <w:t>4</w:t>
+                        <w:t xml:space="preserve"> 4</w:t>
                       </w:r>
                       <w:r>
                         <w:rPr>
+                          <w:i w:val="0"/>
+                          <w:iCs w:val="0"/>
                           <w:sz w:val="22"/>
                           <w:szCs w:val="22"/>
+                          <w:lang w:val="en-US"/>
                         </w:rPr>
-                        <w:t xml:space="preserve"> Модулированный суперпериод</w:t>
+                        <w:t>.</w:t>
                       </w:r>
                       <w:r>
                         <w:rPr>
-                          <w:noProof/>
+                          <w:i w:val="0"/>
+                          <w:iCs w:val="0"/>
                           <w:sz w:val="22"/>
                           <w:szCs w:val="22"/>
+                          <w:lang w:val="en-US"/>
+                        </w:rPr>
+                        <w:t xml:space="preserve"> Modulated superperiod</w:t>
+                      </w:r>
+                      <w:r>
+                        <w:rPr>
+                          <w:i w:val="0"/>
+                          <w:iCs w:val="0"/>
+                          <w:sz w:val="22"/>
+                          <w:szCs w:val="22"/>
+                          <w:lang w:val="en-US"/>
                         </w:rPr>
                         <w:t xml:space="preserve"> </w:t>
                       </w:r>
@@ -8479,6 +7997,7 @@
                             <m:ctrlPr>
                               <w:rPr>
                                 <w:rFonts w:ascii="Cambria Math" w:hAnsi="Cambria Math"/>
+                                <w:i w:val="0"/>
                                 <w:iCs w:val="0"/>
                                 <w:color w:val="auto"/>
                                 <w:sz w:val="22"/>
@@ -8513,6 +8032,7 @@
                             <w:rFonts w:ascii="Cambria Math" w:eastAsiaTheme="minorEastAsia" w:hAnsi="Cambria Math"/>
                             <w:sz w:val="22"/>
                             <w:szCs w:val="22"/>
+                            <w:lang w:val="en-US"/>
                           </w:rPr>
                           <m:t>=0,75</m:t>
                         </m:r>
@@ -8526,6 +8046,769 @@
           </mc:Fallback>
         </mc:AlternateContent>
       </w:r>
+    </w:p>
+    <w:tbl>
+      <w:tblPr>
+        <w:tblStyle w:val="a6"/>
+        <w:tblpPr w:leftFromText="180" w:rightFromText="180" w:vertAnchor="text" w:horzAnchor="margin" w:tblpY="-86"/>
+        <w:tblW w:w="0" w:type="auto"/>
+        <w:tblLook w:val="04A0" w:firstRow="1" w:lastRow="0" w:firstColumn="1" w:lastColumn="0" w:noHBand="0" w:noVBand="1"/>
+      </w:tblPr>
+      <w:tblGrid>
+        <w:gridCol w:w="2224"/>
+        <w:gridCol w:w="2224"/>
+      </w:tblGrid>
+      <w:tr>
+        <w:trPr>
+          <w:trHeight w:val="484"/>
+        </w:trPr>
+        <w:tc>
+          <w:tcPr>
+            <w:tcW w:w="2224" w:type="dxa"/>
+          </w:tcPr>
+          <w:p>
+            <w:pPr>
+              <w:spacing w:line="360" w:lineRule="auto"/>
+              <w:jc w:val="both"/>
+              <w:rPr>
+                <w:b/>
+                <w:bCs/>
+                <w:iCs/>
+                <w:lang w:val="en-US"/>
+              </w:rPr>
+            </w:pPr>
+            <w:r>
+              <w:rPr>
+                <w:b/>
+                <w:bCs/>
+                <w:iCs/>
+                <w:lang w:val="en-US"/>
+              </w:rPr>
+              <w:lastRenderedPageBreak/>
+              <w:t>Quadrupoles</w:t>
+            </w:r>
+          </w:p>
+        </w:tc>
+        <w:tc>
+          <w:tcPr>
+            <w:tcW w:w="2224" w:type="dxa"/>
+          </w:tcPr>
+          <w:p>
+            <w:pPr>
+              <w:spacing w:line="360" w:lineRule="auto"/>
+              <w:jc w:val="both"/>
+              <w:rPr>
+                <w:b/>
+                <w:bCs/>
+                <w:iCs/>
+                <w:lang w:val="en-US"/>
+              </w:rPr>
+            </w:pPr>
+            <w:r>
+              <w:rPr>
+                <w:b/>
+                <w:bCs/>
+                <w:iCs/>
+                <w:lang w:val="en-US"/>
+              </w:rPr>
+              <w:t xml:space="preserve">Gradient, </w:t>
+            </w:r>
+            <w:r>
+              <w:rPr>
+                <w:b/>
+                <w:bCs/>
+                <w:iCs/>
+                <w:lang w:val="en-US"/>
+              </w:rPr>
+              <w:t>T/m</w:t>
+            </w:r>
+          </w:p>
+        </w:tc>
+      </w:tr>
+      <w:tr>
+        <w:trPr>
+          <w:trHeight w:val="484"/>
+        </w:trPr>
+        <w:tc>
+          <w:tcPr>
+            <w:tcW w:w="2224" w:type="dxa"/>
+          </w:tcPr>
+          <w:p>
+            <w:pPr>
+              <w:spacing w:line="360" w:lineRule="auto"/>
+              <w:jc w:val="both"/>
+              <w:rPr>
+                <w:iCs/>
+                <w:lang w:val="en-US"/>
+              </w:rPr>
+            </w:pPr>
+            <w:r>
+              <w:rPr>
+                <w:iCs/>
+                <w:lang w:val="en-US"/>
+              </w:rPr>
+              <w:t>QF1</w:t>
+            </w:r>
+          </w:p>
+        </w:tc>
+        <w:tc>
+          <w:tcPr>
+            <w:tcW w:w="2224" w:type="dxa"/>
+          </w:tcPr>
+          <w:p>
+            <w:pPr>
+              <w:spacing w:line="360" w:lineRule="auto"/>
+              <w:jc w:val="both"/>
+              <w:rPr>
+                <w:iCs/>
+                <w:lang w:val="en-US"/>
+              </w:rPr>
+            </w:pPr>
+            <w:r>
+              <w:rPr>
+                <w:color w:val="000000"/>
+              </w:rPr>
+              <w:t>28</w:t>
+            </w:r>
+            <w:r>
+              <w:rPr>
+                <w:color w:val="000000"/>
+                <w:lang w:val="en-US"/>
+              </w:rPr>
+              <w:t>,</w:t>
+            </w:r>
+            <w:r>
+              <w:rPr>
+                <w:color w:val="000000"/>
+              </w:rPr>
+              <w:t>26481</w:t>
+            </w:r>
+          </w:p>
+        </w:tc>
+      </w:tr>
+      <w:tr>
+        <w:trPr>
+          <w:trHeight w:val="459"/>
+        </w:trPr>
+        <w:tc>
+          <w:tcPr>
+            <w:tcW w:w="2224" w:type="dxa"/>
+          </w:tcPr>
+          <w:p>
+            <w:pPr>
+              <w:spacing w:line="360" w:lineRule="auto"/>
+              <w:jc w:val="both"/>
+              <w:rPr>
+                <w:iCs/>
+                <w:lang w:val="en-US"/>
+              </w:rPr>
+            </w:pPr>
+            <w:r>
+              <w:rPr>
+                <w:iCs/>
+                <w:lang w:val="en-US"/>
+              </w:rPr>
+              <w:t>QF2</w:t>
+            </w:r>
+          </w:p>
+        </w:tc>
+        <w:tc>
+          <w:tcPr>
+            <w:tcW w:w="2224" w:type="dxa"/>
+          </w:tcPr>
+          <w:p>
+            <w:pPr>
+              <w:spacing w:line="360" w:lineRule="auto"/>
+              <w:jc w:val="both"/>
+              <w:rPr>
+                <w:iCs/>
+                <w:lang w:val="en-US"/>
+              </w:rPr>
+            </w:pPr>
+            <w:r>
+              <w:rPr>
+                <w:color w:val="000000"/>
+              </w:rPr>
+              <w:t>2</w:t>
+            </w:r>
+            <w:r>
+              <w:rPr>
+                <w:color w:val="000000"/>
+                <w:lang w:val="en-US"/>
+              </w:rPr>
+              <w:t>0,</w:t>
+            </w:r>
+            <w:r>
+              <w:rPr>
+                <w:color w:val="000000"/>
+              </w:rPr>
+              <w:t>9276</w:t>
+            </w:r>
+          </w:p>
+        </w:tc>
+      </w:tr>
+      <w:tr>
+        <w:trPr>
+          <w:trHeight w:val="459"/>
+        </w:trPr>
+        <w:tc>
+          <w:tcPr>
+            <w:tcW w:w="2224" w:type="dxa"/>
+          </w:tcPr>
+          <w:p>
+            <w:pPr>
+              <w:spacing w:line="360" w:lineRule="auto"/>
+              <w:jc w:val="both"/>
+              <w:rPr>
+                <w:iCs/>
+                <w:lang w:val="en-US"/>
+              </w:rPr>
+            </w:pPr>
+            <w:r>
+              <w:rPr>
+                <w:iCs/>
+                <w:lang w:val="en-US"/>
+              </w:rPr>
+              <w:t>QD</w:t>
+            </w:r>
+          </w:p>
+        </w:tc>
+        <w:tc>
+          <w:tcPr>
+            <w:tcW w:w="2224" w:type="dxa"/>
+          </w:tcPr>
+          <w:p>
+            <w:pPr>
+              <w:spacing w:line="360" w:lineRule="auto"/>
+              <w:jc w:val="both"/>
+              <w:rPr>
+                <w:iCs/>
+                <w:lang w:val="en-US"/>
+              </w:rPr>
+            </w:pPr>
+            <w:r>
+              <w:rPr>
+                <w:iCs/>
+              </w:rPr>
+              <w:t>22</w:t>
+            </w:r>
+            <w:r>
+              <w:rPr>
+                <w:iCs/>
+                <w:lang w:val="en-US"/>
+              </w:rPr>
+              <w:t>,</w:t>
+            </w:r>
+            <w:r>
+              <w:rPr>
+                <w:iCs/>
+              </w:rPr>
+              <w:t>62231</w:t>
+            </w:r>
+          </w:p>
+        </w:tc>
+      </w:tr>
+      <w:tr>
+        <w:trPr>
+          <w:trHeight w:val="459"/>
+        </w:trPr>
+        <w:tc>
+          <w:tcPr>
+            <w:tcW w:w="2224" w:type="dxa"/>
+          </w:tcPr>
+          <w:p>
+            <w:pPr>
+              <w:spacing w:line="360" w:lineRule="auto"/>
+              <w:jc w:val="both"/>
+              <w:rPr>
+                <w:iCs/>
+                <w:lang w:val="en-US"/>
+              </w:rPr>
+            </w:pPr>
+            <w:r>
+              <w:rPr>
+                <w:iCs/>
+                <w:lang w:val="en-US"/>
+              </w:rPr>
+              <w:t>QFE1</w:t>
+            </w:r>
+          </w:p>
+        </w:tc>
+        <w:tc>
+          <w:tcPr>
+            <w:tcW w:w="2224" w:type="dxa"/>
+          </w:tcPr>
+          <w:p>
+            <w:pPr>
+              <w:spacing w:line="360" w:lineRule="auto"/>
+              <w:jc w:val="both"/>
+              <w:rPr>
+                <w:iCs/>
+                <w:lang w:val="en-US"/>
+              </w:rPr>
+            </w:pPr>
+            <w:r>
+              <w:rPr>
+                <w:color w:val="000000"/>
+              </w:rPr>
+              <w:t>30</w:t>
+            </w:r>
+            <w:r>
+              <w:rPr>
+                <w:color w:val="000000"/>
+                <w:lang w:val="en-US"/>
+              </w:rPr>
+              <w:t>,</w:t>
+            </w:r>
+            <w:r>
+              <w:rPr>
+                <w:color w:val="000000"/>
+              </w:rPr>
+              <w:t>9342</w:t>
+            </w:r>
+          </w:p>
+        </w:tc>
+      </w:tr>
+      <w:tr>
+        <w:trPr>
+          <w:trHeight w:val="459"/>
+        </w:trPr>
+        <w:tc>
+          <w:tcPr>
+            <w:tcW w:w="2224" w:type="dxa"/>
+          </w:tcPr>
+          <w:p>
+            <w:pPr>
+              <w:spacing w:line="360" w:lineRule="auto"/>
+              <w:jc w:val="both"/>
+              <w:rPr>
+                <w:iCs/>
+                <w:lang w:val="en-US"/>
+              </w:rPr>
+            </w:pPr>
+            <w:r>
+              <w:rPr>
+                <w:iCs/>
+                <w:lang w:val="en-US"/>
+              </w:rPr>
+              <w:t>QFE2</w:t>
+            </w:r>
+          </w:p>
+        </w:tc>
+        <w:tc>
+          <w:tcPr>
+            <w:tcW w:w="2224" w:type="dxa"/>
+          </w:tcPr>
+          <w:p>
+            <w:pPr>
+              <w:spacing w:line="360" w:lineRule="auto"/>
+              <w:jc w:val="both"/>
+              <w:rPr>
+                <w:iCs/>
+                <w:lang w:val="en-US"/>
+              </w:rPr>
+            </w:pPr>
+            <w:r>
+              <w:rPr>
+                <w:color w:val="000000"/>
+              </w:rPr>
+              <w:t>19</w:t>
+            </w:r>
+            <w:r>
+              <w:rPr>
+                <w:color w:val="000000"/>
+                <w:lang w:val="en-US"/>
+              </w:rPr>
+              <w:t>,</w:t>
+            </w:r>
+            <w:r>
+              <w:rPr>
+                <w:color w:val="000000"/>
+              </w:rPr>
+              <w:t>58429</w:t>
+            </w:r>
+          </w:p>
+        </w:tc>
+      </w:tr>
+    </w:tbl>
+    <w:p>
+      <w:pPr>
+        <w:spacing w:line="360" w:lineRule="auto"/>
+        <w:ind w:firstLine="708"/>
+        <w:jc w:val="both"/>
+        <w:rPr>
+          <w:lang w:val="en-US"/>
+        </w:rPr>
+      </w:pPr>
+      <w:r>
+        <w:rPr>
+          <w:noProof/>
+          <w:szCs w:val="24"/>
+        </w:rPr>
+        <mc:AlternateContent>
+          <mc:Choice Requires="wps">
+            <w:drawing>
+              <wp:anchor distT="0" distB="0" distL="114300" distR="114300" simplePos="0" relativeHeight="251682816" behindDoc="1" locked="0" layoutInCell="1" allowOverlap="1" wp14:anchorId="42C55079" wp14:editId="26AD195C">
+                <wp:simplePos x="0" y="0"/>
+                <wp:positionH relativeFrom="column">
+                  <wp:posOffset>330200</wp:posOffset>
+                </wp:positionH>
+                <wp:positionV relativeFrom="paragraph">
+                  <wp:posOffset>5086350</wp:posOffset>
+                </wp:positionV>
+                <wp:extent cx="5640070" cy="377190"/>
+                <wp:effectExtent l="0" t="0" r="0" b="3810"/>
+                <wp:wrapTight wrapText="bothSides">
+                  <wp:wrapPolygon edited="0">
+                    <wp:start x="0" y="0"/>
+                    <wp:lineTo x="0" y="21091"/>
+                    <wp:lineTo x="21546" y="21091"/>
+                    <wp:lineTo x="21546" y="0"/>
+                    <wp:lineTo x="0" y="0"/>
+                  </wp:wrapPolygon>
+                </wp:wrapTight>
+                <wp:docPr id="4" name="Надпись 4"/>
+                <wp:cNvGraphicFramePr/>
+                <a:graphic xmlns:a="http://schemas.openxmlformats.org/drawingml/2006/main">
+                  <a:graphicData uri="http://schemas.microsoft.com/office/word/2010/wordprocessingShape">
+                    <wps:wsp>
+                      <wps:cNvSpPr txBox="1"/>
+                      <wps:spPr>
+                        <a:xfrm>
+                          <a:off x="0" y="0"/>
+                          <a:ext cx="5640070" cy="377190"/>
+                        </a:xfrm>
+                        <a:prstGeom prst="rect">
+                          <a:avLst/>
+                        </a:prstGeom>
+                        <a:solidFill>
+                          <a:prstClr val="white"/>
+                        </a:solidFill>
+                        <a:ln>
+                          <a:noFill/>
+                        </a:ln>
+                      </wps:spPr>
+                      <wps:txbx>
+                        <w:txbxContent>
+                          <w:p>
+                            <w:pPr>
+                              <w:pStyle w:val="a7"/>
+                              <w:jc w:val="center"/>
+                              <w:rPr>
+                                <w:i w:val="0"/>
+                                <w:iCs w:val="0"/>
+                                <w:sz w:val="22"/>
+                                <w:szCs w:val="22"/>
+                                <w:lang w:val="en-US"/>
+                              </w:rPr>
+                            </w:pPr>
+                            <w:r>
+                              <w:rPr>
+                                <w:i w:val="0"/>
+                                <w:iCs w:val="0"/>
+                                <w:sz w:val="22"/>
+                                <w:szCs w:val="22"/>
+                                <w:lang w:val="en-US"/>
+                              </w:rPr>
+                              <w:t>Figure</w:t>
+                            </w:r>
+                            <w:r>
+                              <w:rPr>
+                                <w:i w:val="0"/>
+                                <w:iCs w:val="0"/>
+                                <w:sz w:val="22"/>
+                                <w:szCs w:val="22"/>
+                                <w:lang w:val="en-US"/>
+                              </w:rPr>
+                              <w:t xml:space="preserve"> 5</w:t>
+                            </w:r>
+                            <w:r>
+                              <w:rPr>
+                                <w:i w:val="0"/>
+                                <w:iCs w:val="0"/>
+                                <w:sz w:val="22"/>
+                                <w:szCs w:val="22"/>
+                                <w:lang w:val="en-US"/>
+                              </w:rPr>
+                              <w:t>.</w:t>
+                            </w:r>
+                            <w:r>
+                              <w:rPr>
+                                <w:i w:val="0"/>
+                                <w:iCs w:val="0"/>
+                                <w:sz w:val="22"/>
+                                <w:szCs w:val="22"/>
+                                <w:lang w:val="en-US"/>
+                              </w:rPr>
+                              <w:t xml:space="preserve"> </w:t>
+                            </w:r>
+                            <w:r>
+                              <w:rPr>
+                                <w:i w:val="0"/>
+                                <w:iCs w:val="0"/>
+                                <w:sz w:val="22"/>
+                                <w:szCs w:val="22"/>
+                                <w:lang w:val="en-US"/>
+                              </w:rPr>
+                              <w:t>Dispersion s</w:t>
+                            </w:r>
+                            <w:r>
+                              <w:rPr>
+                                <w:i w:val="0"/>
+                                <w:iCs w:val="0"/>
+                                <w:sz w:val="22"/>
+                                <w:szCs w:val="22"/>
+                                <w:lang w:val="en-US"/>
+                              </w:rPr>
+                              <w:t>uppression by the extreme cells of the arch</w:t>
+                            </w:r>
+                            <w:r>
+                              <w:rPr>
+                                <w:i w:val="0"/>
+                                <w:iCs w:val="0"/>
+                                <w:sz w:val="22"/>
+                                <w:szCs w:val="22"/>
+                                <w:lang w:val="en-US"/>
+                              </w:rPr>
+                              <w:br/>
+                            </w:r>
+                            <w:r>
+                              <w:rPr>
+                                <w:i w:val="0"/>
+                                <w:iCs w:val="0"/>
+                                <w:sz w:val="22"/>
+                                <w:szCs w:val="22"/>
+                                <w:lang w:val="en-US"/>
+                              </w:rPr>
+                              <w:t>L</w:t>
+                            </w:r>
+                            <w:r>
+                              <w:rPr>
+                                <w:i w:val="0"/>
+                                <w:iCs w:val="0"/>
+                                <w:sz w:val="22"/>
+                                <w:szCs w:val="22"/>
+                                <w:lang w:val="en-US"/>
+                              </w:rPr>
+                              <w:t xml:space="preserve">eft – beta functions; </w:t>
+                            </w:r>
+                            <w:r>
+                              <w:rPr>
+                                <w:i w:val="0"/>
+                                <w:iCs w:val="0"/>
+                                <w:sz w:val="22"/>
+                                <w:szCs w:val="22"/>
+                                <w:lang w:val="en-US"/>
+                              </w:rPr>
+                              <w:t>ri</w:t>
+                            </w:r>
+                            <w:r>
+                              <w:rPr>
+                                <w:i w:val="0"/>
+                                <w:iCs w:val="0"/>
+                                <w:sz w:val="22"/>
+                                <w:szCs w:val="22"/>
+                                <w:lang w:val="en-US"/>
+                              </w:rPr>
+                              <w:t>ght</w:t>
+                            </w:r>
+                            <w:r>
+                              <w:rPr>
+                                <w:i w:val="0"/>
+                                <w:iCs w:val="0"/>
+                                <w:sz w:val="22"/>
+                                <w:szCs w:val="22"/>
+                                <w:lang w:val="en-US"/>
+                              </w:rPr>
+                              <w:t xml:space="preserve"> – </w:t>
+                            </w:r>
+                            <w:r>
+                              <w:rPr>
+                                <w:i w:val="0"/>
+                                <w:iCs w:val="0"/>
+                                <w:sz w:val="22"/>
+                                <w:szCs w:val="22"/>
+                                <w:lang w:val="en-US"/>
+                              </w:rPr>
+                              <w:t>dispersion functions.</w:t>
+                            </w:r>
+                          </w:p>
+                        </w:txbxContent>
+                      </wps:txbx>
+                      <wps:bodyPr rot="0" spcFirstLastPara="0" vertOverflow="overflow" horzOverflow="overflow" vert="horz" wrap="square" lIns="0" tIns="0" rIns="0" bIns="0" numCol="1" spcCol="0" rtlCol="0" fromWordArt="0" anchor="t" anchorCtr="0" forceAA="0" compatLnSpc="1">
+                        <a:prstTxWarp prst="textNoShape">
+                          <a:avLst/>
+                        </a:prstTxWarp>
+                        <a:noAutofit/>
+                      </wps:bodyPr>
+                    </wps:wsp>
+                  </a:graphicData>
+                </a:graphic>
+                <wp14:sizeRelH relativeFrom="margin">
+                  <wp14:pctWidth>0</wp14:pctWidth>
+                </wp14:sizeRelH>
+                <wp14:sizeRelV relativeFrom="margin">
+                  <wp14:pctHeight>0</wp14:pctHeight>
+                </wp14:sizeRelV>
+              </wp:anchor>
+            </w:drawing>
+          </mc:Choice>
+          <mc:Fallback>
+            <w:pict>
+              <v:shape w14:anchorId="42C55079" id="Надпись 4" o:spid="_x0000_s1030" type="#_x0000_t202" style="position:absolute;left:0;text-align:left;margin-left:26pt;margin-top:400.5pt;width:444.1pt;height:29.7pt;z-index:-251633664;visibility:visible;mso-wrap-style:square;mso-width-percent:0;mso-height-percent:0;mso-wrap-distance-left:9pt;mso-wrap-distance-top:0;mso-wrap-distance-right:9pt;mso-wrap-distance-bottom:0;mso-position-horizontal:absolute;mso-position-horizontal-relative:text;mso-position-vertical:absolute;mso-position-vertical-relative:text;mso-width-percent:0;mso-height-percent:0;mso-width-relative:margin;mso-height-relative:margin;v-text-anchor:top" o:gfxdata="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" stroked="f">
+                <v:textbox inset="0,0,0,0">
+                  <w:txbxContent>
+                    <w:p>
+                      <w:pPr>
+                        <w:pStyle w:val="a7"/>
+                        <w:jc w:val="center"/>
+                        <w:rPr>
+                          <w:i w:val="0"/>
+                          <w:iCs w:val="0"/>
+                          <w:sz w:val="22"/>
+                          <w:szCs w:val="22"/>
+                          <w:lang w:val="en-US"/>
+                        </w:rPr>
+                      </w:pPr>
+                      <w:r>
+                        <w:rPr>
+                          <w:i w:val="0"/>
+                          <w:iCs w:val="0"/>
+                          <w:sz w:val="22"/>
+                          <w:szCs w:val="22"/>
+                          <w:lang w:val="en-US"/>
+                        </w:rPr>
+                        <w:t>Figure</w:t>
+                      </w:r>
+                      <w:r>
+                        <w:rPr>
+                          <w:i w:val="0"/>
+                          <w:iCs w:val="0"/>
+                          <w:sz w:val="22"/>
+                          <w:szCs w:val="22"/>
+                          <w:lang w:val="en-US"/>
+                        </w:rPr>
+                        <w:t xml:space="preserve"> 5</w:t>
+                      </w:r>
+                      <w:r>
+                        <w:rPr>
+                          <w:i w:val="0"/>
+                          <w:iCs w:val="0"/>
+                          <w:sz w:val="22"/>
+                          <w:szCs w:val="22"/>
+                          <w:lang w:val="en-US"/>
+                        </w:rPr>
+                        <w:t>.</w:t>
+                      </w:r>
+                      <w:r>
+                        <w:rPr>
+                          <w:i w:val="0"/>
+                          <w:iCs w:val="0"/>
+                          <w:sz w:val="22"/>
+                          <w:szCs w:val="22"/>
+                          <w:lang w:val="en-US"/>
+                        </w:rPr>
+                        <w:t xml:space="preserve"> </w:t>
+                      </w:r>
+                      <w:r>
+                        <w:rPr>
+                          <w:i w:val="0"/>
+                          <w:iCs w:val="0"/>
+                          <w:sz w:val="22"/>
+                          <w:szCs w:val="22"/>
+                          <w:lang w:val="en-US"/>
+                        </w:rPr>
+                        <w:t>Dispersion s</w:t>
+                      </w:r>
+                      <w:r>
+                        <w:rPr>
+                          <w:i w:val="0"/>
+                          <w:iCs w:val="0"/>
+                          <w:sz w:val="22"/>
+                          <w:szCs w:val="22"/>
+                          <w:lang w:val="en-US"/>
+                        </w:rPr>
+                        <w:t>uppression by the extreme cells of the arch</w:t>
+                      </w:r>
+                      <w:r>
+                        <w:rPr>
+                          <w:i w:val="0"/>
+                          <w:iCs w:val="0"/>
+                          <w:sz w:val="22"/>
+                          <w:szCs w:val="22"/>
+                          <w:lang w:val="en-US"/>
+                        </w:rPr>
+                        <w:br/>
+                      </w:r>
+                      <w:r>
+                        <w:rPr>
+                          <w:i w:val="0"/>
+                          <w:iCs w:val="0"/>
+                          <w:sz w:val="22"/>
+                          <w:szCs w:val="22"/>
+                          <w:lang w:val="en-US"/>
+                        </w:rPr>
+                        <w:t>L</w:t>
+                      </w:r>
+                      <w:r>
+                        <w:rPr>
+                          <w:i w:val="0"/>
+                          <w:iCs w:val="0"/>
+                          <w:sz w:val="22"/>
+                          <w:szCs w:val="22"/>
+                          <w:lang w:val="en-US"/>
+                        </w:rPr>
+                        <w:t xml:space="preserve">eft – beta functions; </w:t>
+                      </w:r>
+                      <w:r>
+                        <w:rPr>
+                          <w:i w:val="0"/>
+                          <w:iCs w:val="0"/>
+                          <w:sz w:val="22"/>
+                          <w:szCs w:val="22"/>
+                          <w:lang w:val="en-US"/>
+                        </w:rPr>
+                        <w:t>ri</w:t>
+                      </w:r>
+                      <w:r>
+                        <w:rPr>
+                          <w:i w:val="0"/>
+                          <w:iCs w:val="0"/>
+                          <w:sz w:val="22"/>
+                          <w:szCs w:val="22"/>
+                          <w:lang w:val="en-US"/>
+                        </w:rPr>
+                        <w:t>ght</w:t>
+                      </w:r>
+                      <w:r>
+                        <w:rPr>
+                          <w:i w:val="0"/>
+                          <w:iCs w:val="0"/>
+                          <w:sz w:val="22"/>
+                          <w:szCs w:val="22"/>
+                          <w:lang w:val="en-US"/>
+                        </w:rPr>
+                        <w:t xml:space="preserve"> – </w:t>
+                      </w:r>
+                      <w:r>
+                        <w:rPr>
+                          <w:i w:val="0"/>
+                          <w:iCs w:val="0"/>
+                          <w:sz w:val="22"/>
+                          <w:szCs w:val="22"/>
+                          <w:lang w:val="en-US"/>
+                        </w:rPr>
+                        <w:t>dispersion functions.</w:t>
+                      </w:r>
+                    </w:p>
+                  </w:txbxContent>
+                </v:textbox>
+                <w10:wrap type="tight"/>
+              </v:shape>
+            </w:pict>
+          </mc:Fallback>
+        </mc:AlternateContent>
+      </w:r>
       <w:r>
         <w:rPr>
           <w:noProof/>
@@ -8534,10 +8817,10 @@
           <wp:anchor distT="0" distB="0" distL="114300" distR="114300" simplePos="0" relativeHeight="251715584" behindDoc="0" locked="0" layoutInCell="1" allowOverlap="1">
             <wp:simplePos x="0" y="0"/>
             <wp:positionH relativeFrom="column">
-              <wp:posOffset>-230324</wp:posOffset>
+              <wp:posOffset>-330835</wp:posOffset>
             </wp:positionH>
             <wp:positionV relativeFrom="paragraph">
-              <wp:posOffset>2230120</wp:posOffset>
+              <wp:posOffset>2310765</wp:posOffset>
             </wp:positionV>
             <wp:extent cx="3402561" cy="2700000"/>
             <wp:effectExtent l="0" t="0" r="1270" b="5715"/>
@@ -8586,16 +8869,6 @@
           </wp:anchor>
         </w:drawing>
       </w:r>
-    </w:p>
-    <w:p>
-      <w:pPr>
-        <w:spacing w:line="360" w:lineRule="auto"/>
-        <w:ind w:firstLine="708"/>
-        <w:jc w:val="both"/>
-        <w:rPr>
-          <w:lang w:val="en-US"/>
-        </w:rPr>
-      </w:pPr>
       <w:r>
         <w:rPr>
           <w:noProof/>
@@ -8607,7 +8880,7 @@
               <wp:posOffset>3162935</wp:posOffset>
             </wp:positionH>
             <wp:positionV relativeFrom="paragraph">
-              <wp:posOffset>1970712</wp:posOffset>
+              <wp:posOffset>2389505</wp:posOffset>
             </wp:positionV>
             <wp:extent cx="3335655" cy="2699385"/>
             <wp:effectExtent l="0" t="0" r="4445" b="5715"/>
@@ -8656,235 +8929,6 @@
           </wp:anchor>
         </w:drawing>
       </w:r>
-      <w:r>
-        <w:rPr>
-          <w:noProof/>
-          <w:szCs w:val="24"/>
-        </w:rPr>
-        <mc:AlternateContent>
-          <mc:Choice Requires="wps">
-            <w:drawing>
-              <wp:anchor distT="0" distB="0" distL="114300" distR="114300" simplePos="0" relativeHeight="251682816" behindDoc="1" locked="0" layoutInCell="1" allowOverlap="1" wp14:anchorId="42C55079" wp14:editId="26AD195C">
-                <wp:simplePos x="0" y="0"/>
-                <wp:positionH relativeFrom="column">
-                  <wp:posOffset>336913</wp:posOffset>
-                </wp:positionH>
-                <wp:positionV relativeFrom="paragraph">
-                  <wp:posOffset>4768396</wp:posOffset>
-                </wp:positionV>
-                <wp:extent cx="5640070" cy="377190"/>
-                <wp:effectExtent l="0" t="0" r="0" b="3810"/>
-                <wp:wrapTight wrapText="bothSides">
-                  <wp:wrapPolygon edited="0">
-                    <wp:start x="0" y="0"/>
-                    <wp:lineTo x="0" y="21091"/>
-                    <wp:lineTo x="21546" y="21091"/>
-                    <wp:lineTo x="21546" y="0"/>
-                    <wp:lineTo x="0" y="0"/>
-                  </wp:wrapPolygon>
-                </wp:wrapTight>
-                <wp:docPr id="4" name="Надпись 4"/>
-                <wp:cNvGraphicFramePr/>
-                <a:graphic xmlns:a="http://schemas.openxmlformats.org/drawingml/2006/main">
-                  <a:graphicData uri="http://schemas.microsoft.com/office/word/2010/wordprocessingShape">
-                    <wps:wsp>
-                      <wps:cNvSpPr txBox="1"/>
-                      <wps:spPr>
-                        <a:xfrm>
-                          <a:off x="0" y="0"/>
-                          <a:ext cx="5640070" cy="377190"/>
-                        </a:xfrm>
-                        <a:prstGeom prst="rect">
-                          <a:avLst/>
-                        </a:prstGeom>
-                        <a:solidFill>
-                          <a:prstClr val="white"/>
-                        </a:solidFill>
-                        <a:ln>
-                          <a:noFill/>
-                        </a:ln>
-                      </wps:spPr>
-                      <wps:txbx>
-                        <w:txbxContent>
-                          <w:p>
-                            <w:pPr>
-                              <w:pStyle w:val="a7"/>
-                              <w:jc w:val="center"/>
-                              <w:rPr>
-                                <w:sz w:val="22"/>
-                                <w:szCs w:val="22"/>
-                              </w:rPr>
-                            </w:pPr>
-                            <w:r>
-                              <w:rPr>
-                                <w:sz w:val="22"/>
-                                <w:szCs w:val="22"/>
-                              </w:rPr>
-                              <w:t xml:space="preserve">Рисунок </w:t>
-                            </w:r>
-                            <w:r>
-                              <w:rPr>
-                                <w:sz w:val="22"/>
-                                <w:szCs w:val="22"/>
-                              </w:rPr>
-                              <w:t>5 Подавление дисперсии крайними ячейками арки</w:t>
-                            </w:r>
-                            <w:r>
-                              <w:rPr>
-                                <w:sz w:val="22"/>
-                                <w:szCs w:val="22"/>
-                              </w:rPr>
-                              <w:br/>
-                            </w:r>
-                            <w:r>
-                              <w:rPr>
-                                <w:sz w:val="22"/>
-                                <w:szCs w:val="22"/>
-                              </w:rPr>
-                              <w:t>Слева –</w:t>
-                            </w:r>
-                            <w:r>
-                              <w:rPr>
-                                <w:sz w:val="22"/>
-                                <w:szCs w:val="22"/>
-                              </w:rPr>
-                              <w:t xml:space="preserve"> </w:t>
-                            </w:r>
-                            <w:r>
-                              <w:rPr>
-                                <w:sz w:val="22"/>
-                                <w:szCs w:val="22"/>
-                              </w:rPr>
-                              <w:t>бета-функции</w:t>
-                            </w:r>
-                            <w:r>
-                              <w:rPr>
-                                <w:sz w:val="22"/>
-                                <w:szCs w:val="22"/>
-                              </w:rPr>
-                              <w:t xml:space="preserve">; Справа – </w:t>
-                            </w:r>
-                            <w:r>
-                              <w:rPr>
-                                <w:sz w:val="22"/>
-                                <w:szCs w:val="22"/>
-                              </w:rPr>
-                              <w:t>дисперсионные функции</w:t>
-                            </w:r>
-                            <w:r>
-                              <w:rPr>
-                                <w:sz w:val="22"/>
-                                <w:szCs w:val="22"/>
-                              </w:rPr>
-                              <w:t>.</w:t>
-                            </w:r>
-                          </w:p>
-                        </w:txbxContent>
-                      </wps:txbx>
-                      <wps:bodyPr rot="0" spcFirstLastPara="0" vertOverflow="overflow" horzOverflow="overflow" vert="horz" wrap="square" lIns="0" tIns="0" rIns="0" bIns="0" numCol="1" spcCol="0" rtlCol="0" fromWordArt="0" anchor="t" anchorCtr="0" forceAA="0" compatLnSpc="1">
-                        <a:prstTxWarp prst="textNoShape">
-                          <a:avLst/>
-                        </a:prstTxWarp>
-                        <a:noAutofit/>
-                      </wps:bodyPr>
-                    </wps:wsp>
-                  </a:graphicData>
-                </a:graphic>
-                <wp14:sizeRelH relativeFrom="margin">
-                  <wp14:pctWidth>0</wp14:pctWidth>
-                </wp14:sizeRelH>
-                <wp14:sizeRelV relativeFrom="margin">
-                  <wp14:pctHeight>0</wp14:pctHeight>
-                </wp14:sizeRelV>
-              </wp:anchor>
-            </w:drawing>
-          </mc:Choice>
-          <mc:Fallback>
-            <w:pict>
-              <v:shape w14:anchorId="42C55079" id="Надпись 4" o:spid="_x0000_s1030" type="#_x0000_t202" style="position:absolute;left:0;text-align:left;margin-left:26.55pt;margin-top:375.45pt;width:444.1pt;height:29.7pt;z-index:-251633664;visibility:visible;mso-wrap-style:square;mso-width-percent:0;mso-height-percent:0;mso-wrap-distance-left:9pt;mso-wrap-distance-top:0;mso-wrap-distance-right:9pt;mso-wrap-distance-bottom:0;mso-position-horizontal:absolute;mso-position-horizontal-relative:text;mso-position-vertical:absolute;mso-position-vertical-relative:text;mso-width-percent:0;mso-height-percent:0;mso-width-relative:margin;mso-height-relative:margin;v-text-anchor:top" o:gfxdata="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" stroked="f">
-                <v:textbox inset="0,0,0,0">
-                  <w:txbxContent>
-                    <w:p>
-                      <w:pPr>
-                        <w:pStyle w:val="a7"/>
-                        <w:jc w:val="center"/>
-                        <w:rPr>
-                          <w:sz w:val="22"/>
-                          <w:szCs w:val="22"/>
-                        </w:rPr>
-                      </w:pPr>
-                      <w:r>
-                        <w:rPr>
-                          <w:sz w:val="22"/>
-                          <w:szCs w:val="22"/>
-                        </w:rPr>
-                        <w:t xml:space="preserve">Рисунок </w:t>
-                      </w:r>
-                      <w:r>
-                        <w:rPr>
-                          <w:sz w:val="22"/>
-                          <w:szCs w:val="22"/>
-                        </w:rPr>
-                        <w:t>5 Подавление дисперсии крайними ячейками арки</w:t>
-                      </w:r>
-                      <w:r>
-                        <w:rPr>
-                          <w:sz w:val="22"/>
-                          <w:szCs w:val="22"/>
-                        </w:rPr>
-                        <w:br/>
-                      </w:r>
-                      <w:r>
-                        <w:rPr>
-                          <w:sz w:val="22"/>
-                          <w:szCs w:val="22"/>
-                        </w:rPr>
-                        <w:t>Слева –</w:t>
-                      </w:r>
-                      <w:r>
-                        <w:rPr>
-                          <w:sz w:val="22"/>
-                          <w:szCs w:val="22"/>
-                        </w:rPr>
-                        <w:t xml:space="preserve"> </w:t>
-                      </w:r>
-                      <w:r>
-                        <w:rPr>
-                          <w:sz w:val="22"/>
-                          <w:szCs w:val="22"/>
-                        </w:rPr>
-                        <w:t>бета-функции</w:t>
-                      </w:r>
-                      <w:r>
-                        <w:rPr>
-                          <w:sz w:val="22"/>
-                          <w:szCs w:val="22"/>
-                        </w:rPr>
-                        <w:t xml:space="preserve">; Справа – </w:t>
-                      </w:r>
-                      <w:r>
-                        <w:rPr>
-                          <w:sz w:val="22"/>
-                          <w:szCs w:val="22"/>
-                        </w:rPr>
-                        <w:t>дисперсионные функции</w:t>
-                      </w:r>
-                      <w:r>
-                        <w:rPr>
-                          <w:sz w:val="22"/>
-                          <w:szCs w:val="22"/>
-                        </w:rPr>
-                        <w:t>.</w:t>
-                      </w:r>
-                    </w:p>
-                  </w:txbxContent>
-                </v:textbox>
-                <w10:wrap type="tight"/>
-              </v:shape>
-            </w:pict>
-          </mc:Fallback>
-        </mc:AlternateContent>
-      </w:r>
     </w:p>
     <w:p>
       <w:pPr>
@@ -9048,14 +9092,7 @@
           <w:szCs w:val="24"/>
           <w:lang w:val="en-US"/>
         </w:rPr>
-        <w:t>using the introduction</w:t>
-      </w:r>
-      <w:r>
-        <w:rPr>
-          <w:szCs w:val="24"/>
-          <w:lang w:val="en-US"/>
-        </w:rPr>
-        <w:t xml:space="preserve"> </w:t>
+        <w:t xml:space="preserve">using the introduction </w:t>
       </w:r>
       <w:r>
         <w:rPr>
@@ -9325,23 +9362,7 @@
                 <w:szCs w:val="24"/>
                 <w:lang w:val="en-US"/>
               </w:rPr>
-              <m:t>x</m:t>
-            </m:r>
-            <m:r>
-              <w:rPr>
-                <w:rFonts w:ascii="Cambria Math" w:hAnsi="Cambria Math"/>
-                <w:szCs w:val="24"/>
-                <w:lang w:val="en-US"/>
-              </w:rPr>
-              <m:t xml:space="preserve"> </m:t>
-            </m:r>
-            <m:r>
-              <w:rPr>
-                <w:rFonts w:ascii="Cambria Math" w:hAnsi="Cambria Math"/>
-                <w:szCs w:val="24"/>
-                <w:lang w:val="en-US"/>
-              </w:rPr>
-              <m:t>arc</m:t>
+              <m:t>x arc</m:t>
             </m:r>
           </m:sub>
         </m:sSub>
@@ -9398,23 +9419,7 @@
                 <w:szCs w:val="24"/>
                 <w:lang w:val="en-US"/>
               </w:rPr>
-              <m:t>y</m:t>
-            </m:r>
-            <m:r>
-              <w:rPr>
-                <w:rFonts w:ascii="Cambria Math" w:hAnsi="Cambria Math"/>
-                <w:szCs w:val="24"/>
-                <w:lang w:val="en-US"/>
-              </w:rPr>
-              <m:t xml:space="preserve"> </m:t>
-            </m:r>
-            <m:r>
-              <w:rPr>
-                <w:rFonts w:ascii="Cambria Math" w:hAnsi="Cambria Math"/>
-                <w:szCs w:val="24"/>
-                <w:lang w:val="en-US"/>
-              </w:rPr>
-              <m:t>arc</m:t>
+              <m:t>y arc</m:t>
             </m:r>
           </m:sub>
         </m:sSub>
@@ -9516,6 +9521,16 @@
           <w:lang w:val="en-US"/>
         </w:rPr>
       </w:pPr>
+    </w:p>
+    <w:p>
+      <w:pPr>
+        <w:spacing w:line="360" w:lineRule="auto"/>
+        <w:jc w:val="both"/>
+        <w:rPr>
+          <w:rFonts w:eastAsiaTheme="minorEastAsia"/>
+          <w:lang w:val="en-US"/>
+        </w:rPr>
+      </w:pPr>
       <w:r>
         <w:rPr>
           <w:noProof/>
@@ -9526,10 +9541,10 @@
               <wp:anchor distT="0" distB="0" distL="114300" distR="114300" simplePos="0" relativeHeight="251719680" behindDoc="0" locked="0" layoutInCell="1" allowOverlap="1" wp14:anchorId="6C506135" wp14:editId="62AE1AC0">
                 <wp:simplePos x="0" y="0"/>
                 <wp:positionH relativeFrom="column">
-                  <wp:posOffset>3313062</wp:posOffset>
+                  <wp:posOffset>3368551</wp:posOffset>
                 </wp:positionH>
                 <wp:positionV relativeFrom="paragraph">
-                  <wp:posOffset>30279</wp:posOffset>
+                  <wp:posOffset>39540</wp:posOffset>
                 </wp:positionV>
                 <wp:extent cx="3382010" cy="635"/>
                 <wp:effectExtent l="0" t="0" r="0" b="12065"/>
@@ -9568,18 +9583,55 @@
                           <w:p>
                             <w:pPr>
                               <w:pStyle w:val="a7"/>
+                              <w:jc w:val="center"/>
                               <w:rPr>
+                                <w:i w:val="0"/>
+                                <w:iCs w:val="0"/>
                                 <w:noProof/>
+                                <w:sz w:val="22"/>
+                                <w:szCs w:val="22"/>
+                                <w:lang w:val="en-US"/>
                               </w:rPr>
                             </w:pPr>
                             <w:r>
-                              <w:t>Рисунок 6 Дисперсионная функция без введения подавителей дисперсии на 2-х крайних</w:t>
+                              <w:rPr>
+                                <w:i w:val="0"/>
+                                <w:iCs w:val="0"/>
+                                <w:sz w:val="22"/>
+                                <w:szCs w:val="22"/>
+                                <w:lang w:val="en-US"/>
+                              </w:rPr>
+                              <w:t xml:space="preserve">Figure 6. The dispersion function without the dispersion suppressors on the 2 </w:t>
                             </w:r>
                             <w:r>
                               <w:rPr>
-                                <w:noProof/>
+                                <w:i w:val="0"/>
+                                <w:iCs w:val="0"/>
+                                <w:sz w:val="22"/>
+                                <w:szCs w:val="22"/>
+                                <w:lang w:val="en-US"/>
                               </w:rPr>
-                              <w:t xml:space="preserve"> ячейках</w:t>
+                              <w:t xml:space="preserve">edge </w:t>
+                            </w:r>
+                            <w:r>
+                              <w:rPr>
+                                <w:i w:val="0"/>
+                                <w:iCs w:val="0"/>
+                                <w:sz w:val="22"/>
+                                <w:szCs w:val="22"/>
+                                <w:lang w:val="en-US"/>
+                              </w:rPr>
+                              <w:t>cells</w:t>
+                            </w:r>
+                            <w:r>
+                              <w:rPr>
+                                <w:i w:val="0"/>
+                                <w:iCs w:val="0"/>
+                                <w:sz w:val="22"/>
+                                <w:szCs w:val="22"/>
+                                <w:lang w:val="en-US"/>
+                              </w:rPr>
+                              <w:t>.</w:t>
                             </w:r>
                           </w:p>
                         </w:txbxContent>
@@ -9598,24 +9650,61 @@
           </mc:Choice>
           <mc:Fallback>
             <w:pict>
-              <v:shape w14:anchorId="6C506135" id="Надпись 46" o:spid="_x0000_s1031" type="#_x0000_t202" style="position:absolute;left:0;text-align:left;margin-left:260.85pt;margin-top:2.4pt;width:266.3pt;height:.05pt;z-index:251719680;visibility:visible;mso-wrap-style:square;mso-wrap-distance-left:9pt;mso-wrap-distance-top:0;mso-wrap-distance-right:9pt;mso-wrap-distance-bottom:0;mso-position-horizontal:absolute;mso-position-horizontal-relative:text;mso-position-vertical:absolute;mso-position-vertical-relative:text;v-text-anchor:top" o:gfxdata="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" stroked="f">
+              <v:shape w14:anchorId="6C506135" id="Надпись 46" o:spid="_x0000_s1031" type="#_x0000_t202" style="position:absolute;left:0;text-align:left;margin-left:265.25pt;margin-top:3.1pt;width:266.3pt;height:.05pt;z-index:251719680;visibility:visible;mso-wrap-style:square;mso-wrap-distance-left:9pt;mso-wrap-distance-top:0;mso-wrap-distance-right:9pt;mso-wrap-distance-bottom:0;mso-position-horizontal:absolute;mso-position-horizontal-relative:text;mso-position-vertical:absolute;mso-position-vertical-relative:text;v-text-anchor:top" o:gfxdata="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" stroked="f">
                 <v:textbox style="mso-fit-shape-to-text:t" inset="0,0,0,0">
                   <w:txbxContent>
                     <w:p>
                       <w:pPr>
                         <w:pStyle w:val="a7"/>
+                        <w:jc w:val="center"/>
                         <w:rPr>
+                          <w:i w:val="0"/>
+                          <w:iCs w:val="0"/>
                           <w:noProof/>
+                          <w:sz w:val="22"/>
+                          <w:szCs w:val="22"/>
+                          <w:lang w:val="en-US"/>
                         </w:rPr>
                       </w:pPr>
                       <w:r>
-                        <w:t>Рисунок 6 Дисперсионная функция без введения подавителей дисперсии на 2-х крайних</w:t>
+                        <w:rPr>
+                          <w:i w:val="0"/>
+                          <w:iCs w:val="0"/>
+                          <w:sz w:val="22"/>
+                          <w:szCs w:val="22"/>
+                          <w:lang w:val="en-US"/>
+                        </w:rPr>
+                        <w:t xml:space="preserve">Figure 6. The dispersion function without the dispersion suppressors on the 2 </w:t>
                       </w:r>
                       <w:r>
                         <w:rPr>
-                          <w:noProof/>
+                          <w:i w:val="0"/>
+                          <w:iCs w:val="0"/>
+                          <w:sz w:val="22"/>
+                          <w:szCs w:val="22"/>
+                          <w:lang w:val="en-US"/>
                         </w:rPr>
-                        <w:t xml:space="preserve"> ячейках</w:t>
+                        <w:t xml:space="preserve">edge </w:t>
+                      </w:r>
+                      <w:r>
+                        <w:rPr>
+                          <w:i w:val="0"/>
+                          <w:iCs w:val="0"/>
+                          <w:sz w:val="22"/>
+                          <w:szCs w:val="22"/>
+                          <w:lang w:val="en-US"/>
+                        </w:rPr>
+                        <w:t>cells</w:t>
+                      </w:r>
+                      <w:r>
+                        <w:rPr>
+                          <w:i w:val="0"/>
+                          <w:iCs w:val="0"/>
+                          <w:sz w:val="22"/>
+                          <w:szCs w:val="22"/>
+                          <w:lang w:val="en-US"/>
+                        </w:rPr>
+                        <w:t>.</w:t>
                       </w:r>
                     </w:p>
                   </w:txbxContent>
@@ -9629,16 +9718,6 @@
     </w:p>
     <w:p>
       <w:pPr>
-        <w:spacing w:line="360" w:lineRule="auto"/>
-        <w:jc w:val="both"/>
-        <w:rPr>
-          <w:rFonts w:eastAsiaTheme="minorEastAsia"/>
-          <w:lang w:val="en-US"/>
-        </w:rPr>
-      </w:pPr>
-    </w:p>
-    <w:p>
-      <w:pPr>
         <w:pStyle w:val="a5"/>
         <w:numPr>
           <w:ilvl w:val="2"/>
@@ -9661,8 +9740,9 @@
           <w:bCs/>
           <w:sz w:val="28"/>
           <w:szCs w:val="28"/>
-        </w:rPr>
-        <w:t>Расстановка секступолей</w:t>
+          <w:lang w:val="en-US"/>
+        </w:rPr>
+        <w:t>SEXTUPOLES.</w:t>
       </w:r>
     </w:p>
     <w:p>
@@ -9769,7 +9849,7 @@
           <w:szCs w:val="24"/>
           <w:lang w:val="en-US"/>
         </w:rPr>
-        <w:t xml:space="preserve"> and make an achromat of 2 </w:t>
+        <w:t xml:space="preserve"> and make an achromat </w:t>
       </w:r>
       <w:proofErr w:type="gramStart"/>
       <w:r>
@@ -9777,16 +9857,30 @@
           <w:szCs w:val="24"/>
           <w:lang w:val="en-US"/>
         </w:rPr>
+        <w:t xml:space="preserve">of </w:t>
+      </w:r>
+      <w:r>
+        <w:rPr>
+          <w:szCs w:val="24"/>
+          <w:lang w:val="en-US"/>
+        </w:rPr>
+        <w:t xml:space="preserve"> the</w:t>
+      </w:r>
+      <w:proofErr w:type="gramEnd"/>
+      <w:r>
+        <w:rPr>
+          <w:szCs w:val="24"/>
+          <w:lang w:val="en-US"/>
+        </w:rPr>
+        <w:t xml:space="preserve"> second </w:t>
+      </w:r>
+      <w:r>
+        <w:rPr>
+          <w:szCs w:val="24"/>
+          <w:lang w:val="en-US"/>
+        </w:rPr>
         <w:t>orders.</w:t>
       </w:r>
-      <w:r>
-        <w:rPr>
-          <w:szCs w:val="24"/>
-          <w:lang w:val="en-US"/>
-        </w:rPr>
-        <w:t>.</w:t>
-      </w:r>
-      <w:proofErr w:type="gramEnd"/>
     </w:p>
     <w:p>
       <w:pPr>
@@ -9965,23 +10059,7 @@
                 <w:szCs w:val="24"/>
                 <w:lang w:val="en-US"/>
               </w:rPr>
-              <m:t>x</m:t>
-            </m:r>
-            <m:r>
-              <w:rPr>
-                <w:rFonts w:ascii="Cambria Math" w:hAnsi="Cambria Math"/>
-                <w:szCs w:val="24"/>
-                <w:lang w:val="en-US"/>
-              </w:rPr>
-              <m:t xml:space="preserve"> </m:t>
-            </m:r>
-            <m:r>
-              <w:rPr>
-                <w:rFonts w:ascii="Cambria Math" w:hAnsi="Cambria Math"/>
-                <w:szCs w:val="24"/>
-                <w:lang w:val="en-US"/>
-              </w:rPr>
-              <m:t>arc</m:t>
+              <m:t>x arc</m:t>
             </m:r>
           </m:sub>
         </m:sSub>
@@ -10038,23 +10116,7 @@
                 <w:szCs w:val="24"/>
                 <w:lang w:val="en-US"/>
               </w:rPr>
-              <m:t>y</m:t>
-            </m:r>
-            <m:r>
-              <w:rPr>
-                <w:rFonts w:ascii="Cambria Math" w:hAnsi="Cambria Math"/>
-                <w:szCs w:val="24"/>
-                <w:lang w:val="en-US"/>
-              </w:rPr>
-              <m:t xml:space="preserve"> </m:t>
-            </m:r>
-            <m:r>
-              <w:rPr>
-                <w:rFonts w:ascii="Cambria Math" w:hAnsi="Cambria Math"/>
-                <w:szCs w:val="24"/>
-                <w:lang w:val="en-US"/>
-              </w:rPr>
-              <m:t>arc</m:t>
+              <m:t>y arc</m:t>
             </m:r>
           </m:sub>
         </m:sSub>
@@ -10519,25 +10581,234 @@
           <w:lang w:val="en-US"/>
         </w:rPr>
       </w:pPr>
+    </w:p>
+    <w:p>
+      <w:pPr>
+        <w:spacing w:line="360" w:lineRule="auto"/>
+        <w:ind w:firstLine="708"/>
+        <w:jc w:val="both"/>
+        <w:rPr>
+          <w:rFonts w:eastAsiaTheme="minorEastAsia"/>
+          <w:lang w:val="en-US"/>
+        </w:rPr>
+      </w:pPr>
+      <w:r>
+        <w:rPr>
+          <w:noProof/>
+        </w:rPr>
+        <w:lastRenderedPageBreak/>
+        <mc:AlternateContent>
+          <mc:Choice Requires="wps">
+            <w:drawing>
+              <wp:anchor distT="0" distB="0" distL="114300" distR="114300" simplePos="0" relativeHeight="251689984" behindDoc="1" locked="0" layoutInCell="1" allowOverlap="1" wp14:anchorId="3AA53170" wp14:editId="6E66646F">
+                <wp:simplePos x="0" y="0"/>
+                <wp:positionH relativeFrom="column">
+                  <wp:posOffset>3523153</wp:posOffset>
+                </wp:positionH>
+                <wp:positionV relativeFrom="paragraph">
+                  <wp:posOffset>5418051</wp:posOffset>
+                </wp:positionV>
+                <wp:extent cx="3011805" cy="363220"/>
+                <wp:effectExtent l="0" t="0" r="0" b="5080"/>
+                <wp:wrapTight wrapText="bothSides">
+                  <wp:wrapPolygon edited="0">
+                    <wp:start x="0" y="0"/>
+                    <wp:lineTo x="0" y="21147"/>
+                    <wp:lineTo x="21495" y="21147"/>
+                    <wp:lineTo x="21495" y="0"/>
+                    <wp:lineTo x="0" y="0"/>
+                  </wp:wrapPolygon>
+                </wp:wrapTight>
+                <wp:docPr id="15" name="Надпись 15"/>
+                <wp:cNvGraphicFramePr/>
+                <a:graphic xmlns:a="http://schemas.openxmlformats.org/drawingml/2006/main">
+                  <a:graphicData uri="http://schemas.microsoft.com/office/word/2010/wordprocessingShape">
+                    <wps:wsp>
+                      <wps:cNvSpPr txBox="1"/>
+                      <wps:spPr>
+                        <a:xfrm>
+                          <a:off x="0" y="0"/>
+                          <a:ext cx="3011805" cy="363220"/>
+                        </a:xfrm>
+                        <a:prstGeom prst="rect">
+                          <a:avLst/>
+                        </a:prstGeom>
+                        <a:solidFill>
+                          <a:prstClr val="white"/>
+                        </a:solidFill>
+                        <a:ln>
+                          <a:noFill/>
+                        </a:ln>
+                      </wps:spPr>
+                      <wps:txbx>
+                        <w:txbxContent>
+                          <w:p>
+                            <w:pPr>
+                              <w:pStyle w:val="a7"/>
+                              <w:jc w:val="center"/>
+                              <w:rPr>
+                                <w:i w:val="0"/>
+                                <w:iCs w:val="0"/>
+                                <w:noProof/>
+                                <w:sz w:val="22"/>
+                                <w:szCs w:val="22"/>
+                                <w:lang w:val="en-US"/>
+                              </w:rPr>
+                            </w:pPr>
+                            <w:r>
+                              <w:rPr>
+                                <w:i w:val="0"/>
+                                <w:iCs w:val="0"/>
+                                <w:sz w:val="22"/>
+                                <w:szCs w:val="22"/>
+                                <w:lang w:val="en-US"/>
+                              </w:rPr>
+                              <w:t>Figure 8</w:t>
+                            </w:r>
+                            <w:r>
+                              <w:rPr>
+                                <w:i w:val="0"/>
+                                <w:iCs w:val="0"/>
+                                <w:sz w:val="22"/>
+                                <w:szCs w:val="22"/>
+                                <w:lang w:val="en-US"/>
+                              </w:rPr>
+                              <w:t>.</w:t>
+                            </w:r>
+                            <w:r>
+                              <w:rPr>
+                                <w:i w:val="0"/>
+                                <w:iCs w:val="0"/>
+                                <w:sz w:val="22"/>
+                                <w:szCs w:val="22"/>
+                                <w:lang w:val="en-US"/>
+                              </w:rPr>
+                              <w:t xml:space="preserve"> Vectors of sextuple gradients rotated relative to each other taking into account the phase</w:t>
+                            </w:r>
+                            <w:r>
+                              <w:rPr>
+                                <w:i w:val="0"/>
+                                <w:iCs w:val="0"/>
+                                <w:sz w:val="22"/>
+                                <w:szCs w:val="22"/>
+                                <w:lang w:val="en-US"/>
+                              </w:rPr>
+                              <w:t>.</w:t>
+                            </w:r>
+                          </w:p>
+                        </w:txbxContent>
+                      </wps:txbx>
+                      <wps:bodyPr rot="0" spcFirstLastPara="0" vertOverflow="overflow" horzOverflow="overflow" vert="horz" wrap="square" lIns="0" tIns="0" rIns="0" bIns="0" numCol="1" spcCol="0" rtlCol="0" fromWordArt="0" anchor="t" anchorCtr="0" forceAA="0" compatLnSpc="1">
+                        <a:prstTxWarp prst="textNoShape">
+                          <a:avLst/>
+                        </a:prstTxWarp>
+                        <a:noAutofit/>
+                      </wps:bodyPr>
+                    </wps:wsp>
+                  </a:graphicData>
+                </a:graphic>
+                <wp14:sizeRelH relativeFrom="margin">
+                  <wp14:pctWidth>0</wp14:pctWidth>
+                </wp14:sizeRelH>
+                <wp14:sizeRelV relativeFrom="margin">
+                  <wp14:pctHeight>0</wp14:pctHeight>
+                </wp14:sizeRelV>
+              </wp:anchor>
+            </w:drawing>
+          </mc:Choice>
+          <mc:Fallback>
+            <w:pict>
+              <v:shape w14:anchorId="3AA53170" id="Надпись 15" o:spid="_x0000_s1032" type="#_x0000_t202" style="position:absolute;left:0;text-align:left;margin-left:277.4pt;margin-top:426.6pt;width:237.15pt;height:28.6pt;z-index:-251626496;visibility:visible;mso-wrap-style:square;mso-width-percent:0;mso-height-percent:0;mso-wrap-distance-left:9pt;mso-wrap-distance-top:0;mso-wrap-distance-right:9pt;mso-wrap-distance-bottom:0;mso-position-horizontal:absolute;mso-position-horizontal-relative:text;mso-position-vertical:absolute;mso-position-vertical-relative:text;mso-width-percent:0;mso-height-percent:0;mso-width-relative:margin;mso-height-relative:margin;v-text-anchor:top" o:gfxdata="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" stroked="f">
+                <v:textbox inset="0,0,0,0">
+                  <w:txbxContent>
+                    <w:p>
+                      <w:pPr>
+                        <w:pStyle w:val="a7"/>
+                        <w:jc w:val="center"/>
+                        <w:rPr>
+                          <w:i w:val="0"/>
+                          <w:iCs w:val="0"/>
+                          <w:noProof/>
+                          <w:sz w:val="22"/>
+                          <w:szCs w:val="22"/>
+                          <w:lang w:val="en-US"/>
+                        </w:rPr>
+                      </w:pPr>
+                      <w:r>
+                        <w:rPr>
+                          <w:i w:val="0"/>
+                          <w:iCs w:val="0"/>
+                          <w:sz w:val="22"/>
+                          <w:szCs w:val="22"/>
+                          <w:lang w:val="en-US"/>
+                        </w:rPr>
+                        <w:t>Figure 8</w:t>
+                      </w:r>
+                      <w:r>
+                        <w:rPr>
+                          <w:i w:val="0"/>
+                          <w:iCs w:val="0"/>
+                          <w:sz w:val="22"/>
+                          <w:szCs w:val="22"/>
+                          <w:lang w:val="en-US"/>
+                        </w:rPr>
+                        <w:t>.</w:t>
+                      </w:r>
+                      <w:r>
+                        <w:rPr>
+                          <w:i w:val="0"/>
+                          <w:iCs w:val="0"/>
+                          <w:sz w:val="22"/>
+                          <w:szCs w:val="22"/>
+                          <w:lang w:val="en-US"/>
+                        </w:rPr>
+                        <w:t xml:space="preserve"> Vectors of sextuple gradients rotated relative to each other taking into account the phase</w:t>
+                      </w:r>
+                      <w:r>
+                        <w:rPr>
+                          <w:i w:val="0"/>
+                          <w:iCs w:val="0"/>
+                          <w:sz w:val="22"/>
+                          <w:szCs w:val="22"/>
+                          <w:lang w:val="en-US"/>
+                        </w:rPr>
+                        <w:t>.</w:t>
+                      </w:r>
+                    </w:p>
+                  </w:txbxContent>
+                </v:textbox>
+                <w10:wrap type="tight"/>
+              </v:shape>
+            </w:pict>
+          </mc:Fallback>
+        </mc:AlternateContent>
+      </w:r>
       <w:r>
         <w:rPr>
           <w:rFonts w:eastAsiaTheme="minorEastAsia"/>
           <w:noProof/>
         </w:rPr>
-        <w:lastRenderedPageBreak/>
         <w:drawing>
-          <wp:anchor distT="0" distB="0" distL="114300" distR="114300" simplePos="0" relativeHeight="251732992" behindDoc="0" locked="0" layoutInCell="1" allowOverlap="1">
+          <wp:anchor distT="0" distB="0" distL="114300" distR="114300" simplePos="0" relativeHeight="251688960" behindDoc="1" locked="0" layoutInCell="1" allowOverlap="1" wp14:anchorId="2F3AC5C5" wp14:editId="7CC1E1DE">
             <wp:simplePos x="0" y="0"/>
             <wp:positionH relativeFrom="column">
-              <wp:posOffset>83097</wp:posOffset>
+              <wp:posOffset>3664008</wp:posOffset>
             </wp:positionH>
             <wp:positionV relativeFrom="paragraph">
-              <wp:posOffset>0</wp:posOffset>
+              <wp:posOffset>3349336</wp:posOffset>
             </wp:positionV>
-            <wp:extent cx="6188710" cy="2535555"/>
-            <wp:effectExtent l="0" t="0" r="0" b="4445"/>
-            <wp:wrapTopAndBottom/>
-            <wp:docPr id="11" name="Рисунок 11"/>
+            <wp:extent cx="2752725" cy="1936115"/>
+            <wp:effectExtent l="0" t="0" r="3175" b="0"/>
+            <wp:wrapTight wrapText="bothSides">
+              <wp:wrapPolygon edited="0">
+                <wp:start x="0" y="0"/>
+                <wp:lineTo x="0" y="21395"/>
+                <wp:lineTo x="21525" y="21395"/>
+                <wp:lineTo x="21525" y="0"/>
+                <wp:lineTo x="0" y="0"/>
+              </wp:wrapPolygon>
+            </wp:wrapTight>
+            <wp:docPr id="14" name="Рисунок 14"/>
             <wp:cNvGraphicFramePr>
               <a:graphicFrameLocks xmlns:a="http://schemas.openxmlformats.org/drawingml/2006/main" noChangeAspect="1"/>
             </wp:cNvGraphicFramePr>
@@ -10545,7 +10816,7 @@
               <a:graphicData uri="http://schemas.openxmlformats.org/drawingml/2006/picture">
                 <pic:pic xmlns:pic="http://schemas.openxmlformats.org/drawingml/2006/picture">
                   <pic:nvPicPr>
-                    <pic:cNvPr id="11" name="Рисунок 11"/>
+                    <pic:cNvPr id="14" name="Рисунок 14"/>
                     <pic:cNvPicPr/>
                   </pic:nvPicPr>
                   <pic:blipFill>
@@ -10563,7 +10834,7 @@
                   <pic:spPr>
                     <a:xfrm>
                       <a:off x="0" y="0"/>
-                      <a:ext cx="6188710" cy="2535555"/>
+                      <a:ext cx="2752725" cy="1936115"/>
                     </a:xfrm>
                     <a:prstGeom prst="rect">
                       <a:avLst/>
@@ -10583,6 +10854,67 @@
       </w:r>
       <w:r>
         <w:rPr>
+          <w:rFonts w:eastAsiaTheme="minorEastAsia"/>
+          <w:noProof/>
+        </w:rPr>
+        <w:drawing>
+          <wp:anchor distT="0" distB="0" distL="114300" distR="114300" simplePos="0" relativeHeight="251752448" behindDoc="0" locked="0" layoutInCell="1" allowOverlap="1">
+            <wp:simplePos x="0" y="0"/>
+            <wp:positionH relativeFrom="column">
+              <wp:posOffset>-314325</wp:posOffset>
+            </wp:positionH>
+            <wp:positionV relativeFrom="paragraph">
+              <wp:posOffset>0</wp:posOffset>
+            </wp:positionV>
+            <wp:extent cx="6740525" cy="2740025"/>
+            <wp:effectExtent l="0" t="0" r="3175" b="3175"/>
+            <wp:wrapTopAndBottom/>
+            <wp:docPr id="18" name="Рисунок 18"/>
+            <wp:cNvGraphicFramePr>
+              <a:graphicFrameLocks xmlns:a="http://schemas.openxmlformats.org/drawingml/2006/main" noChangeAspect="1"/>
+            </wp:cNvGraphicFramePr>
+            <a:graphic xmlns:a="http://schemas.openxmlformats.org/drawingml/2006/main">
+              <a:graphicData uri="http://schemas.openxmlformats.org/drawingml/2006/picture">
+                <pic:pic xmlns:pic="http://schemas.openxmlformats.org/drawingml/2006/picture">
+                  <pic:nvPicPr>
+                    <pic:cNvPr id="18" name="Рисунок 18"/>
+                    <pic:cNvPicPr/>
+                  </pic:nvPicPr>
+                  <pic:blipFill>
+                    <a:blip r:embed="rId16" cstate="print">
+                      <a:extLst>
+                        <a:ext uri="{28A0092B-C50C-407E-A947-70E740481C1C}">
+                          <a14:useLocalDpi xmlns:a14="http://schemas.microsoft.com/office/drawing/2010/main" val="0"/>
+                        </a:ext>
+                      </a:extLst>
+                    </a:blip>
+                    <a:stretch>
+                      <a:fillRect/>
+                    </a:stretch>
+                  </pic:blipFill>
+                  <pic:spPr>
+                    <a:xfrm>
+                      <a:off x="0" y="0"/>
+                      <a:ext cx="6740525" cy="2740025"/>
+                    </a:xfrm>
+                    <a:prstGeom prst="rect">
+                      <a:avLst/>
+                    </a:prstGeom>
+                  </pic:spPr>
+                </pic:pic>
+              </a:graphicData>
+            </a:graphic>
+            <wp14:sizeRelH relativeFrom="page">
+              <wp14:pctWidth>0</wp14:pctWidth>
+            </wp14:sizeRelH>
+            <wp14:sizeRelV relativeFrom="page">
+              <wp14:pctHeight>0</wp14:pctHeight>
+            </wp14:sizeRelV>
+          </wp:anchor>
+        </w:drawing>
+      </w:r>
+      <w:r>
+        <w:rPr>
           <w:noProof/>
         </w:rPr>
         <mc:AlternateContent>
@@ -10591,10 +10923,10 @@
               <wp:anchor distT="0" distB="0" distL="114300" distR="114300" simplePos="0" relativeHeight="251692032" behindDoc="1" locked="0" layoutInCell="1" allowOverlap="1" wp14:anchorId="10DB733A" wp14:editId="4DE0416D">
                 <wp:simplePos x="0" y="0"/>
                 <wp:positionH relativeFrom="column">
-                  <wp:posOffset>-133841</wp:posOffset>
+                  <wp:posOffset>-145796</wp:posOffset>
                 </wp:positionH>
                 <wp:positionV relativeFrom="paragraph">
-                  <wp:posOffset>2608311</wp:posOffset>
+                  <wp:posOffset>2843149</wp:posOffset>
                 </wp:positionV>
                 <wp:extent cx="6832600" cy="635"/>
                 <wp:effectExtent l="0" t="0" r="0" b="4445"/>
@@ -10635,66 +10967,135 @@
                               <w:pStyle w:val="a7"/>
                               <w:jc w:val="center"/>
                               <w:rPr>
+                                <w:i w:val="0"/>
+                                <w:iCs w:val="0"/>
                                 <w:noProof/>
                                 <w:sz w:val="22"/>
                                 <w:szCs w:val="22"/>
+                                <w:lang w:val="en-US"/>
                               </w:rPr>
                             </w:pPr>
                             <w:r>
                               <w:rPr>
+                                <w:i w:val="0"/>
+                                <w:iCs w:val="0"/>
                                 <w:sz w:val="22"/>
                                 <w:szCs w:val="22"/>
+                                <w:lang w:val="en-US"/>
                               </w:rPr>
-                              <w:t xml:space="preserve">Рисунок </w:t>
+                              <w:t>Figure 7</w:t>
                             </w:r>
                             <w:r>
                               <w:rPr>
+                                <w:i w:val="0"/>
+                                <w:iCs w:val="0"/>
                                 <w:sz w:val="22"/>
                                 <w:szCs w:val="22"/>
+                                <w:lang w:val="en-US"/>
                               </w:rPr>
-                              <w:t>7</w:t>
+                              <w:t>.</w:t>
                             </w:r>
                             <w:r>
                               <w:rPr>
+                                <w:i w:val="0"/>
+                                <w:iCs w:val="0"/>
                                 <w:sz w:val="22"/>
                                 <w:szCs w:val="22"/>
+                                <w:lang w:val="en-US"/>
+                              </w:rPr>
+                              <w:t xml:space="preserve"> Schematic diagram of the arrangement of </w:t>
+                            </w:r>
+                            <w:proofErr w:type="spellStart"/>
+                            <w:r>
+                              <w:rPr>
+                                <w:i w:val="0"/>
+                                <w:iCs w:val="0"/>
+                                <w:sz w:val="22"/>
+                                <w:szCs w:val="22"/>
+                                <w:lang w:val="en-US"/>
+                              </w:rPr>
+                              <w:t>sextupoles</w:t>
+                            </w:r>
+                            <w:proofErr w:type="spellEnd"/>
+                            <w:r>
+                              <w:rPr>
+                                <w:i w:val="0"/>
+                                <w:iCs w:val="0"/>
+                                <w:sz w:val="22"/>
+                                <w:szCs w:val="22"/>
+                                <w:lang w:val="en-US"/>
+                              </w:rPr>
+                              <w:t xml:space="preserve"> in the case of </w:t>
+                            </w:r>
+                            <w:r>
+                              <w:rPr>
+                                <w:i w:val="0"/>
+                                <w:iCs w:val="0"/>
+                                <w:sz w:val="22"/>
+                                <w:szCs w:val="22"/>
+                                <w:lang w:val="en-US"/>
+                              </w:rPr>
+                              <w:t xml:space="preserve">dispersion </w:t>
+                            </w:r>
+                            <w:r>
+                              <w:rPr>
+                                <w:i w:val="0"/>
+                                <w:iCs w:val="0"/>
+                                <w:sz w:val="22"/>
+                                <w:szCs w:val="22"/>
+                                <w:lang w:val="en-US"/>
+                              </w:rPr>
+                              <w:t>suppression</w:t>
+                            </w:r>
+                            <w:r>
+                              <w:rPr>
+                                <w:i w:val="0"/>
+                                <w:iCs w:val="0"/>
+                                <w:sz w:val="22"/>
+                                <w:szCs w:val="22"/>
+                                <w:lang w:val="en-US"/>
                               </w:rPr>
                               <w:t xml:space="preserve"> </w:t>
                             </w:r>
                             <w:r>
                               <w:rPr>
+                                <w:i w:val="0"/>
+                                <w:iCs w:val="0"/>
                                 <w:sz w:val="22"/>
                                 <w:szCs w:val="22"/>
+                                <w:lang w:val="en-US"/>
                               </w:rPr>
-                              <w:t>Принципиальная схема р</w:t>
+                              <w:t xml:space="preserve">by </w:t>
                             </w:r>
                             <w:r>
                               <w:rPr>
+                                <w:i w:val="0"/>
+                                <w:iCs w:val="0"/>
                                 <w:sz w:val="22"/>
                                 <w:szCs w:val="22"/>
+                                <w:lang w:val="en-US"/>
                               </w:rPr>
-                              <w:t>асстановк</w:t>
+                              <w:t xml:space="preserve">the edge </w:t>
                             </w:r>
                             <w:r>
                               <w:rPr>
+                                <w:i w:val="0"/>
+                                <w:iCs w:val="0"/>
                                 <w:sz w:val="22"/>
                                 <w:szCs w:val="22"/>
+                                <w:lang w:val="en-US"/>
                               </w:rPr>
-                              <w:t>е</w:t>
+                              <w:t>superperiods</w:t>
                             </w:r>
                             <w:r>
                               <w:rPr>
+                                <w:i w:val="0"/>
+                                <w:iCs w:val="0"/>
                                 <w:sz w:val="22"/>
                                 <w:szCs w:val="22"/>
+                                <w:lang w:val="en-US"/>
                               </w:rPr>
-                              <w:t xml:space="preserve"> секступолей</w:t>
-                            </w:r>
-                            <w:r>
-                              <w:rPr>
-                                <w:sz w:val="22"/>
-                                <w:szCs w:val="22"/>
-                              </w:rPr>
-                              <w:t xml:space="preserve"> в случае подавления дисперсии крайними суперпериодами</w:t>
+                              <w:t>.</w:t>
                             </w:r>
                           </w:p>
                         </w:txbxContent>
@@ -10716,7 +11117,7 @@
           </mc:Choice>
           <mc:Fallback>
             <w:pict>
-              <v:shape w14:anchorId="10DB733A" id="Надпись 5" o:spid="_x0000_s1032" type="#_x0000_t202" style="position:absolute;left:0;text-align:left;margin-left:-10.55pt;margin-top:205.4pt;width:538pt;height:.05pt;z-index:-251624448;visibility:visible;mso-wrap-style:square;mso-width-percent:0;mso-wrap-distance-left:9pt;mso-wrap-distance-top:0;mso-wrap-distance-right:9pt;mso-wrap-distance-bottom:0;mso-position-horizontal:absolute;mso-position-horizontal-relative:text;mso-position-vertical:absolute;mso-position-vertical-relative:text;mso-width-percent:0;mso-width-relative:margin;v-text-anchor:top" o:gfxdata="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" stroked="f">
+              <v:shape w14:anchorId="10DB733A" id="Надпись 5" o:spid="_x0000_s1033" type="#_x0000_t202" style="position:absolute;left:0;text-align:left;margin-left:-11.5pt;margin-top:223.85pt;width:538pt;height:.05pt;z-index:-251624448;visibility:visible;mso-wrap-style:square;mso-width-percent:0;mso-wrap-distance-left:9pt;mso-wrap-distance-top:0;mso-wrap-distance-right:9pt;mso-wrap-distance-bottom:0;mso-position-horizontal:absolute;mso-position-horizontal-relative:text;mso-position-vertical:absolute;mso-position-vertical-relative:text;mso-width-percent:0;mso-width-relative:margin;v-text-anchor:top" o:gfxdata="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" stroked="f">
                 <v:textbox style="mso-fit-shape-to-text:t" inset="0,0,0,0">
                   <w:txbxContent>
                     <w:p>
@@ -10724,66 +11125,135 @@
                         <w:pStyle w:val="a7"/>
                         <w:jc w:val="center"/>
                         <w:rPr>
+                          <w:i w:val="0"/>
+                          <w:iCs w:val="0"/>
                           <w:noProof/>
                           <w:sz w:val="22"/>
                           <w:szCs w:val="22"/>
+                          <w:lang w:val="en-US"/>
                         </w:rPr>
                       </w:pPr>
                       <w:r>
                         <w:rPr>
+                          <w:i w:val="0"/>
+                          <w:iCs w:val="0"/>
                           <w:sz w:val="22"/>
                           <w:szCs w:val="22"/>
+                          <w:lang w:val="en-US"/>
                         </w:rPr>
-                        <w:t xml:space="preserve">Рисунок </w:t>
+                        <w:t>Figure 7</w:t>
                       </w:r>
                       <w:r>
                         <w:rPr>
+                          <w:i w:val="0"/>
+                          <w:iCs w:val="0"/>
                           <w:sz w:val="22"/>
                           <w:szCs w:val="22"/>
+                          <w:lang w:val="en-US"/>
                         </w:rPr>
-                        <w:t>7</w:t>
+                        <w:t>.</w:t>
                       </w:r>
                       <w:r>
                         <w:rPr>
+                          <w:i w:val="0"/>
+                          <w:iCs w:val="0"/>
                           <w:sz w:val="22"/>
                           <w:szCs w:val="22"/>
+                          <w:lang w:val="en-US"/>
+                        </w:rPr>
+                        <w:t xml:space="preserve"> Schematic diagram of the arrangement of </w:t>
+                      </w:r>
+                      <w:proofErr w:type="spellStart"/>
+                      <w:r>
+                        <w:rPr>
+                          <w:i w:val="0"/>
+                          <w:iCs w:val="0"/>
+                          <w:sz w:val="22"/>
+                          <w:szCs w:val="22"/>
+                          <w:lang w:val="en-US"/>
+                        </w:rPr>
+                        <w:t>sextupoles</w:t>
+                      </w:r>
+                      <w:proofErr w:type="spellEnd"/>
+                      <w:r>
+                        <w:rPr>
+                          <w:i w:val="0"/>
+                          <w:iCs w:val="0"/>
+                          <w:sz w:val="22"/>
+                          <w:szCs w:val="22"/>
+                          <w:lang w:val="en-US"/>
+                        </w:rPr>
+                        <w:t xml:space="preserve"> in the case of </w:t>
+                      </w:r>
+                      <w:r>
+                        <w:rPr>
+                          <w:i w:val="0"/>
+                          <w:iCs w:val="0"/>
+                          <w:sz w:val="22"/>
+                          <w:szCs w:val="22"/>
+                          <w:lang w:val="en-US"/>
+                        </w:rPr>
+                        <w:t xml:space="preserve">dispersion </w:t>
+                      </w:r>
+                      <w:r>
+                        <w:rPr>
+                          <w:i w:val="0"/>
+                          <w:iCs w:val="0"/>
+                          <w:sz w:val="22"/>
+                          <w:szCs w:val="22"/>
+                          <w:lang w:val="en-US"/>
+                        </w:rPr>
+                        <w:t>suppression</w:t>
+                      </w:r>
+                      <w:r>
+                        <w:rPr>
+                          <w:i w:val="0"/>
+                          <w:iCs w:val="0"/>
+                          <w:sz w:val="22"/>
+                          <w:szCs w:val="22"/>
+                          <w:lang w:val="en-US"/>
                         </w:rPr>
                         <w:t xml:space="preserve"> </w:t>
                       </w:r>
                       <w:r>
                         <w:rPr>
+                          <w:i w:val="0"/>
+                          <w:iCs w:val="0"/>
                           <w:sz w:val="22"/>
                           <w:szCs w:val="22"/>
+                          <w:lang w:val="en-US"/>
                         </w:rPr>
-                        <w:t>Принципиальная схема р</w:t>
+                        <w:t xml:space="preserve">by </w:t>
                       </w:r>
                       <w:r>
                         <w:rPr>
+                          <w:i w:val="0"/>
+                          <w:iCs w:val="0"/>
                           <w:sz w:val="22"/>
                           <w:szCs w:val="22"/>
+                          <w:lang w:val="en-US"/>
                         </w:rPr>
-                        <w:t>асстановк</w:t>
+                        <w:t xml:space="preserve">the edge </w:t>
                       </w:r>
                       <w:r>
                         <w:rPr>
+                          <w:i w:val="0"/>
+                          <w:iCs w:val="0"/>
                           <w:sz w:val="22"/>
                           <w:szCs w:val="22"/>
+                          <w:lang w:val="en-US"/>
                         </w:rPr>
-                        <w:t>е</w:t>
+                        <w:t>superperiods</w:t>
                       </w:r>
                       <w:r>
                         <w:rPr>
+                          <w:i w:val="0"/>
+                          <w:iCs w:val="0"/>
                           <w:sz w:val="22"/>
                           <w:szCs w:val="22"/>
+                          <w:lang w:val="en-US"/>
                         </w:rPr>
-                        <w:t xml:space="preserve"> секступолей</w:t>
-                      </w:r>
-                      <w:r>
-                        <w:rPr>
-                          <w:sz w:val="22"/>
-                          <w:szCs w:val="22"/>
-                        </w:rPr>
-                        <w:t xml:space="preserve"> в случае подавления дисперсии крайними суперпериодами</w:t>
+                        <w:t>.</w:t>
                       </w:r>
                     </w:p>
                   </w:txbxContent>
@@ -10794,298 +11264,69 @@
           </mc:Fallback>
         </mc:AlternateContent>
       </w:r>
-    </w:p>
-    <w:p>
-      <w:pPr>
-        <w:spacing w:line="360" w:lineRule="auto"/>
-        <w:ind w:firstLine="708"/>
-        <w:jc w:val="both"/>
+      <w:r>
+        <w:rPr>
+          <w:noProof/>
+          <w:lang w:val="en-US"/>
+        </w:rPr>
+        <w:t>In this case, you need to make sure that the sextupoles are compensated</w:t>
+      </w:r>
+      <w:r>
+        <w:rPr>
+          <w:noProof/>
+          <w:lang w:val="en-US"/>
+        </w:rPr>
+        <w:t xml:space="preserve"> with each other</w:t>
+      </w:r>
+      <w:r>
+        <w:rPr>
+          <w:noProof/>
+          <w:lang w:val="en-US"/>
+        </w:rPr>
+        <w:t>.</w:t>
+      </w:r>
+      <w:r>
         <w:rPr>
           <w:rFonts w:eastAsiaTheme="minorEastAsia"/>
           <w:lang w:val="en-US"/>
         </w:rPr>
-      </w:pPr>
-      <w:r>
-        <w:rPr>
-          <w:noProof/>
-        </w:rPr>
-        <mc:AlternateContent>
-          <mc:Choice Requires="wps">
-            <w:drawing>
-              <wp:anchor distT="0" distB="0" distL="114300" distR="114300" simplePos="0" relativeHeight="251689984" behindDoc="1" locked="0" layoutInCell="1" allowOverlap="1" wp14:anchorId="3AA53170" wp14:editId="6E66646F">
-                <wp:simplePos x="0" y="0"/>
-                <wp:positionH relativeFrom="column">
-                  <wp:posOffset>3668544</wp:posOffset>
-                </wp:positionH>
-                <wp:positionV relativeFrom="paragraph">
-                  <wp:posOffset>2093483</wp:posOffset>
-                </wp:positionV>
-                <wp:extent cx="3011805" cy="363220"/>
-                <wp:effectExtent l="0" t="0" r="0" b="5080"/>
-                <wp:wrapTight wrapText="bothSides">
-                  <wp:wrapPolygon edited="0">
-                    <wp:start x="0" y="0"/>
-                    <wp:lineTo x="0" y="21147"/>
-                    <wp:lineTo x="21495" y="21147"/>
-                    <wp:lineTo x="21495" y="0"/>
-                    <wp:lineTo x="0" y="0"/>
-                  </wp:wrapPolygon>
-                </wp:wrapTight>
-                <wp:docPr id="15" name="Надпись 15"/>
-                <wp:cNvGraphicFramePr/>
-                <a:graphic xmlns:a="http://schemas.openxmlformats.org/drawingml/2006/main">
-                  <a:graphicData uri="http://schemas.microsoft.com/office/word/2010/wordprocessingShape">
-                    <wps:wsp>
-                      <wps:cNvSpPr txBox="1"/>
-                      <wps:spPr>
-                        <a:xfrm>
-                          <a:off x="0" y="0"/>
-                          <a:ext cx="3011805" cy="363220"/>
-                        </a:xfrm>
-                        <a:prstGeom prst="rect">
-                          <a:avLst/>
-                        </a:prstGeom>
-                        <a:solidFill>
-                          <a:prstClr val="white"/>
-                        </a:solidFill>
-                        <a:ln>
-                          <a:noFill/>
-                        </a:ln>
-                      </wps:spPr>
-                      <wps:txbx>
-                        <w:txbxContent>
-                          <w:p>
-                            <w:pPr>
-                              <w:pStyle w:val="a7"/>
-                              <w:rPr>
-                                <w:noProof/>
-                                <w:sz w:val="22"/>
-                                <w:szCs w:val="22"/>
-                              </w:rPr>
-                            </w:pPr>
-                            <w:r>
-                              <w:rPr>
-                                <w:sz w:val="22"/>
-                                <w:szCs w:val="22"/>
-                              </w:rPr>
-                              <w:t xml:space="preserve">Рисунок </w:t>
-                            </w:r>
-                            <w:r>
-                              <w:rPr>
-                                <w:sz w:val="22"/>
-                                <w:szCs w:val="22"/>
-                              </w:rPr>
-                              <w:t>8</w:t>
-                            </w:r>
-                            <w:r>
-                              <w:rPr>
-                                <w:sz w:val="22"/>
-                                <w:szCs w:val="22"/>
-                              </w:rPr>
-                              <w:t xml:space="preserve"> </w:t>
-                            </w:r>
-                            <w:r>
-                              <w:rPr>
-                                <w:sz w:val="22"/>
-                                <w:szCs w:val="22"/>
-                              </w:rPr>
-                              <w:t>Векторы секступол</w:t>
-                            </w:r>
-                            <w:r>
-                              <w:rPr>
-                                <w:sz w:val="22"/>
-                                <w:szCs w:val="22"/>
-                              </w:rPr>
-                              <w:t>ь</w:t>
-                            </w:r>
-                            <w:r>
-                              <w:rPr>
-                                <w:sz w:val="22"/>
-                                <w:szCs w:val="22"/>
-                              </w:rPr>
-                              <w:t>ных градиентов повернутые друг относительно друга с учетом фазы</w:t>
-                            </w:r>
-                          </w:p>
-                        </w:txbxContent>
-                      </wps:txbx>
-                      <wps:bodyPr rot="0" spcFirstLastPara="0" vertOverflow="overflow" horzOverflow="overflow" vert="horz" wrap="square" lIns="0" tIns="0" rIns="0" bIns="0" numCol="1" spcCol="0" rtlCol="0" fromWordArt="0" anchor="t" anchorCtr="0" forceAA="0" compatLnSpc="1">
-                        <a:prstTxWarp prst="textNoShape">
-                          <a:avLst/>
-                        </a:prstTxWarp>
-                        <a:noAutofit/>
-                      </wps:bodyPr>
-                    </wps:wsp>
-                  </a:graphicData>
-                </a:graphic>
-                <wp14:sizeRelH relativeFrom="margin">
-                  <wp14:pctWidth>0</wp14:pctWidth>
-                </wp14:sizeRelH>
-                <wp14:sizeRelV relativeFrom="margin">
-                  <wp14:pctHeight>0</wp14:pctHeight>
-                </wp14:sizeRelV>
-              </wp:anchor>
-            </w:drawing>
-          </mc:Choice>
-          <mc:Fallback>
-            <w:pict>
-              <v:shape w14:anchorId="3AA53170" id="Надпись 15" o:spid="_x0000_s1033" type="#_x0000_t202" style="position:absolute;left:0;text-align:left;margin-left:288.85pt;margin-top:164.85pt;width:237.15pt;height:28.6pt;z-index:-251626496;visibility:visible;mso-wrap-style:square;mso-width-percent:0;mso-height-percent:0;mso-wrap-distance-left:9pt;mso-wrap-distance-top:0;mso-wrap-distance-right:9pt;mso-wrap-distance-bottom:0;mso-position-horizontal:absolute;mso-position-horizontal-relative:text;mso-position-vertical:absolute;mso-position-vertical-relative:text;mso-width-percent:0;mso-height-percent:0;mso-width-relative:margin;mso-height-relative:margin;v-text-anchor:top" o:gfxdata="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" stroked="f">
-                <v:textbox inset="0,0,0,0">
-                  <w:txbxContent>
-                    <w:p>
-                      <w:pPr>
-                        <w:pStyle w:val="a7"/>
-                        <w:rPr>
-                          <w:noProof/>
-                          <w:sz w:val="22"/>
-                          <w:szCs w:val="22"/>
-                        </w:rPr>
-                      </w:pPr>
-                      <w:r>
-                        <w:rPr>
-                          <w:sz w:val="22"/>
-                          <w:szCs w:val="22"/>
-                        </w:rPr>
-                        <w:t xml:space="preserve">Рисунок </w:t>
-                      </w:r>
-                      <w:r>
-                        <w:rPr>
-                          <w:sz w:val="22"/>
-                          <w:szCs w:val="22"/>
-                        </w:rPr>
-                        <w:t>8</w:t>
-                      </w:r>
-                      <w:r>
-                        <w:rPr>
-                          <w:sz w:val="22"/>
-                          <w:szCs w:val="22"/>
-                        </w:rPr>
-                        <w:t xml:space="preserve"> </w:t>
-                      </w:r>
-                      <w:r>
-                        <w:rPr>
-                          <w:sz w:val="22"/>
-                          <w:szCs w:val="22"/>
-                        </w:rPr>
-                        <w:t>Векторы секступол</w:t>
-                      </w:r>
-                      <w:r>
-                        <w:rPr>
-                          <w:sz w:val="22"/>
-                          <w:szCs w:val="22"/>
-                        </w:rPr>
-                        <w:t>ь</w:t>
-                      </w:r>
-                      <w:r>
-                        <w:rPr>
-                          <w:sz w:val="22"/>
-                          <w:szCs w:val="22"/>
-                        </w:rPr>
-                        <w:t>ных градиентов повернутые друг относительно друга с учетом фазы</w:t>
-                      </w:r>
-                    </w:p>
-                  </w:txbxContent>
-                </v:textbox>
-                <w10:wrap type="tight"/>
-              </v:shape>
-            </w:pict>
-          </mc:Fallback>
-        </mc:AlternateContent>
+        <w:t xml:space="preserve"> </w:t>
       </w:r>
       <w:r>
         <w:rPr>
           <w:rFonts w:eastAsiaTheme="minorEastAsia"/>
-          <w:noProof/>
-        </w:rPr>
-        <w:drawing>
-          <wp:anchor distT="0" distB="0" distL="114300" distR="114300" simplePos="0" relativeHeight="251688960" behindDoc="1" locked="0" layoutInCell="1" allowOverlap="1" wp14:anchorId="2F3AC5C5" wp14:editId="7CC1E1DE">
-            <wp:simplePos x="0" y="0"/>
-            <wp:positionH relativeFrom="column">
-              <wp:posOffset>3670935</wp:posOffset>
-            </wp:positionH>
-            <wp:positionV relativeFrom="paragraph">
-              <wp:posOffset>41387</wp:posOffset>
-            </wp:positionV>
-            <wp:extent cx="2752725" cy="1936115"/>
-            <wp:effectExtent l="0" t="0" r="3175" b="0"/>
-            <wp:wrapTight wrapText="bothSides">
-              <wp:wrapPolygon edited="0">
-                <wp:start x="0" y="0"/>
-                <wp:lineTo x="0" y="21395"/>
-                <wp:lineTo x="21525" y="21395"/>
-                <wp:lineTo x="21525" y="0"/>
-                <wp:lineTo x="0" y="0"/>
-              </wp:wrapPolygon>
-            </wp:wrapTight>
-            <wp:docPr id="14" name="Рисунок 14"/>
-            <wp:cNvGraphicFramePr>
-              <a:graphicFrameLocks xmlns:a="http://schemas.openxmlformats.org/drawingml/2006/main" noChangeAspect="1"/>
-            </wp:cNvGraphicFramePr>
-            <a:graphic xmlns:a="http://schemas.openxmlformats.org/drawingml/2006/main">
-              <a:graphicData uri="http://schemas.openxmlformats.org/drawingml/2006/picture">
-                <pic:pic xmlns:pic="http://schemas.openxmlformats.org/drawingml/2006/picture">
-                  <pic:nvPicPr>
-                    <pic:cNvPr id="14" name="Рисунок 14"/>
-                    <pic:cNvPicPr/>
-                  </pic:nvPicPr>
-                  <pic:blipFill>
-                    <a:blip r:embed="rId16" cstate="print">
-                      <a:extLst>
-                        <a:ext uri="{28A0092B-C50C-407E-A947-70E740481C1C}">
-                          <a14:useLocalDpi xmlns:a14="http://schemas.microsoft.com/office/drawing/2010/main" val="0"/>
-                        </a:ext>
-                      </a:extLst>
-                    </a:blip>
-                    <a:stretch>
-                      <a:fillRect/>
-                    </a:stretch>
-                  </pic:blipFill>
-                  <pic:spPr>
-                    <a:xfrm>
-                      <a:off x="0" y="0"/>
-                      <a:ext cx="2752725" cy="1936115"/>
-                    </a:xfrm>
-                    <a:prstGeom prst="rect">
-                      <a:avLst/>
-                    </a:prstGeom>
-                  </pic:spPr>
-                </pic:pic>
-              </a:graphicData>
-            </a:graphic>
-            <wp14:sizeRelH relativeFrom="page">
-              <wp14:pctWidth>0</wp14:pctWidth>
-            </wp14:sizeRelH>
-            <wp14:sizeRelV relativeFrom="page">
-              <wp14:pctHeight>0</wp14:pctHeight>
-            </wp14:sizeRelV>
-          </wp:anchor>
-        </w:drawing>
-      </w:r>
-      <w:r>
-        <w:rPr>
-          <w:noProof/>
-          <w:lang w:val="en-US"/>
-        </w:rPr>
-        <w:t>In this case, you need to make sure that the sextupoles are compensated</w:t>
-      </w:r>
-      <w:r>
-        <w:rPr>
-          <w:noProof/>
-          <w:lang w:val="en-US"/>
-        </w:rPr>
-        <w:t xml:space="preserve"> with each other</w:t>
-      </w:r>
-      <w:r>
-        <w:rPr>
-          <w:noProof/>
-          <w:lang w:val="en-US"/>
-        </w:rPr>
-        <w:t>.</w:t>
+          <w:lang w:val="en-US"/>
+        </w:rPr>
+        <w:t>In Figure 3, the corresponding gradients are represented as vectors</w:t>
       </w:r>
       <w:r>
         <w:rPr>
           <w:rFonts w:eastAsiaTheme="minorEastAsia"/>
           <w:lang w:val="en-US"/>
         </w:rPr>
+        <w:t xml:space="preserve">, </w:t>
+      </w:r>
+      <w:r>
+        <w:rPr>
+          <w:rFonts w:eastAsiaTheme="minorEastAsia"/>
+          <w:lang w:val="en-US"/>
+        </w:rPr>
+        <w:t xml:space="preserve">meanwhile, the rotation of the vector reflects the phase transition between the corresponding </w:t>
+      </w:r>
+      <w:proofErr w:type="spellStart"/>
+      <w:r>
+        <w:rPr>
+          <w:rFonts w:eastAsiaTheme="minorEastAsia"/>
+          <w:lang w:val="en-US"/>
+        </w:rPr>
+        <w:t>sextupoles</w:t>
+      </w:r>
+      <w:proofErr w:type="spellEnd"/>
+      <w:r>
+        <w:rPr>
+          <w:rFonts w:eastAsiaTheme="minorEastAsia"/>
+          <w:lang w:val="en-US"/>
+        </w:rPr>
         <w:t xml:space="preserve"> </w:t>
       </w:r>
       <w:r>
@@ -11093,81 +11334,23 @@
           <w:rFonts w:eastAsiaTheme="minorEastAsia"/>
           <w:lang w:val="en-US"/>
         </w:rPr>
-        <w:t>In Figure 3, the corresponding gradients are represented as vectors</w:t>
-      </w:r>
+        <w:t xml:space="preserve">and is equal to the number of </w:t>
+      </w:r>
+      <w:proofErr w:type="spellStart"/>
       <w:r>
         <w:rPr>
           <w:rFonts w:eastAsiaTheme="minorEastAsia"/>
           <w:lang w:val="en-US"/>
         </w:rPr>
-        <w:t xml:space="preserve">, </w:t>
-      </w:r>
+        <w:t>betatron</w:t>
+      </w:r>
+      <w:proofErr w:type="spellEnd"/>
       <w:r>
         <w:rPr>
           <w:rFonts w:eastAsiaTheme="minorEastAsia"/>
           <w:lang w:val="en-US"/>
         </w:rPr>
-        <w:t>meanwhile, the rotation of the vector reflects the phase transition</w:t>
-      </w:r>
-      <w:r>
-        <w:rPr>
-          <w:rFonts w:eastAsiaTheme="minorEastAsia"/>
-          <w:lang w:val="en-US"/>
-        </w:rPr>
-        <w:t xml:space="preserve"> </w:t>
-      </w:r>
-      <w:r>
-        <w:rPr>
-          <w:rFonts w:eastAsiaTheme="minorEastAsia"/>
-          <w:lang w:val="en-US"/>
-        </w:rPr>
-        <w:t xml:space="preserve">between the corresponding </w:t>
-      </w:r>
-      <w:proofErr w:type="spellStart"/>
-      <w:r>
-        <w:rPr>
-          <w:rFonts w:eastAsiaTheme="minorEastAsia"/>
-          <w:lang w:val="en-US"/>
-        </w:rPr>
-        <w:t>sextupoles</w:t>
-      </w:r>
-      <w:proofErr w:type="spellEnd"/>
-      <w:r>
-        <w:rPr>
-          <w:rFonts w:eastAsiaTheme="minorEastAsia"/>
-          <w:lang w:val="en-US"/>
-        </w:rPr>
-        <w:t xml:space="preserve"> </w:t>
-      </w:r>
-      <w:r>
-        <w:rPr>
-          <w:rFonts w:eastAsiaTheme="minorEastAsia"/>
-          <w:lang w:val="en-US"/>
-        </w:rPr>
-        <w:t xml:space="preserve">and is equal to the number of </w:t>
-      </w:r>
-      <w:proofErr w:type="spellStart"/>
-      <w:r>
-        <w:rPr>
-          <w:rFonts w:eastAsiaTheme="minorEastAsia"/>
-          <w:lang w:val="en-US"/>
-        </w:rPr>
-        <w:t>betatron</w:t>
-      </w:r>
-      <w:proofErr w:type="spellEnd"/>
-      <w:r>
-        <w:rPr>
-          <w:rFonts w:eastAsiaTheme="minorEastAsia"/>
-          <w:lang w:val="en-US"/>
-        </w:rPr>
-        <w:t xml:space="preserve"> oscillations multiplied by</w:t>
-      </w:r>
-      <w:r>
-        <w:rPr>
-          <w:rFonts w:eastAsiaTheme="minorEastAsia"/>
-          <w:lang w:val="en-US"/>
-        </w:rPr>
-        <w:t xml:space="preserve"> </w:t>
+        <w:t xml:space="preserve"> oscillations multiplied by </w:t>
       </w:r>
       <m:oMath>
         <m:r>
@@ -11246,6 +11429,7 @@
           <w:bCs/>
           <w:sz w:val="28"/>
           <w:szCs w:val="28"/>
+          <w:lang w:val="en-US"/>
         </w:rPr>
       </w:pPr>
       <w:r>
@@ -11255,9 +11439,10 @@
           <w:bCs/>
           <w:sz w:val="28"/>
           <w:szCs w:val="28"/>
+          <w:lang w:val="en-US"/>
         </w:rPr>
         <w:lastRenderedPageBreak/>
-        <w:t>Динамическая апертура и рабочая точка</w:t>
+        <w:t>DYNAMIC APERTURE AND OPERATING POINT.</w:t>
       </w:r>
     </w:p>
     <w:p>
@@ -11271,6 +11456,7 @@
           <w:bCs/>
           <w:sz w:val="28"/>
           <w:szCs w:val="28"/>
+          <w:lang w:val="en-US"/>
         </w:rPr>
       </w:pPr>
     </w:p>
@@ -11663,14 +11849,7 @@
           <w:rFonts w:eastAsiaTheme="minorEastAsia"/>
           <w:lang w:val="en-US"/>
         </w:rPr>
-        <w:t>Figure 3 shows the dynamic apertures for this working point in both planes for different</w:t>
-      </w:r>
-      <w:r>
-        <w:rPr>
-          <w:rFonts w:eastAsiaTheme="minorEastAsia"/>
-          <w:lang w:val="en-US"/>
-        </w:rPr>
-        <w:t xml:space="preserve"> </w:t>
+        <w:t xml:space="preserve">Figure 3 shows the dynamic apertures for this working point in both planes for different </w:t>
       </w:r>
       <w:r>
         <w:rPr>
@@ -11709,6 +11888,159 @@
       </w:r>
       <w:r>
         <w:rPr>
+          <w:rFonts w:eastAsiaTheme="minorEastAsia"/>
+          <w:lang w:val="en-US"/>
+        </w:rPr>
+        <w:t xml:space="preserve"> Dynamic aperture in </w:t>
+      </w:r>
+      <w:r>
+        <w:rPr>
+          <w:rFonts w:eastAsiaTheme="minorEastAsia"/>
+          <w:lang w:val="en-US"/>
+        </w:rPr>
+        <w:t>x</w:t>
+      </w:r>
+      <w:r>
+        <w:rPr>
+          <w:rFonts w:eastAsiaTheme="minorEastAsia"/>
+          <w:lang w:val="en-US"/>
+        </w:rPr>
+        <w:t>-</w:t>
+      </w:r>
+      <w:r>
+        <w:rPr>
+          <w:rFonts w:eastAsiaTheme="minorEastAsia"/>
+          <w:lang w:val="en-US"/>
+        </w:rPr>
+        <w:t>plane</w:t>
+      </w:r>
+      <w:r>
+        <w:rPr>
+          <w:rFonts w:eastAsiaTheme="minorEastAsia"/>
+          <w:lang w:val="en-US"/>
+        </w:rPr>
+        <w:t xml:space="preserve">: </w:t>
+      </w:r>
+      <m:oMath>
+        <m:r>
+          <w:rPr>
+            <w:rFonts w:ascii="Cambria Math" w:eastAsiaTheme="minorEastAsia" w:hAnsi="Cambria Math"/>
+            <w:lang w:val="en-US"/>
+          </w:rPr>
+          <m:t>3</m:t>
+        </m:r>
+        <m:r>
+          <m:rPr>
+            <m:sty m:val="p"/>
+          </m:rPr>
+          <w:rPr>
+            <w:rFonts w:ascii="Cambria Math" w:eastAsiaTheme="minorEastAsia" w:hAnsi="Cambria Math"/>
+            <w:lang w:val="en-US"/>
+          </w:rPr>
+          <m:t>00 mm×</m:t>
+        </m:r>
+        <m:r>
+          <w:rPr>
+            <w:rFonts w:ascii="Cambria Math" w:eastAsiaTheme="minorEastAsia" w:hAnsi="Cambria Math"/>
+            <w:lang w:val="en-US"/>
+          </w:rPr>
+          <m:t>mrad</m:t>
+        </m:r>
+      </m:oMath>
+      <w:r>
+        <w:rPr>
+          <w:rFonts w:eastAsiaTheme="minorEastAsia"/>
+          <w:lang w:val="en-US"/>
+        </w:rPr>
+        <w:t xml:space="preserve">; </w:t>
+      </w:r>
+      <w:r>
+        <w:rPr>
+          <w:rFonts w:eastAsiaTheme="minorEastAsia"/>
+        </w:rPr>
+        <w:t>в</w:t>
+      </w:r>
+      <w:r>
+        <w:rPr>
+          <w:rFonts w:eastAsiaTheme="minorEastAsia"/>
+          <w:lang w:val="en-US"/>
+        </w:rPr>
+        <w:t xml:space="preserve"> </w:t>
+      </w:r>
+      <w:r>
+        <w:rPr>
+          <w:rFonts w:eastAsiaTheme="minorEastAsia"/>
+          <w:lang w:val="en-US"/>
+        </w:rPr>
+        <w:t>y</w:t>
+      </w:r>
+      <w:r>
+        <w:rPr>
+          <w:rFonts w:eastAsiaTheme="minorEastAsia"/>
+          <w:lang w:val="en-US"/>
+        </w:rPr>
+        <w:t>-</w:t>
+      </w:r>
+      <w:r>
+        <w:rPr>
+          <w:rFonts w:eastAsiaTheme="minorEastAsia"/>
+          <w:lang w:val="en-US"/>
+        </w:rPr>
+        <w:t>plane</w:t>
+      </w:r>
+      <w:r>
+        <w:rPr>
+          <w:rFonts w:eastAsiaTheme="minorEastAsia"/>
+          <w:lang w:val="en-US"/>
+        </w:rPr>
+        <w:t xml:space="preserve">: </w:t>
+      </w:r>
+      <m:oMath>
+        <m:r>
+          <w:rPr>
+            <w:rFonts w:ascii="Cambria Math" w:eastAsiaTheme="minorEastAsia" w:hAnsi="Cambria Math"/>
+            <w:lang w:val="en-US"/>
+          </w:rPr>
+          <m:t>100</m:t>
+        </m:r>
+        <m:r>
+          <m:rPr>
+            <m:sty m:val="p"/>
+          </m:rPr>
+          <w:rPr>
+            <w:rFonts w:ascii="Cambria Math" w:eastAsiaTheme="minorEastAsia" w:hAnsi="Cambria Math"/>
+            <w:lang w:val="en-US"/>
+          </w:rPr>
+          <m:t xml:space="preserve"> mm×</m:t>
+        </m:r>
+        <m:r>
+          <w:rPr>
+            <w:rFonts w:ascii="Cambria Math" w:eastAsiaTheme="minorEastAsia" w:hAnsi="Cambria Math"/>
+            <w:lang w:val="en-US"/>
+          </w:rPr>
+          <m:t>mrad</m:t>
+        </m:r>
+      </m:oMath>
+      <w:r>
+        <w:rPr>
+          <w:rFonts w:eastAsiaTheme="minorEastAsia"/>
+          <w:lang w:val="en-US"/>
+        </w:rPr>
+        <w:t>;</w:t>
+      </w:r>
+    </w:p>
+    <w:p>
+      <w:pPr>
+        <w:rPr>
+          <w:b/>
+          <w:bCs/>
+          <w:sz w:val="28"/>
+          <w:szCs w:val="28"/>
+          <w:lang w:val="en-US"/>
+        </w:rPr>
+      </w:pPr>
+      <w:r>
+        <w:rPr>
           <w:noProof/>
         </w:rPr>
         <mc:AlternateContent>
@@ -11720,7 +12052,7 @@
                   <wp:posOffset>3028950</wp:posOffset>
                 </wp:positionH>
                 <wp:positionV relativeFrom="paragraph">
-                  <wp:posOffset>6831330</wp:posOffset>
+                  <wp:posOffset>6455345</wp:posOffset>
                 </wp:positionV>
                 <wp:extent cx="542290" cy="210820"/>
                 <wp:effectExtent l="0" t="0" r="3810" b="5080"/>
@@ -11795,7 +12127,7 @@
           </mc:Choice>
           <mc:Fallback>
             <w:pict>
-              <v:shape w14:anchorId="794F5225" id="Надпись 38" o:spid="_x0000_s1035" type="#_x0000_t202" style="position:absolute;left:0;text-align:left;margin-left:238.5pt;margin-top:537.9pt;width:42.7pt;height:16.6pt;z-index:251714560;visibility:visible;mso-wrap-style:square;mso-width-percent:0;mso-height-percent:0;mso-wrap-distance-left:9pt;mso-wrap-distance-top:0;mso-wrap-distance-right:9pt;mso-wrap-distance-bottom:0;mso-position-horizontal:absolute;mso-position-horizontal-relative:text;mso-position-vertical:absolute;mso-position-vertical-relative:text;mso-width-percent:0;mso-height-percent:0;mso-width-relative:margin;mso-height-relative:margin;v-text-anchor:top" o:gfxdata="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" stroked="f">
+              <v:shape w14:anchorId="794F5225" id="Надпись 38" o:spid="_x0000_s1035" type="#_x0000_t202" style="position:absolute;margin-left:238.5pt;margin-top:508.3pt;width:42.7pt;height:16.6pt;z-index:251714560;visibility:visible;mso-wrap-style:square;mso-width-percent:0;mso-height-percent:0;mso-wrap-distance-left:9pt;mso-wrap-distance-top:0;mso-wrap-distance-right:9pt;mso-wrap-distance-bottom:0;mso-position-horizontal:absolute;mso-position-horizontal-relative:text;mso-position-vertical:absolute;mso-position-vertical-relative:text;mso-width-percent:0;mso-height-percent:0;mso-width-relative:margin;mso-height-relative:margin;v-text-anchor:top" o:gfxdata="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" stroked="f">
                 <v:textbox inset="0,0,0,0">
                   <w:txbxContent>
                     <w:p>
@@ -11831,213 +12163,6 @@
           </mc:Fallback>
         </mc:AlternateContent>
       </w:r>
-      <w:r>
-        <w:rPr>
-          <w:rFonts w:eastAsiaTheme="minorEastAsia"/>
-          <w:lang w:val="en-US"/>
-        </w:rPr>
-        <w:t xml:space="preserve"> </w:t>
-      </w:r>
-      <w:r>
-        <w:rPr>
-          <w:rFonts w:eastAsiaTheme="minorEastAsia"/>
-          <w:lang w:val="en-US"/>
-        </w:rPr>
-        <w:t>Dynamic aperture in</w:t>
-      </w:r>
-      <w:r>
-        <w:rPr>
-          <w:rFonts w:eastAsiaTheme="minorEastAsia"/>
-          <w:lang w:val="en-US"/>
-        </w:rPr>
-        <w:t xml:space="preserve"> </w:t>
-      </w:r>
-      <w:r>
-        <w:rPr>
-          <w:rFonts w:eastAsiaTheme="minorEastAsia"/>
-          <w:lang w:val="en-US"/>
-        </w:rPr>
-        <w:t>x</w:t>
-      </w:r>
-      <w:r>
-        <w:rPr>
-          <w:rFonts w:eastAsiaTheme="minorEastAsia"/>
-          <w:lang w:val="en-US"/>
-        </w:rPr>
-        <w:t>-</w:t>
-      </w:r>
-      <w:r>
-        <w:rPr>
-          <w:rFonts w:eastAsiaTheme="minorEastAsia"/>
-          <w:lang w:val="en-US"/>
-        </w:rPr>
-        <w:t>plane</w:t>
-      </w:r>
-      <w:r>
-        <w:rPr>
-          <w:rFonts w:eastAsiaTheme="minorEastAsia"/>
-          <w:lang w:val="en-US"/>
-        </w:rPr>
-        <w:t xml:space="preserve">: </w:t>
-      </w:r>
-      <m:oMath>
-        <m:r>
-          <w:rPr>
-            <w:rFonts w:ascii="Cambria Math" w:eastAsiaTheme="minorEastAsia" w:hAnsi="Cambria Math"/>
-            <w:lang w:val="en-US"/>
-          </w:rPr>
-          <m:t>3</m:t>
-        </m:r>
-        <m:r>
-          <m:rPr>
-            <m:sty m:val="p"/>
-          </m:rPr>
-          <w:rPr>
-            <w:rFonts w:ascii="Cambria Math" w:eastAsiaTheme="minorEastAsia" w:hAnsi="Cambria Math"/>
-            <w:lang w:val="en-US"/>
-          </w:rPr>
-          <m:t xml:space="preserve">00 </m:t>
-        </m:r>
-        <m:r>
-          <m:rPr>
-            <m:sty m:val="p"/>
-          </m:rPr>
-          <w:rPr>
-            <w:rFonts w:ascii="Cambria Math" w:eastAsiaTheme="minorEastAsia" w:hAnsi="Cambria Math"/>
-            <w:lang w:val="en-US"/>
-          </w:rPr>
-          <m:t>mm</m:t>
-        </m:r>
-        <m:r>
-          <m:rPr>
-            <m:sty m:val="p"/>
-          </m:rPr>
-          <w:rPr>
-            <w:rFonts w:ascii="Cambria Math" w:eastAsiaTheme="minorEastAsia" w:hAnsi="Cambria Math"/>
-            <w:lang w:val="en-US"/>
-          </w:rPr>
-          <m:t>×</m:t>
-        </m:r>
-        <m:r>
-          <w:rPr>
-            <w:rFonts w:ascii="Cambria Math" w:eastAsiaTheme="minorEastAsia" w:hAnsi="Cambria Math"/>
-            <w:lang w:val="en-US"/>
-          </w:rPr>
-          <m:t>mrad</m:t>
-        </m:r>
-      </m:oMath>
-      <w:r>
-        <w:rPr>
-          <w:rFonts w:eastAsiaTheme="minorEastAsia"/>
-          <w:lang w:val="en-US"/>
-        </w:rPr>
-        <w:t xml:space="preserve">; </w:t>
-      </w:r>
-      <w:r>
-        <w:rPr>
-          <w:rFonts w:eastAsiaTheme="minorEastAsia"/>
-        </w:rPr>
-        <w:t>в</w:t>
-      </w:r>
-      <w:r>
-        <w:rPr>
-          <w:rFonts w:eastAsiaTheme="minorEastAsia"/>
-          <w:lang w:val="en-US"/>
-        </w:rPr>
-        <w:t xml:space="preserve"> </w:t>
-      </w:r>
-      <w:r>
-        <w:rPr>
-          <w:rFonts w:eastAsiaTheme="minorEastAsia"/>
-          <w:lang w:val="en-US"/>
-        </w:rPr>
-        <w:t>y</w:t>
-      </w:r>
-      <w:r>
-        <w:rPr>
-          <w:rFonts w:eastAsiaTheme="minorEastAsia"/>
-          <w:lang w:val="en-US"/>
-        </w:rPr>
-        <w:t>-</w:t>
-      </w:r>
-      <w:r>
-        <w:rPr>
-          <w:rFonts w:eastAsiaTheme="minorEastAsia"/>
-          <w:lang w:val="en-US"/>
-        </w:rPr>
-        <w:t>plane</w:t>
-      </w:r>
-      <w:r>
-        <w:rPr>
-          <w:rFonts w:eastAsiaTheme="minorEastAsia"/>
-          <w:lang w:val="en-US"/>
-        </w:rPr>
-        <w:t xml:space="preserve">: </w:t>
-      </w:r>
-      <m:oMath>
-        <m:r>
-          <w:rPr>
-            <w:rFonts w:ascii="Cambria Math" w:eastAsiaTheme="minorEastAsia" w:hAnsi="Cambria Math"/>
-            <w:lang w:val="en-US"/>
-          </w:rPr>
-          <m:t>100</m:t>
-        </m:r>
-        <m:r>
-          <m:rPr>
-            <m:sty m:val="p"/>
-          </m:rPr>
-          <w:rPr>
-            <w:rFonts w:ascii="Cambria Math" w:eastAsiaTheme="minorEastAsia" w:hAnsi="Cambria Math"/>
-            <w:lang w:val="en-US"/>
-          </w:rPr>
-          <m:t xml:space="preserve"> </m:t>
-        </m:r>
-        <m:r>
-          <m:rPr>
-            <m:sty m:val="p"/>
-          </m:rPr>
-          <w:rPr>
-            <w:rFonts w:ascii="Cambria Math" w:eastAsiaTheme="minorEastAsia" w:hAnsi="Cambria Math"/>
-            <w:lang w:val="en-US"/>
-          </w:rPr>
-          <m:t>mm</m:t>
-        </m:r>
-        <m:r>
-          <m:rPr>
-            <m:sty m:val="p"/>
-          </m:rPr>
-          <w:rPr>
-            <w:rFonts w:ascii="Cambria Math" w:eastAsiaTheme="minorEastAsia" w:hAnsi="Cambria Math"/>
-            <w:lang w:val="en-US"/>
-          </w:rPr>
-          <m:t>×</m:t>
-        </m:r>
-        <m:r>
-          <w:rPr>
-            <w:rFonts w:ascii="Cambria Math" w:eastAsiaTheme="minorEastAsia" w:hAnsi="Cambria Math"/>
-            <w:lang w:val="en-US"/>
-          </w:rPr>
-          <m:t>mrad</m:t>
-        </m:r>
-      </m:oMath>
-      <w:r>
-        <w:rPr>
-          <w:rFonts w:eastAsiaTheme="minorEastAsia"/>
-          <w:lang w:val="en-US"/>
-        </w:rPr>
-        <w:t>;</w:t>
-      </w:r>
-    </w:p>
-    <w:p>
-      <w:pPr>
-        <w:rPr>
-          <w:b/>
-          <w:bCs/>
-          <w:sz w:val="28"/>
-          <w:szCs w:val="28"/>
-          <w:lang w:val="en-US"/>
-        </w:rPr>
-      </w:pPr>
       <w:r>
         <w:rPr>
           <w:rFonts w:eastAsiaTheme="minorEastAsia"/>
@@ -12417,90 +12542,133 @@
                               <w:pStyle w:val="a7"/>
                               <w:jc w:val="center"/>
                               <w:rPr>
+                                <w:i w:val="0"/>
+                                <w:iCs w:val="0"/>
                                 <w:sz w:val="22"/>
                                 <w:szCs w:val="22"/>
+                                <w:lang w:val="en-US"/>
                               </w:rPr>
                             </w:pPr>
                             <w:r>
                               <w:rPr>
+                                <w:i w:val="0"/>
+                                <w:iCs w:val="0"/>
                                 <w:sz w:val="22"/>
                                 <w:szCs w:val="22"/>
+                                <w:lang w:val="en-US"/>
                               </w:rPr>
-                              <w:t xml:space="preserve">Рисунок </w:t>
+                              <w:t>Figure 9</w:t>
                             </w:r>
                             <w:r>
                               <w:rPr>
+                                <w:i w:val="0"/>
+                                <w:iCs w:val="0"/>
                                 <w:sz w:val="22"/>
                                 <w:szCs w:val="22"/>
-                              </w:rPr>
-                              <w:t>9</w:t>
-                            </w:r>
-                            <w:r>
-                              <w:rPr>
-                                <w:sz w:val="22"/>
-                                <w:szCs w:val="22"/>
-                              </w:rPr>
-                              <w:t xml:space="preserve"> </w:t>
-                            </w:r>
-                            <w:r>
-                              <w:rPr>
-                                <w:sz w:val="22"/>
-                                <w:szCs w:val="22"/>
-                              </w:rPr>
-                              <w:t>Динамическая аппретура</w:t>
-                            </w:r>
-                            <w:r>
-                              <w:rPr>
-                                <w:sz w:val="22"/>
-                                <w:szCs w:val="22"/>
-                              </w:rPr>
-                              <w:t xml:space="preserve"> для случая плавления дисперсии крайними квадруполями</w:t>
-                            </w:r>
-                            <w:r>
-                              <w:rPr>
-                                <w:sz w:val="22"/>
-                                <w:szCs w:val="22"/>
+                                <w:lang w:val="en-US"/>
                               </w:rPr>
                               <w:t xml:space="preserve">. </w:t>
                             </w:r>
                             <w:r>
                               <w:rPr>
-                                <w:sz w:val="22"/>
-                                <w:szCs w:val="22"/>
-                              </w:rPr>
-                              <w:br/>
-                            </w:r>
-                            <w:r>
-                              <w:rPr>
-                                <w:sz w:val="22"/>
-                                <w:szCs w:val="22"/>
-                              </w:rPr>
-                              <w:t>Слева – x</w:t>
-                            </w:r>
-                            <w:r>
-                              <w:rPr>
-                                <w:noProof/>
-                                <w:sz w:val="22"/>
-                                <w:szCs w:val="22"/>
-                              </w:rPr>
-                              <w:t xml:space="preserve">-плоскость; справа – </w:t>
-                            </w:r>
-                            <w:r>
-                              <w:rPr>
-                                <w:noProof/>
+                                <w:i w:val="0"/>
+                                <w:iCs w:val="0"/>
                                 <w:sz w:val="22"/>
                                 <w:szCs w:val="22"/>
                                 <w:lang w:val="en-US"/>
                               </w:rPr>
-                              <w:t>y</w:t>
+                              <w:t xml:space="preserve">Dynamic </w:t>
                             </w:r>
                             <w:r>
                               <w:rPr>
-                                <w:noProof/>
+                                <w:i w:val="0"/>
+                                <w:iCs w:val="0"/>
                                 <w:sz w:val="22"/>
                                 <w:szCs w:val="22"/>
+                                <w:lang w:val="en-US"/>
                               </w:rPr>
-                              <w:t>-плоскость.</w:t>
+                              <w:t>aperture</w:t>
+                            </w:r>
+                            <w:r>
+                              <w:rPr>
+                                <w:i w:val="0"/>
+                                <w:iCs w:val="0"/>
+                                <w:sz w:val="22"/>
+                                <w:szCs w:val="22"/>
+                                <w:lang w:val="en-US"/>
+                              </w:rPr>
+                              <w:t xml:space="preserve"> for the case dispersion </w:t>
+                            </w:r>
+                            <w:r>
+                              <w:rPr>
+                                <w:i w:val="0"/>
+                                <w:iCs w:val="0"/>
+                                <w:sz w:val="22"/>
+                                <w:szCs w:val="22"/>
+                                <w:lang w:val="en-US"/>
+                              </w:rPr>
+                              <w:t xml:space="preserve">suppression </w:t>
+                            </w:r>
+                            <w:r>
+                              <w:rPr>
+                                <w:i w:val="0"/>
+                                <w:iCs w:val="0"/>
+                                <w:sz w:val="22"/>
+                                <w:szCs w:val="22"/>
+                                <w:lang w:val="en-US"/>
+                              </w:rPr>
+                              <w:t xml:space="preserve">by </w:t>
+                            </w:r>
+                            <w:r>
+                              <w:rPr>
+                                <w:i w:val="0"/>
+                                <w:iCs w:val="0"/>
+                                <w:sz w:val="22"/>
+                                <w:szCs w:val="22"/>
+                                <w:lang w:val="en-US"/>
+                              </w:rPr>
+                              <w:t xml:space="preserve">edge </w:t>
+                            </w:r>
+                            <w:r>
+                              <w:rPr>
+                                <w:i w:val="0"/>
+                                <w:iCs w:val="0"/>
+                                <w:sz w:val="22"/>
+                                <w:szCs w:val="22"/>
+                                <w:lang w:val="en-US"/>
+                              </w:rPr>
+                              <w:t>quadrupoles.</w:t>
+                            </w:r>
+                            <w:r>
+                              <w:rPr>
+                                <w:i w:val="0"/>
+                                <w:iCs w:val="0"/>
+                                <w:sz w:val="22"/>
+                                <w:szCs w:val="22"/>
+                                <w:lang w:val="en-US"/>
+                              </w:rPr>
+                              <w:br/>
+                              <w:t xml:space="preserve">Left – the x-plane; </w:t>
+                            </w:r>
+                            <w:r>
+                              <w:rPr>
+                                <w:i w:val="0"/>
+                                <w:iCs w:val="0"/>
+                                <w:sz w:val="22"/>
+                                <w:szCs w:val="22"/>
+                                <w:lang w:val="en-US"/>
+                              </w:rPr>
+                              <w:t>R</w:t>
+                            </w:r>
+                            <w:r>
+                              <w:rPr>
+                                <w:i w:val="0"/>
+                                <w:iCs w:val="0"/>
+                                <w:sz w:val="22"/>
+                                <w:szCs w:val="22"/>
+                                <w:lang w:val="en-US"/>
+                              </w:rPr>
+                              <w:t>ight – the y-plane.</w:t>
                             </w:r>
                           </w:p>
                         </w:txbxContent>
@@ -12530,90 +12698,133 @@
                         <w:pStyle w:val="a7"/>
                         <w:jc w:val="center"/>
                         <w:rPr>
+                          <w:i w:val="0"/>
+                          <w:iCs w:val="0"/>
                           <w:sz w:val="22"/>
                           <w:szCs w:val="22"/>
+                          <w:lang w:val="en-US"/>
                         </w:rPr>
                       </w:pPr>
                       <w:r>
                         <w:rPr>
+                          <w:i w:val="0"/>
+                          <w:iCs w:val="0"/>
                           <w:sz w:val="22"/>
                           <w:szCs w:val="22"/>
+                          <w:lang w:val="en-US"/>
                         </w:rPr>
-                        <w:t xml:space="preserve">Рисунок </w:t>
+                        <w:t>Figure 9</w:t>
                       </w:r>
                       <w:r>
                         <w:rPr>
+                          <w:i w:val="0"/>
+                          <w:iCs w:val="0"/>
                           <w:sz w:val="22"/>
                           <w:szCs w:val="22"/>
-                        </w:rPr>
-                        <w:t>9</w:t>
-                      </w:r>
-                      <w:r>
-                        <w:rPr>
-                          <w:sz w:val="22"/>
-                          <w:szCs w:val="22"/>
-                        </w:rPr>
-                        <w:t xml:space="preserve"> </w:t>
-                      </w:r>
-                      <w:r>
-                        <w:rPr>
-                          <w:sz w:val="22"/>
-                          <w:szCs w:val="22"/>
-                        </w:rPr>
-                        <w:t>Динамическая аппретура</w:t>
-                      </w:r>
-                      <w:r>
-                        <w:rPr>
-                          <w:sz w:val="22"/>
-                          <w:szCs w:val="22"/>
-                        </w:rPr>
-                        <w:t xml:space="preserve"> для случая плавления дисперсии крайними квадруполями</w:t>
-                      </w:r>
-                      <w:r>
-                        <w:rPr>
-                          <w:sz w:val="22"/>
-                          <w:szCs w:val="22"/>
+                          <w:lang w:val="en-US"/>
                         </w:rPr>
                         <w:t xml:space="preserve">. </w:t>
                       </w:r>
                       <w:r>
                         <w:rPr>
-                          <w:sz w:val="22"/>
-                          <w:szCs w:val="22"/>
-                        </w:rPr>
-                        <w:br/>
-                      </w:r>
-                      <w:r>
-                        <w:rPr>
-                          <w:sz w:val="22"/>
-                          <w:szCs w:val="22"/>
-                        </w:rPr>
-                        <w:t>Слева – x</w:t>
-                      </w:r>
-                      <w:r>
-                        <w:rPr>
-                          <w:noProof/>
-                          <w:sz w:val="22"/>
-                          <w:szCs w:val="22"/>
-                        </w:rPr>
-                        <w:t xml:space="preserve">-плоскость; справа – </w:t>
-                      </w:r>
-                      <w:r>
-                        <w:rPr>
-                          <w:noProof/>
+                          <w:i w:val="0"/>
+                          <w:iCs w:val="0"/>
                           <w:sz w:val="22"/>
                           <w:szCs w:val="22"/>
                           <w:lang w:val="en-US"/>
                         </w:rPr>
-                        <w:t>y</w:t>
+                        <w:t xml:space="preserve">Dynamic </w:t>
                       </w:r>
                       <w:r>
                         <w:rPr>
-                          <w:noProof/>
+                          <w:i w:val="0"/>
+                          <w:iCs w:val="0"/>
                           <w:sz w:val="22"/>
                           <w:szCs w:val="22"/>
+                          <w:lang w:val="en-US"/>
                         </w:rPr>
-                        <w:t>-плоскость.</w:t>
+                        <w:t>aperture</w:t>
+                      </w:r>
+                      <w:r>
+                        <w:rPr>
+                          <w:i w:val="0"/>
+                          <w:iCs w:val="0"/>
+                          <w:sz w:val="22"/>
+                          <w:szCs w:val="22"/>
+                          <w:lang w:val="en-US"/>
+                        </w:rPr>
+                        <w:t xml:space="preserve"> for the case dispersion </w:t>
+                      </w:r>
+                      <w:r>
+                        <w:rPr>
+                          <w:i w:val="0"/>
+                          <w:iCs w:val="0"/>
+                          <w:sz w:val="22"/>
+                          <w:szCs w:val="22"/>
+                          <w:lang w:val="en-US"/>
+                        </w:rPr>
+                        <w:t xml:space="preserve">suppression </w:t>
+                      </w:r>
+                      <w:r>
+                        <w:rPr>
+                          <w:i w:val="0"/>
+                          <w:iCs w:val="0"/>
+                          <w:sz w:val="22"/>
+                          <w:szCs w:val="22"/>
+                          <w:lang w:val="en-US"/>
+                        </w:rPr>
+                        <w:t xml:space="preserve">by </w:t>
+                      </w:r>
+                      <w:r>
+                        <w:rPr>
+                          <w:i w:val="0"/>
+                          <w:iCs w:val="0"/>
+                          <w:sz w:val="22"/>
+                          <w:szCs w:val="22"/>
+                          <w:lang w:val="en-US"/>
+                        </w:rPr>
+                        <w:t xml:space="preserve">edge </w:t>
+                      </w:r>
+                      <w:r>
+                        <w:rPr>
+                          <w:i w:val="0"/>
+                          <w:iCs w:val="0"/>
+                          <w:sz w:val="22"/>
+                          <w:szCs w:val="22"/>
+                          <w:lang w:val="en-US"/>
+                        </w:rPr>
+                        <w:t>quadrupoles.</w:t>
+                      </w:r>
+                      <w:r>
+                        <w:rPr>
+                          <w:i w:val="0"/>
+                          <w:iCs w:val="0"/>
+                          <w:sz w:val="22"/>
+                          <w:szCs w:val="22"/>
+                          <w:lang w:val="en-US"/>
+                        </w:rPr>
+                        <w:br/>
+                        <w:t xml:space="preserve">Left – the x-plane; </w:t>
+                      </w:r>
+                      <w:r>
+                        <w:rPr>
+                          <w:i w:val="0"/>
+                          <w:iCs w:val="0"/>
+                          <w:sz w:val="22"/>
+                          <w:szCs w:val="22"/>
+                          <w:lang w:val="en-US"/>
+                        </w:rPr>
+                        <w:t>R</w:t>
+                      </w:r>
+                      <w:r>
+                        <w:rPr>
+                          <w:i w:val="0"/>
+                          <w:iCs w:val="0"/>
+                          <w:sz w:val="22"/>
+                          <w:szCs w:val="22"/>
+                          <w:lang w:val="en-US"/>
+                        </w:rPr>
+                        <w:t>ight – the y-plane.</w:t>
                       </w:r>
                     </w:p>
                   </w:txbxContent>
@@ -12639,6 +12850,7 @@
           <w:bCs/>
           <w:sz w:val="28"/>
           <w:szCs w:val="28"/>
+          <w:lang w:val="en-US"/>
         </w:rPr>
       </w:pPr>
       <w:r>
@@ -12647,9 +12859,40 @@
           <w:bCs/>
           <w:sz w:val="28"/>
           <w:szCs w:val="28"/>
+          <w:lang w:val="en-US"/>
         </w:rPr>
         <w:lastRenderedPageBreak/>
-        <w:t>Подавление дисперсии двумя семействами квадруполей арки.</w:t>
+        <w:t xml:space="preserve">DISPERSION </w:t>
+      </w:r>
+      <w:r>
+        <w:rPr>
+          <w:b/>
+          <w:bCs/>
+          <w:sz w:val="28"/>
+          <w:szCs w:val="28"/>
+          <w:lang w:val="en-US"/>
+        </w:rPr>
+        <w:t>SUPPRESSION BY TWO FAMILIES OF QUADRUPOLES O</w:t>
+      </w:r>
+      <w:r>
+        <w:rPr>
+          <w:b/>
+          <w:bCs/>
+          <w:sz w:val="28"/>
+          <w:szCs w:val="28"/>
+          <w:lang w:val="en-US"/>
+        </w:rPr>
+        <w:t>N</w:t>
+      </w:r>
+      <w:r>
+        <w:rPr>
+          <w:b/>
+          <w:bCs/>
+          <w:sz w:val="28"/>
+          <w:szCs w:val="28"/>
+          <w:lang w:val="en-US"/>
+        </w:rPr>
+        <w:t xml:space="preserve"> THE ARC.</w:t>
       </w:r>
     </w:p>
     <w:p>
@@ -12672,8 +12915,9 @@
         <w:rPr>
           <w:b/>
           <w:bCs/>
-        </w:rPr>
-        <w:t>Выбор градиентов квадруполей</w:t>
+          <w:lang w:val="en-US"/>
+        </w:rPr>
+        <w:t>QUADRUPOLE GRADIENTS.</w:t>
       </w:r>
     </w:p>
     <w:p>
@@ -13016,51 +13260,132 @@
                               <w:pStyle w:val="a7"/>
                               <w:jc w:val="center"/>
                               <w:rPr>
+                                <w:i w:val="0"/>
+                                <w:iCs w:val="0"/>
                                 <w:sz w:val="22"/>
                                 <w:szCs w:val="22"/>
+                                <w:lang w:val="en-US"/>
                               </w:rPr>
                             </w:pPr>
                             <w:r>
                               <w:rPr>
+                                <w:i w:val="0"/>
+                                <w:iCs w:val="0"/>
                                 <w:sz w:val="22"/>
                                 <w:szCs w:val="22"/>
+                                <w:lang w:val="en-US"/>
                               </w:rPr>
-                              <w:t xml:space="preserve">Рисунок </w:t>
+                              <w:t xml:space="preserve">Figure 10. </w:t>
                             </w:r>
                             <w:r>
                               <w:rPr>
+                                <w:i w:val="0"/>
+                                <w:iCs w:val="0"/>
                                 <w:sz w:val="22"/>
                                 <w:szCs w:val="22"/>
+                                <w:lang w:val="en-US"/>
                               </w:rPr>
-                              <w:t>10</w:t>
+                              <w:t>Dispersion s</w:t>
                             </w:r>
                             <w:r>
                               <w:rPr>
+                                <w:i w:val="0"/>
+                                <w:iCs w:val="0"/>
                                 <w:sz w:val="22"/>
                                 <w:szCs w:val="22"/>
+                                <w:lang w:val="en-US"/>
                               </w:rPr>
-                              <w:t xml:space="preserve"> </w:t>
+                              <w:t>uppression by two families of quadrupoles.</w:t>
                             </w:r>
                             <w:r>
                               <w:rPr>
+                                <w:i w:val="0"/>
+                                <w:iCs w:val="0"/>
                                 <w:sz w:val="22"/>
                                 <w:szCs w:val="22"/>
-                              </w:rPr>
-                              <w:t xml:space="preserve">Подавление дисперсии двумя семействами квадруполей. </w:t>
-                            </w:r>
-                            <w:r>
-                              <w:rPr>
-                                <w:sz w:val="22"/>
-                                <w:szCs w:val="22"/>
+                                <w:lang w:val="en-US"/>
                               </w:rPr>
                               <w:br/>
                             </w:r>
                             <w:r>
                               <w:rPr>
+                                <w:i w:val="0"/>
+                                <w:iCs w:val="0"/>
                                 <w:sz w:val="22"/>
                                 <w:szCs w:val="22"/>
+                                <w:lang w:val="en-US"/>
                               </w:rPr>
-                              <w:t>Слева – бета-функции; Справа – дисперсионные функции.</w:t>
+                              <w:t>L</w:t>
+                            </w:r>
+                            <w:r>
+                              <w:rPr>
+                                <w:i w:val="0"/>
+                                <w:iCs w:val="0"/>
+                                <w:sz w:val="22"/>
+                                <w:szCs w:val="22"/>
+                                <w:lang w:val="en-US"/>
+                              </w:rPr>
+                              <w:t>eft – beta</w:t>
+                            </w:r>
+                            <w:r>
+                              <w:rPr>
+                                <w:i w:val="0"/>
+                                <w:iCs w:val="0"/>
+                                <w:sz w:val="22"/>
+                                <w:szCs w:val="22"/>
+                                <w:lang w:val="en-US"/>
+                              </w:rPr>
+                              <w:t>-</w:t>
+                            </w:r>
+                            <w:r>
+                              <w:rPr>
+                                <w:i w:val="0"/>
+                                <w:iCs w:val="0"/>
+                                <w:sz w:val="22"/>
+                                <w:szCs w:val="22"/>
+                                <w:lang w:val="en-US"/>
+                              </w:rPr>
+                              <w:t xml:space="preserve">functions; </w:t>
+                            </w:r>
+                            <w:r>
+                              <w:rPr>
+                                <w:i w:val="0"/>
+                                <w:iCs w:val="0"/>
+                                <w:sz w:val="22"/>
+                                <w:szCs w:val="22"/>
+                                <w:lang w:val="en-US"/>
+                              </w:rPr>
+                              <w:t>R</w:t>
+                            </w:r>
+                            <w:r>
+                              <w:rPr>
+                                <w:i w:val="0"/>
+                                <w:iCs w:val="0"/>
+                                <w:sz w:val="22"/>
+                                <w:szCs w:val="22"/>
+                                <w:lang w:val="en-US"/>
+                              </w:rPr>
+                              <w:t>ight</w:t>
+                            </w:r>
+                            <w:r>
+                              <w:rPr>
+                                <w:i w:val="0"/>
+                                <w:iCs w:val="0"/>
+                                <w:sz w:val="22"/>
+                                <w:szCs w:val="22"/>
+                                <w:lang w:val="en-US"/>
+                              </w:rPr>
+                              <w:t xml:space="preserve"> – </w:t>
+                            </w:r>
+                            <w:r>
+                              <w:rPr>
+                                <w:i w:val="0"/>
+                                <w:iCs w:val="0"/>
+                                <w:sz w:val="22"/>
+                                <w:szCs w:val="22"/>
+                                <w:lang w:val="en-US"/>
+                              </w:rPr>
+                              <w:t>dispersion functions.</w:t>
                             </w:r>
                           </w:p>
                         </w:txbxContent>
@@ -13090,51 +13415,132 @@
                         <w:pStyle w:val="a7"/>
                         <w:jc w:val="center"/>
                         <w:rPr>
+                          <w:i w:val="0"/>
+                          <w:iCs w:val="0"/>
                           <w:sz w:val="22"/>
                           <w:szCs w:val="22"/>
+                          <w:lang w:val="en-US"/>
                         </w:rPr>
                       </w:pPr>
                       <w:r>
                         <w:rPr>
+                          <w:i w:val="0"/>
+                          <w:iCs w:val="0"/>
                           <w:sz w:val="22"/>
                           <w:szCs w:val="22"/>
+                          <w:lang w:val="en-US"/>
                         </w:rPr>
-                        <w:t xml:space="preserve">Рисунок </w:t>
+                        <w:t xml:space="preserve">Figure 10. </w:t>
                       </w:r>
                       <w:r>
                         <w:rPr>
+                          <w:i w:val="0"/>
+                          <w:iCs w:val="0"/>
                           <w:sz w:val="22"/>
                           <w:szCs w:val="22"/>
+                          <w:lang w:val="en-US"/>
                         </w:rPr>
-                        <w:t>10</w:t>
+                        <w:t>Dispersion s</w:t>
                       </w:r>
                       <w:r>
                         <w:rPr>
+                          <w:i w:val="0"/>
+                          <w:iCs w:val="0"/>
                           <w:sz w:val="22"/>
                           <w:szCs w:val="22"/>
+                          <w:lang w:val="en-US"/>
                         </w:rPr>
-                        <w:t xml:space="preserve"> </w:t>
+                        <w:t>uppression by two families of quadrupoles.</w:t>
                       </w:r>
                       <w:r>
                         <w:rPr>
+                          <w:i w:val="0"/>
+                          <w:iCs w:val="0"/>
                           <w:sz w:val="22"/>
                           <w:szCs w:val="22"/>
-                        </w:rPr>
-                        <w:t xml:space="preserve">Подавление дисперсии двумя семействами квадруполей. </w:t>
-                      </w:r>
-                      <w:r>
-                        <w:rPr>
-                          <w:sz w:val="22"/>
-                          <w:szCs w:val="22"/>
+                          <w:lang w:val="en-US"/>
                         </w:rPr>
                         <w:br/>
                       </w:r>
                       <w:r>
                         <w:rPr>
+                          <w:i w:val="0"/>
+                          <w:iCs w:val="0"/>
                           <w:sz w:val="22"/>
                           <w:szCs w:val="22"/>
+                          <w:lang w:val="en-US"/>
                         </w:rPr>
-                        <w:t>Слева – бета-функции; Справа – дисперсионные функции.</w:t>
+                        <w:t>L</w:t>
+                      </w:r>
+                      <w:r>
+                        <w:rPr>
+                          <w:i w:val="0"/>
+                          <w:iCs w:val="0"/>
+                          <w:sz w:val="22"/>
+                          <w:szCs w:val="22"/>
+                          <w:lang w:val="en-US"/>
+                        </w:rPr>
+                        <w:t>eft – beta</w:t>
+                      </w:r>
+                      <w:r>
+                        <w:rPr>
+                          <w:i w:val="0"/>
+                          <w:iCs w:val="0"/>
+                          <w:sz w:val="22"/>
+                          <w:szCs w:val="22"/>
+                          <w:lang w:val="en-US"/>
+                        </w:rPr>
+                        <w:t>-</w:t>
+                      </w:r>
+                      <w:r>
+                        <w:rPr>
+                          <w:i w:val="0"/>
+                          <w:iCs w:val="0"/>
+                          <w:sz w:val="22"/>
+                          <w:szCs w:val="22"/>
+                          <w:lang w:val="en-US"/>
+                        </w:rPr>
+                        <w:t xml:space="preserve">functions; </w:t>
+                      </w:r>
+                      <w:r>
+                        <w:rPr>
+                          <w:i w:val="0"/>
+                          <w:iCs w:val="0"/>
+                          <w:sz w:val="22"/>
+                          <w:szCs w:val="22"/>
+                          <w:lang w:val="en-US"/>
+                        </w:rPr>
+                        <w:t>R</w:t>
+                      </w:r>
+                      <w:r>
+                        <w:rPr>
+                          <w:i w:val="0"/>
+                          <w:iCs w:val="0"/>
+                          <w:sz w:val="22"/>
+                          <w:szCs w:val="22"/>
+                          <w:lang w:val="en-US"/>
+                        </w:rPr>
+                        <w:t>ight</w:t>
+                      </w:r>
+                      <w:r>
+                        <w:rPr>
+                          <w:i w:val="0"/>
+                          <w:iCs w:val="0"/>
+                          <w:sz w:val="22"/>
+                          <w:szCs w:val="22"/>
+                          <w:lang w:val="en-US"/>
+                        </w:rPr>
+                        <w:t xml:space="preserve"> – </w:t>
+                      </w:r>
+                      <w:r>
+                        <w:rPr>
+                          <w:i w:val="0"/>
+                          <w:iCs w:val="0"/>
+                          <w:sz w:val="22"/>
+                          <w:szCs w:val="22"/>
+                          <w:lang w:val="en-US"/>
+                        </w:rPr>
+                        <w:t>dispersion functions.</w:t>
                       </w:r>
                     </w:p>
                   </w:txbxContent>
@@ -13325,21 +13731,7 @@
                 <w:rFonts w:ascii="Cambria Math" w:hAnsi="Cambria Math"/>
                 <w:lang w:val="en-US"/>
               </w:rPr>
-              <m:t>x</m:t>
-            </m:r>
-            <m:r>
-              <w:rPr>
-                <w:rFonts w:ascii="Cambria Math" w:hAnsi="Cambria Math"/>
-                <w:lang w:val="en-US"/>
-              </w:rPr>
-              <m:t xml:space="preserve"> </m:t>
-            </m:r>
-            <m:r>
-              <w:rPr>
-                <w:rFonts w:ascii="Cambria Math" w:hAnsi="Cambria Math"/>
-                <w:lang w:val="en-US"/>
-              </w:rPr>
-              <m:t>arc</m:t>
+              <m:t>x arc</m:t>
             </m:r>
           </m:sub>
         </m:sSub>
@@ -13407,21 +13799,7 @@
                 <w:rFonts w:ascii="Cambria Math" w:hAnsi="Cambria Math"/>
                 <w:lang w:val="en-US"/>
               </w:rPr>
-              <m:t>y</m:t>
-            </m:r>
-            <m:r>
-              <w:rPr>
-                <w:rFonts w:ascii="Cambria Math" w:hAnsi="Cambria Math"/>
-                <w:lang w:val="en-US"/>
-              </w:rPr>
-              <m:t xml:space="preserve"> </m:t>
-            </m:r>
-            <m:r>
-              <w:rPr>
-                <w:rFonts w:ascii="Cambria Math" w:hAnsi="Cambria Math"/>
-                <w:lang w:val="en-US"/>
-              </w:rPr>
-              <m:t>arc</m:t>
+              <m:t>y arc</m:t>
             </m:r>
           </m:sub>
         </m:sSub>
@@ -13500,15 +13878,6 @@
         </w:rPr>
         <w:t>.</w:t>
       </w:r>
-    </w:p>
-    <w:p>
-      <w:pPr>
-        <w:spacing w:line="360" w:lineRule="auto"/>
-        <w:jc w:val="both"/>
-        <w:rPr>
-          <w:lang w:val="en-US"/>
-        </w:rPr>
-      </w:pPr>
     </w:p>
     <w:tbl>
       <w:tblPr>
@@ -13857,23 +14226,6 @@
       </w:pPr>
       <w:r>
         <w:rPr>
-          <w:rFonts w:eastAsiaTheme="minorEastAsia"/>
-          <w:b/>
-          <w:bCs/>
-          <w:sz w:val="28"/>
-          <w:szCs w:val="28"/>
-        </w:rPr>
-        <w:t>Расстановка секступолей</w:t>
-      </w:r>
-    </w:p>
-    <w:p>
-      <w:pPr>
-        <w:keepNext/>
-        <w:spacing w:line="360" w:lineRule="auto"/>
-        <w:jc w:val="both"/>
-      </w:pPr>
-      <w:r>
-        <w:rPr>
           <w:noProof/>
         </w:rPr>
         <mc:AlternateContent>
@@ -13885,7 +14237,7 @@
                   <wp:posOffset>-379730</wp:posOffset>
                 </wp:positionH>
                 <wp:positionV relativeFrom="paragraph">
-                  <wp:posOffset>2847318</wp:posOffset>
+                  <wp:posOffset>3292209</wp:posOffset>
                 </wp:positionV>
                 <wp:extent cx="6832600" cy="635"/>
                 <wp:effectExtent l="0" t="0" r="0" b="4445"/>
@@ -13926,66 +14278,75 @@
                               <w:pStyle w:val="a7"/>
                               <w:jc w:val="center"/>
                               <w:rPr>
+                                <w:i w:val="0"/>
+                                <w:iCs w:val="0"/>
                                 <w:noProof/>
                                 <w:sz w:val="22"/>
                                 <w:szCs w:val="22"/>
+                                <w:lang w:val="en-US"/>
                               </w:rPr>
                             </w:pPr>
                             <w:r>
                               <w:rPr>
+                                <w:i w:val="0"/>
+                                <w:iCs w:val="0"/>
                                 <w:sz w:val="22"/>
                                 <w:szCs w:val="22"/>
+                                <w:lang w:val="en-US"/>
                               </w:rPr>
-                              <w:t>Рисунок</w:t>
+                              <w:t>Figure 11</w:t>
                             </w:r>
                             <w:r>
                               <w:rPr>
+                                <w:i w:val="0"/>
+                                <w:iCs w:val="0"/>
                                 <w:sz w:val="22"/>
                                 <w:szCs w:val="22"/>
+                                <w:lang w:val="en-US"/>
                               </w:rPr>
-                              <w:t xml:space="preserve"> 11</w:t>
+                              <w:t>.</w:t>
                             </w:r>
                             <w:r>
                               <w:rPr>
+                                <w:i w:val="0"/>
+                                <w:iCs w:val="0"/>
                                 <w:sz w:val="22"/>
                                 <w:szCs w:val="22"/>
+                                <w:lang w:val="en-US"/>
                               </w:rPr>
-                              <w:t xml:space="preserve"> </w:t>
+                              <w:t xml:space="preserve"> Schematic diagram of the arrangement of </w:t>
+                            </w:r>
+                            <w:proofErr w:type="spellStart"/>
+                            <w:r>
+                              <w:rPr>
+                                <w:i w:val="0"/>
+                                <w:iCs w:val="0"/>
+                                <w:sz w:val="22"/>
+                                <w:szCs w:val="22"/>
+                                <w:lang w:val="en-US"/>
+                              </w:rPr>
+                              <w:t>sextupoles</w:t>
+                            </w:r>
+                            <w:proofErr w:type="spellEnd"/>
+                            <w:r>
+                              <w:rPr>
+                                <w:i w:val="0"/>
+                                <w:iCs w:val="0"/>
+                                <w:sz w:val="22"/>
+                                <w:szCs w:val="22"/>
+                                <w:lang w:val="en-US"/>
+                              </w:rPr>
+                              <w:t xml:space="preserve"> in the case of dispersion suppression by two families of quadrupoles</w:t>
                             </w:r>
                             <w:r>
                               <w:rPr>
+                                <w:i w:val="0"/>
+                                <w:iCs w:val="0"/>
                                 <w:sz w:val="22"/>
                                 <w:szCs w:val="22"/>
+                                <w:lang w:val="en-US"/>
                               </w:rPr>
-                              <w:t>Принципиальная схема р</w:t>
-                            </w:r>
-                            <w:r>
-                              <w:rPr>
-                                <w:sz w:val="22"/>
-                                <w:szCs w:val="22"/>
-                              </w:rPr>
-                              <w:t>асстановк</w:t>
-                            </w:r>
-                            <w:r>
-                              <w:rPr>
-                                <w:sz w:val="22"/>
-                                <w:szCs w:val="22"/>
-                              </w:rPr>
-                              <w:t>е</w:t>
-                            </w:r>
-                            <w:r>
-                              <w:rPr>
-                                <w:sz w:val="22"/>
-                                <w:szCs w:val="22"/>
-                              </w:rPr>
-                              <w:t xml:space="preserve"> секступолей</w:t>
-                            </w:r>
-                            <w:r>
-                              <w:rPr>
-                                <w:sz w:val="22"/>
-                                <w:szCs w:val="22"/>
-                              </w:rPr>
-                              <w:t xml:space="preserve"> в случае подавления дисперсии двумя семействами квадруполей</w:t>
+                              <w:t>.</w:t>
                             </w:r>
                           </w:p>
                         </w:txbxContent>
@@ -14007,7 +14368,7 @@
           </mc:Choice>
           <mc:Fallback>
             <w:pict>
-              <v:shape w14:anchorId="0EE4020A" id="Надпись 12" o:spid="_x0000_s1039" type="#_x0000_t202" style="position:absolute;left:0;text-align:left;margin-left:-29.9pt;margin-top:224.2pt;width:538pt;height:.05pt;z-index:-251581440;visibility:visible;mso-wrap-style:square;mso-width-percent:0;mso-wrap-distance-left:9pt;mso-wrap-distance-top:0;mso-wrap-distance-right:9pt;mso-wrap-distance-bottom:0;mso-position-horizontal:absolute;mso-position-horizontal-relative:text;mso-position-vertical:absolute;mso-position-vertical-relative:text;mso-width-percent:0;mso-width-relative:margin;v-text-anchor:top" o:gfxdata="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" stroked="f">
+              <v:shape w14:anchorId="0EE4020A" id="Надпись 12" o:spid="_x0000_s1039" type="#_x0000_t202" style="position:absolute;left:0;text-align:left;margin-left:-29.9pt;margin-top:259.25pt;width:538pt;height:.05pt;z-index:-251581440;visibility:visible;mso-wrap-style:square;mso-width-percent:0;mso-wrap-distance-left:9pt;mso-wrap-distance-top:0;mso-wrap-distance-right:9pt;mso-wrap-distance-bottom:0;mso-position-horizontal:absolute;mso-position-horizontal-relative:text;mso-position-vertical:absolute;mso-position-vertical-relative:text;mso-width-percent:0;mso-width-relative:margin;v-text-anchor:top" o:gfxdata="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" stroked="f">
                 <v:textbox style="mso-fit-shape-to-text:t" inset="0,0,0,0">
                   <w:txbxContent>
                     <w:p>
@@ -14015,66 +14376,75 @@
                         <w:pStyle w:val="a7"/>
                         <w:jc w:val="center"/>
                         <w:rPr>
+                          <w:i w:val="0"/>
+                          <w:iCs w:val="0"/>
                           <w:noProof/>
                           <w:sz w:val="22"/>
                           <w:szCs w:val="22"/>
+                          <w:lang w:val="en-US"/>
                         </w:rPr>
                       </w:pPr>
                       <w:r>
                         <w:rPr>
+                          <w:i w:val="0"/>
+                          <w:iCs w:val="0"/>
                           <w:sz w:val="22"/>
                           <w:szCs w:val="22"/>
+                          <w:lang w:val="en-US"/>
                         </w:rPr>
-                        <w:t>Рисунок</w:t>
+                        <w:t>Figure 11</w:t>
                       </w:r>
                       <w:r>
                         <w:rPr>
+                          <w:i w:val="0"/>
+                          <w:iCs w:val="0"/>
                           <w:sz w:val="22"/>
                           <w:szCs w:val="22"/>
+                          <w:lang w:val="en-US"/>
                         </w:rPr>
-                        <w:t xml:space="preserve"> 11</w:t>
+                        <w:t>.</w:t>
                       </w:r>
                       <w:r>
                         <w:rPr>
+                          <w:i w:val="0"/>
+                          <w:iCs w:val="0"/>
                           <w:sz w:val="22"/>
                           <w:szCs w:val="22"/>
+                          <w:lang w:val="en-US"/>
                         </w:rPr>
-                        <w:t xml:space="preserve"> </w:t>
+                        <w:t xml:space="preserve"> Schematic diagram of the arrangement of </w:t>
+                      </w:r>
+                      <w:proofErr w:type="spellStart"/>
+                      <w:r>
+                        <w:rPr>
+                          <w:i w:val="0"/>
+                          <w:iCs w:val="0"/>
+                          <w:sz w:val="22"/>
+                          <w:szCs w:val="22"/>
+                          <w:lang w:val="en-US"/>
+                        </w:rPr>
+                        <w:t>sextupoles</w:t>
+                      </w:r>
+                      <w:proofErr w:type="spellEnd"/>
+                      <w:r>
+                        <w:rPr>
+                          <w:i w:val="0"/>
+                          <w:iCs w:val="0"/>
+                          <w:sz w:val="22"/>
+                          <w:szCs w:val="22"/>
+                          <w:lang w:val="en-US"/>
+                        </w:rPr>
+                        <w:t xml:space="preserve"> in the case of dispersion suppression by two families of quadrupoles</w:t>
                       </w:r>
                       <w:r>
                         <w:rPr>
+                          <w:i w:val="0"/>
+                          <w:iCs w:val="0"/>
                           <w:sz w:val="22"/>
                           <w:szCs w:val="22"/>
+                          <w:lang w:val="en-US"/>
                         </w:rPr>
-                        <w:t>Принципиальная схема р</w:t>
-                      </w:r>
-                      <w:r>
-                        <w:rPr>
-                          <w:sz w:val="22"/>
-                          <w:szCs w:val="22"/>
-                        </w:rPr>
-                        <w:t>асстановк</w:t>
-                      </w:r>
-                      <w:r>
-                        <w:rPr>
-                          <w:sz w:val="22"/>
-                          <w:szCs w:val="22"/>
-                        </w:rPr>
-                        <w:t>е</w:t>
-                      </w:r>
-                      <w:r>
-                        <w:rPr>
-                          <w:sz w:val="22"/>
-                          <w:szCs w:val="22"/>
-                        </w:rPr>
-                        <w:t xml:space="preserve"> секступолей</w:t>
-                      </w:r>
-                      <w:r>
-                        <w:rPr>
-                          <w:sz w:val="22"/>
-                          <w:szCs w:val="22"/>
-                        </w:rPr>
-                        <w:t xml:space="preserve"> в случае подавления дисперсии двумя семействами квадруполей</w:t>
+                        <w:t>.</w:t>
                       </w:r>
                     </w:p>
                   </w:txbxContent>
@@ -14090,10 +14460,18 @@
           <w:noProof/>
         </w:rPr>
         <w:drawing>
-          <wp:inline distT="0" distB="0" distL="0" distR="0">
-            <wp:extent cx="6188710" cy="2685415"/>
+          <wp:anchor distT="0" distB="0" distL="114300" distR="114300" simplePos="0" relativeHeight="251753472" behindDoc="0" locked="0" layoutInCell="1" allowOverlap="1">
+            <wp:simplePos x="0" y="0"/>
+            <wp:positionH relativeFrom="column">
+              <wp:posOffset>-5715</wp:posOffset>
+            </wp:positionH>
+            <wp:positionV relativeFrom="paragraph">
+              <wp:posOffset>360045</wp:posOffset>
+            </wp:positionV>
+            <wp:extent cx="6188710" cy="2774315"/>
             <wp:effectExtent l="0" t="0" r="0" b="0"/>
-            <wp:docPr id="3" name="Рисунок 3"/>
+            <wp:wrapTopAndBottom/>
+            <wp:docPr id="19" name="Рисунок 19"/>
             <wp:cNvGraphicFramePr>
               <a:graphicFrameLocks xmlns:a="http://schemas.openxmlformats.org/drawingml/2006/main" noChangeAspect="1"/>
             </wp:cNvGraphicFramePr>
@@ -14101,7 +14479,7 @@
               <a:graphicData uri="http://schemas.openxmlformats.org/drawingml/2006/picture">
                 <pic:pic xmlns:pic="http://schemas.openxmlformats.org/drawingml/2006/picture">
                   <pic:nvPicPr>
-                    <pic:cNvPr id="3" name="Рисунок 3"/>
+                    <pic:cNvPr id="19" name="Рисунок 19"/>
                     <pic:cNvPicPr/>
                   </pic:nvPicPr>
                   <pic:blipFill>
@@ -14119,7 +14497,7 @@
                   <pic:spPr>
                     <a:xfrm>
                       <a:off x="0" y="0"/>
-                      <a:ext cx="6188710" cy="2685415"/>
+                      <a:ext cx="6188710" cy="2774315"/>
                     </a:xfrm>
                     <a:prstGeom prst="rect">
                       <a:avLst/>
@@ -14128,13 +14506,31 @@
                 </pic:pic>
               </a:graphicData>
             </a:graphic>
-          </wp:inline>
+            <wp14:sizeRelH relativeFrom="page">
+              <wp14:pctWidth>0</wp14:pctWidth>
+            </wp14:sizeRelH>
+            <wp14:sizeRelV relativeFrom="page">
+              <wp14:pctHeight>0</wp14:pctHeight>
+            </wp14:sizeRelV>
+          </wp:anchor>
         </w:drawing>
+      </w:r>
+      <w:r>
+        <w:rPr>
+          <w:rFonts w:eastAsiaTheme="minorEastAsia"/>
+          <w:b/>
+          <w:bCs/>
+          <w:sz w:val="28"/>
+          <w:szCs w:val="28"/>
+          <w:lang w:val="en-US"/>
+        </w:rPr>
+        <w:t>SEXTUPOLES</w:t>
       </w:r>
     </w:p>
     <w:p>
       <w:pPr>
-        <w:pStyle w:val="a7"/>
+        <w:keepNext/>
+        <w:spacing w:line="360" w:lineRule="auto"/>
         <w:jc w:val="both"/>
       </w:pPr>
     </w:p>
@@ -14144,31 +14540,122 @@
         <w:ind w:firstLine="708"/>
         <w:jc w:val="both"/>
         <w:rPr>
-          <w:rFonts w:eastAsiaTheme="minorEastAsia"/>
-        </w:rPr>
-      </w:pPr>
-      <w:r>
-        <w:t xml:space="preserve">В силу того, что набег на арке не кратен </w:t>
+          <w:lang w:val="en-US"/>
+        </w:rPr>
+      </w:pPr>
+      <w:r>
+        <w:rPr>
+          <w:lang w:val="en-US"/>
+        </w:rPr>
+        <w:t>Due to the fact</w:t>
+      </w:r>
+      <w:r>
+        <w:rPr>
+          <w:lang w:val="en-US"/>
+        </w:rPr>
+        <w:t xml:space="preserve">, </w:t>
+      </w:r>
+      <w:r>
+        <w:rPr>
+          <w:lang w:val="en-US"/>
+        </w:rPr>
+        <w:t>that</w:t>
+      </w:r>
+      <w:r>
+        <w:rPr>
+          <w:lang w:val="en-US"/>
+        </w:rPr>
+        <w:t xml:space="preserve"> </w:t>
+      </w:r>
+      <w:r>
+        <w:rPr>
+          <w:lang w:val="en-US"/>
+        </w:rPr>
+        <w:t>tune</w:t>
+      </w:r>
+      <w:r>
+        <w:rPr>
+          <w:lang w:val="en-US"/>
+        </w:rPr>
+        <w:t xml:space="preserve"> </w:t>
+      </w:r>
+      <w:r>
+        <w:rPr>
+          <w:lang w:val="en-US"/>
+        </w:rPr>
+        <w:t>shift</w:t>
+      </w:r>
+      <w:r>
+        <w:rPr>
+          <w:lang w:val="en-US"/>
+        </w:rPr>
+        <w:t xml:space="preserve"> </w:t>
+      </w:r>
+      <w:r>
+        <w:rPr>
+          <w:lang w:val="en-US"/>
+        </w:rPr>
+        <w:t>on</w:t>
+      </w:r>
+      <w:r>
+        <w:rPr>
+          <w:lang w:val="en-US"/>
+        </w:rPr>
+        <w:t xml:space="preserve"> </w:t>
+      </w:r>
+      <w:r>
+        <w:rPr>
+          <w:lang w:val="en-US"/>
+        </w:rPr>
+        <w:t>arc</w:t>
+      </w:r>
+      <w:r>
+        <w:rPr>
+          <w:lang w:val="en-US"/>
+        </w:rPr>
+        <w:t xml:space="preserve"> </w:t>
+      </w:r>
+      <w:r>
+        <w:rPr>
+          <w:lang w:val="en-US"/>
+        </w:rPr>
+        <w:t xml:space="preserve">not a multiple of  </w:t>
       </w:r>
       <m:oMath>
         <m:r>
           <w:rPr>
             <w:rFonts w:ascii="Cambria Math" w:eastAsiaTheme="minorEastAsia" w:hAnsi="Cambria Math"/>
+            <w:lang w:val="en-US"/>
           </w:rPr>
-          <m:t>2π</m:t>
+          <m:t>2</m:t>
+        </m:r>
+        <m:r>
+          <w:rPr>
+            <w:rFonts w:ascii="Cambria Math" w:eastAsiaTheme="minorEastAsia" w:hAnsi="Cambria Math"/>
+          </w:rPr>
+          <m:t>π</m:t>
         </m:r>
       </m:oMath>
       <w:r>
         <w:rPr>
           <w:rFonts w:eastAsiaTheme="minorEastAsia"/>
+          <w:lang w:val="en-US"/>
         </w:rPr>
         <w:t xml:space="preserve">, </w:t>
       </w:r>
       <w:r>
         <w:rPr>
           <w:rFonts w:eastAsiaTheme="minorEastAsia"/>
-        </w:rPr>
-        <w:t xml:space="preserve">а также между центральными квадруполями не кратен </w:t>
+          <w:lang w:val="en-US"/>
+        </w:rPr>
+        <w:t>and also between the central quadrupoles is not a multiple</w:t>
+      </w:r>
+      <w:r>
+        <w:rPr>
+          <w:rFonts w:eastAsiaTheme="minorEastAsia"/>
+          <w:lang w:val="en-US"/>
+        </w:rPr>
+        <w:t xml:space="preserve"> </w:t>
       </w:r>
       <m:oMath>
         <m:f>
@@ -14193,6 +14680,7 @@
             <m:r>
               <w:rPr>
                 <w:rFonts w:ascii="Cambria Math" w:eastAsiaTheme="minorEastAsia" w:hAnsi="Cambria Math"/>
+                <w:lang w:val="en-US"/>
               </w:rPr>
               <m:t>2</m:t>
             </m:r>
@@ -14202,19 +14690,22 @@
       <w:r>
         <w:rPr>
           <w:rFonts w:eastAsiaTheme="minorEastAsia"/>
+          <w:lang w:val="en-US"/>
         </w:rPr>
         <w:t xml:space="preserve">, </w:t>
       </w:r>
       <w:r>
         <w:rPr>
           <w:rFonts w:eastAsiaTheme="minorEastAsia"/>
-        </w:rPr>
-        <w:t xml:space="preserve">а равен </w:t>
+          <w:lang w:val="en-US"/>
+        </w:rPr>
+        <w:t xml:space="preserve">and is equal to </w:t>
       </w:r>
       <m:oMath>
         <m:r>
           <w:rPr>
             <w:rFonts w:ascii="Cambria Math" w:eastAsiaTheme="minorEastAsia" w:hAnsi="Cambria Math"/>
+            <w:lang w:val="en-US"/>
           </w:rPr>
           <m:t>1,41</m:t>
         </m:r>
@@ -14222,142 +14713,304 @@
       <w:r>
         <w:rPr>
           <w:rFonts w:eastAsiaTheme="minorEastAsia"/>
+          <w:lang w:val="en-US"/>
         </w:rPr>
         <w:t xml:space="preserve">, </w:t>
       </w:r>
-      <w:proofErr w:type="gramStart"/>
       <w:r>
         <w:rPr>
           <w:rFonts w:eastAsiaTheme="minorEastAsia"/>
-        </w:rPr>
-        <w:t>получается</w:t>
-      </w:r>
-      <w:proofErr w:type="gramEnd"/>
+          <w:lang w:val="en-US"/>
+        </w:rPr>
+        <w:t xml:space="preserve">it turns out that the </w:t>
+      </w:r>
+      <w:proofErr w:type="spellStart"/>
       <w:r>
         <w:rPr>
           <w:rFonts w:eastAsiaTheme="minorEastAsia"/>
-        </w:rPr>
-        <w:t xml:space="preserve"> что секступоли не компенсируют друг друга в точности. </w:t>
-      </w:r>
+          <w:lang w:val="en-US"/>
+        </w:rPr>
+        <w:t>sextupoles</w:t>
+      </w:r>
+      <w:proofErr w:type="spellEnd"/>
       <w:r>
         <w:rPr>
           <w:rFonts w:eastAsiaTheme="minorEastAsia"/>
+          <w:lang w:val="en-US"/>
+        </w:rPr>
+        <w:t xml:space="preserve"> do not compensate each other exactly. </w:t>
+      </w:r>
+      <w:r>
+        <w:rPr>
+          <w:lang w:val="en-US"/>
+        </w:rPr>
+        <w:t xml:space="preserve">The arrangement of </w:t>
+      </w:r>
+      <w:proofErr w:type="spellStart"/>
+      <w:r>
+        <w:rPr>
+          <w:lang w:val="en-US"/>
+        </w:rPr>
+        <w:t>sextupoles</w:t>
+      </w:r>
+      <w:proofErr w:type="spellEnd"/>
+      <w:r>
+        <w:rPr>
+          <w:lang w:val="en-US"/>
+        </w:rPr>
+        <w:t xml:space="preserve"> for this case is different from the arrangement of </w:t>
+      </w:r>
+      <w:proofErr w:type="spellStart"/>
+      <w:r>
+        <w:rPr>
+          <w:lang w:val="en-US"/>
+        </w:rPr>
+        <w:t>sextupoles</w:t>
+      </w:r>
+      <w:proofErr w:type="spellEnd"/>
+      <w:r>
+        <w:rPr>
+          <w:lang w:val="en-US"/>
+        </w:rPr>
+        <w:t xml:space="preserve"> in the </w:t>
+      </w:r>
+      <w:r>
+        <w:rPr>
+          <w:lang w:val="en-US"/>
+        </w:rPr>
+        <w:t xml:space="preserve">case </w:t>
+      </w:r>
+      <w:r>
+        <w:rPr>
+          <w:lang w:val="en-US"/>
+        </w:rPr>
+        <w:t>of dispersion suppressors at the edges of the arc.</w:t>
+      </w:r>
+      <w:r>
+        <w:rPr>
+          <w:lang w:val="en-US"/>
         </w:rPr>
         <w:t xml:space="preserve"> </w:t>
       </w:r>
       <w:r>
-        <w:t xml:space="preserve">Расстановка секступолей </w:t>
-      </w:r>
-      <w:r>
-        <w:t>для этого случая отлична от расстановки секступолей при наличии подавителей дисперсии на краях арки</w:t>
-      </w:r>
-      <w:r>
+        <w:rPr>
+          <w:lang w:val="en-US"/>
+        </w:rPr>
+        <w:t xml:space="preserve">The SF </w:t>
+      </w:r>
+      <w:r>
+        <w:rPr>
+          <w:lang w:val="en-US"/>
+        </w:rPr>
+        <w:t xml:space="preserve">family </w:t>
+      </w:r>
+      <w:r>
+        <w:rPr>
+          <w:lang w:val="en-US"/>
+        </w:rPr>
+        <w:t xml:space="preserve">is </w:t>
+      </w:r>
+      <w:r>
+        <w:rPr>
+          <w:lang w:val="en-US"/>
+        </w:rPr>
+        <w:t xml:space="preserve">located </w:t>
+      </w:r>
+      <w:r>
+        <w:rPr>
+          <w:lang w:val="en-US"/>
+        </w:rPr>
+        <w:t>next to the central quadrupoles of the superperiod QF1</w:t>
+      </w:r>
+      <w:r>
+        <w:rPr>
+          <w:lang w:val="en-US"/>
+        </w:rPr>
+        <w:t>,</w:t>
+      </w:r>
+      <w:r>
+        <w:rPr>
+          <w:lang w:val="en-US"/>
+        </w:rPr>
+        <w:t xml:space="preserve"> </w:t>
+      </w:r>
+      <w:r>
+        <w:rPr>
+          <w:lang w:val="en-US"/>
+        </w:rPr>
+        <w:t>and</w:t>
+      </w:r>
+      <w:r>
+        <w:rPr>
+          <w:lang w:val="en-US"/>
+        </w:rPr>
+        <w:t xml:space="preserve"> </w:t>
+      </w:r>
+      <w:r>
+        <w:rPr>
+          <w:lang w:val="en-US"/>
+        </w:rPr>
+        <w:t>SD</w:t>
+      </w:r>
+      <w:r>
+        <w:rPr>
+          <w:lang w:val="en-US"/>
+        </w:rPr>
+        <w:t xml:space="preserve"> is </w:t>
+      </w:r>
+      <w:r>
+        <w:rPr>
+          <w:lang w:val="en-US"/>
+        </w:rPr>
+        <w:t xml:space="preserve">located </w:t>
+      </w:r>
+      <w:r>
+        <w:rPr>
+          <w:lang w:val="en-US"/>
+        </w:rPr>
+        <w:t>next to the</w:t>
+      </w:r>
+      <w:r>
+        <w:rPr>
+          <w:lang w:val="en-US"/>
+        </w:rPr>
+        <w:t xml:space="preserve"> </w:t>
+      </w:r>
+      <w:r>
+        <w:rPr>
+          <w:lang w:val="en-US"/>
+        </w:rPr>
+        <w:t xml:space="preserve">defocusing quadrupoles </w:t>
+      </w:r>
+      <w:r>
+        <w:rPr>
+          <w:lang w:val="en-US"/>
+        </w:rPr>
+        <w:t>QD</w:t>
+      </w:r>
+      <w:r>
+        <w:rPr>
+          <w:lang w:val="en-US"/>
+        </w:rPr>
+        <w:t xml:space="preserve">, </w:t>
+      </w:r>
+      <w:r>
+        <w:rPr>
+          <w:lang w:val="en-US"/>
+        </w:rPr>
+        <w:t>but only those that surround QF1 on the left and right</w:t>
+      </w:r>
+      <w:r>
+        <w:rPr>
+          <w:lang w:val="en-US"/>
+        </w:rPr>
         <w:t>.</w:t>
       </w:r>
       <w:r>
-        <w:t xml:space="preserve"> С</w:t>
-      </w:r>
-      <w:r>
-        <w:t xml:space="preserve">емейство </w:t>
-      </w:r>
-      <w:r>
-        <w:rPr>
-          <w:lang w:val="en-US"/>
-        </w:rPr>
-        <w:t>SF</w:t>
-      </w:r>
-      <w:r>
+        <w:rPr>
+          <w:lang w:val="en-US"/>
+        </w:rPr>
         <w:t xml:space="preserve"> </w:t>
       </w:r>
       <w:r>
-        <w:t xml:space="preserve">устанавливаться рядом </w:t>
-      </w:r>
-      <w:r>
-        <w:rPr>
-          <w:lang w:val="en-US"/>
-        </w:rPr>
-        <w:t>c</w:t>
-      </w:r>
-      <w:r>
+        <w:rPr>
+          <w:lang w:val="en-US"/>
+        </w:rPr>
+        <w:t xml:space="preserve">However, there are no </w:t>
+      </w:r>
+      <w:proofErr w:type="spellStart"/>
+      <w:r>
+        <w:rPr>
+          <w:lang w:val="en-US"/>
+        </w:rPr>
+        <w:t>sextupoles</w:t>
+      </w:r>
+      <w:proofErr w:type="spellEnd"/>
+      <w:r>
+        <w:rPr>
+          <w:lang w:val="en-US"/>
+        </w:rPr>
+        <w:t xml:space="preserve"> of the focusing family in the e</w:t>
+      </w:r>
+      <w:r>
+        <w:rPr>
+          <w:lang w:val="en-US"/>
+        </w:rPr>
+        <w:t>dge</w:t>
+      </w:r>
+      <w:r>
+        <w:rPr>
+          <w:lang w:val="en-US"/>
+        </w:rPr>
+        <w:t xml:space="preserve"> superperiods.</w:t>
+      </w:r>
+      <w:r>
+        <w:rPr>
+          <w:lang w:val="en-US"/>
+        </w:rPr>
         <w:t xml:space="preserve"> </w:t>
       </w:r>
       <w:r>
-        <w:t xml:space="preserve">центральными квадруполями суперпериода </w:t>
-      </w:r>
-      <w:r>
-        <w:rPr>
-          <w:lang w:val="en-US"/>
-        </w:rPr>
-        <w:t>QF</w:t>
-      </w:r>
-      <w:r>
-        <w:t>1,</w:t>
-      </w:r>
-      <w:r>
-        <w:t xml:space="preserve"> </w:t>
-      </w:r>
-      <w:r>
-        <w:t xml:space="preserve">а </w:t>
-      </w:r>
-      <w:r>
-        <w:rPr>
-          <w:lang w:val="en-US"/>
-        </w:rPr>
-        <w:t>SD</w:t>
-      </w:r>
-      <w:r>
-        <w:t xml:space="preserve"> </w:t>
-      </w:r>
-      <w:r>
-        <w:t xml:space="preserve">рядом с </w:t>
+        <w:rPr>
+          <w:lang w:val="en-US"/>
+        </w:rPr>
+        <w:t xml:space="preserve">This is done to reduce the influence of </w:t>
       </w:r>
       <w:proofErr w:type="spellStart"/>
       <w:r>
-        <w:t>дефокусирующими</w:t>
+        <w:rPr>
+          <w:lang w:val="en-US"/>
+        </w:rPr>
+        <w:t>sextupoles</w:t>
       </w:r>
       <w:proofErr w:type="spellEnd"/>
       <w:r>
-        <w:t xml:space="preserve"> квадруполями </w:t>
-      </w:r>
-      <w:r>
-        <w:rPr>
-          <w:lang w:val="en-US"/>
-        </w:rPr>
-        <w:t>QD</w:t>
-      </w:r>
-      <w:r>
-        <w:t xml:space="preserve">, но только теми, которые окружают </w:t>
-      </w:r>
-      <w:r>
-        <w:rPr>
-          <w:lang w:val="en-US"/>
-        </w:rPr>
-        <w:t>QF</w:t>
-      </w:r>
-      <w:r>
-        <w:t xml:space="preserve">1 </w:t>
-      </w:r>
-      <w:r>
-        <w:t>слева и справа</w:t>
-      </w:r>
-      <w:r>
-        <w:t>.</w:t>
-      </w:r>
-      <w:r>
-        <w:t xml:space="preserve"> Однако, в крайних </w:t>
+        <w:rPr>
+          <w:lang w:val="en-US"/>
+        </w:rPr>
+        <w:t xml:space="preserve"> on the dynamic aperture</w:t>
+      </w:r>
+      <w:r>
+        <w:rPr>
+          <w:lang w:val="en-US"/>
+        </w:rPr>
+        <w:t xml:space="preserve">. </w:t>
+      </w:r>
+      <w:r>
+        <w:rPr>
+          <w:lang w:val="en-US"/>
+        </w:rPr>
+        <w:t xml:space="preserve">The suppression of chromaticity is also possible without them, since the main contribution is made by </w:t>
       </w:r>
       <w:proofErr w:type="spellStart"/>
       <w:r>
-        <w:t>суперпериодах</w:t>
+        <w:rPr>
+          <w:lang w:val="en-US"/>
+        </w:rPr>
+        <w:t>sextupoles</w:t>
       </w:r>
       <w:proofErr w:type="spellEnd"/>
       <w:r>
-        <w:t xml:space="preserve"> секступоли фокусирующего семейства отсутствуют. Это сделано для уменьшения влияния секступолей на динамическую апертуру. Подавление же хроматичности возможно и без них, так как основной вклад вносят секступоли 2 и 3 суперпериода</w:t>
-      </w:r>
-      <w:r>
-        <w:t>.</w:t>
-      </w:r>
-      <w:r>
+        <w:rPr>
+          <w:lang w:val="en-US"/>
+        </w:rPr>
+        <w:t xml:space="preserve"> 2 and 3 of the superperiod.</w:t>
+      </w:r>
+    </w:p>
+    <w:p>
+      <w:pPr>
+        <w:spacing w:line="360" w:lineRule="auto"/>
+        <w:ind w:firstLine="708"/>
+        <w:jc w:val="both"/>
+        <w:rPr>
+          <w:rFonts w:eastAsiaTheme="minorEastAsia"/>
+          <w:lang w:val="en-US"/>
+        </w:rPr>
+      </w:pPr>
+      <w:r>
+        <w:rPr>
+          <w:lang w:val="en-US"/>
+        </w:rPr>
         <w:t xml:space="preserve"> </w:t>
       </w:r>
     </w:p>
@@ -14376,6 +15029,7 @@
           <w:bCs/>
           <w:sz w:val="28"/>
           <w:szCs w:val="28"/>
+          <w:lang w:val="en-US"/>
         </w:rPr>
       </w:pPr>
       <w:r>
@@ -14385,8 +15039,20 @@
           <w:bCs/>
           <w:sz w:val="28"/>
           <w:szCs w:val="28"/>
-        </w:rPr>
-        <w:t xml:space="preserve"> Динамическая апертура и рабочая точка</w:t>
+          <w:lang w:val="en-US"/>
+        </w:rPr>
+        <w:t>DYNAMIC APERTURE AND OPERATING POINT</w:t>
+      </w:r>
+      <w:r>
+        <w:rPr>
+          <w:rFonts w:eastAsiaTheme="minorEastAsia"/>
+          <w:b/>
+          <w:bCs/>
+          <w:sz w:val="28"/>
+          <w:szCs w:val="28"/>
+          <w:lang w:val="en-US"/>
+        </w:rPr>
+        <w:t>.</w:t>
       </w:r>
     </w:p>
     <w:p>
@@ -14396,6 +15062,7 @@
         <w:jc w:val="both"/>
         <w:rPr>
           <w:rFonts w:eastAsiaTheme="minorEastAsia"/>
+          <w:lang w:val="en-US"/>
         </w:rPr>
       </w:pPr>
     </w:p>
@@ -14406,81 +15073,230 @@
         <w:jc w:val="both"/>
         <w:rPr>
           <w:rFonts w:eastAsiaTheme="minorEastAsia"/>
+          <w:lang w:val="en-US"/>
         </w:rPr>
       </w:pPr>
       <w:r>
         <w:rPr>
           <w:rFonts w:eastAsiaTheme="minorEastAsia"/>
-        </w:rPr>
-        <w:t xml:space="preserve">Рабочая точка для всего кольца </w:t>
+          <w:lang w:val="en-US"/>
+        </w:rPr>
+        <w:t>The working point for the entire ring is</w:t>
+      </w:r>
+      <w:r>
+        <w:rPr>
+          <w:rFonts w:eastAsiaTheme="minorEastAsia"/>
+          <w:lang w:val="en-US"/>
+        </w:rPr>
+        <w:t xml:space="preserve"> </w:t>
+      </w:r>
+      <m:oMath>
+        <m:r>
+          <w:rPr>
+            <w:rFonts w:ascii="Cambria Math" w:eastAsiaTheme="minorEastAsia" w:hAnsi="Cambria Math"/>
+            <w:lang w:val="en-US"/>
+          </w:rPr>
+          <m:t>9,44×9,44</m:t>
+        </m:r>
+      </m:oMath>
+      <w:r>
+        <w:rPr>
+          <w:rFonts w:eastAsiaTheme="minorEastAsia"/>
+          <w:lang w:val="en-US"/>
+        </w:rPr>
+        <w:t xml:space="preserve">, </w:t>
+      </w:r>
+      <w:r>
+        <w:rPr>
+          <w:rFonts w:eastAsiaTheme="minorEastAsia"/>
+          <w:lang w:val="en-US"/>
+        </w:rPr>
+        <w:t>the same as for the regular structure</w:t>
+      </w:r>
+      <w:r>
+        <w:rPr>
+          <w:rFonts w:eastAsiaTheme="minorEastAsia"/>
+          <w:lang w:val="en-US"/>
+        </w:rPr>
+        <w:t xml:space="preserve">. </w:t>
+      </w:r>
+      <w:r>
+        <w:rPr>
+          <w:rFonts w:eastAsiaTheme="minorEastAsia"/>
+          <w:lang w:val="en-US"/>
+        </w:rPr>
+        <w:t xml:space="preserve">Figure 3 shows the dynamic </w:t>
+      </w:r>
+      <w:r>
+        <w:rPr>
+          <w:rFonts w:eastAsiaTheme="minorEastAsia"/>
+          <w:lang w:val="en-US"/>
+        </w:rPr>
+        <w:t xml:space="preserve">aperture </w:t>
+      </w:r>
+      <w:r>
+        <w:rPr>
+          <w:rFonts w:eastAsiaTheme="minorEastAsia"/>
+          <w:lang w:val="en-US"/>
+        </w:rPr>
+        <w:t>for this working point in both planes for different</w:t>
+      </w:r>
+      <w:r>
+        <w:rPr>
+          <w:rFonts w:eastAsiaTheme="minorEastAsia"/>
+          <w:lang w:val="en-US"/>
+        </w:rPr>
+        <w:t xml:space="preserve"> </w:t>
       </w:r>
       <m:oMath>
         <m:r>
           <w:rPr>
             <w:rFonts w:ascii="Cambria Math" w:eastAsiaTheme="minorEastAsia" w:hAnsi="Cambria Math"/>
           </w:rPr>
-          <m:t>9,44×9,44</m:t>
+          <m:t>dp</m:t>
+        </m:r>
+        <m:r>
+          <w:rPr>
+            <w:rFonts w:ascii="Cambria Math" w:eastAsiaTheme="minorEastAsia" w:hAnsi="Cambria Math"/>
+            <w:lang w:val="en-US"/>
+          </w:rPr>
+          <m:t>/</m:t>
+        </m:r>
+        <m:r>
+          <w:rPr>
+            <w:rFonts w:ascii="Cambria Math" w:eastAsiaTheme="minorEastAsia" w:hAnsi="Cambria Math"/>
+          </w:rPr>
+          <m:t>p</m:t>
         </m:r>
       </m:oMath>
       <w:r>
         <w:rPr>
           <w:rFonts w:eastAsiaTheme="minorEastAsia"/>
-        </w:rPr>
-        <w:t xml:space="preserve">, такая </w:t>
-      </w:r>
-      <w:proofErr w:type="gramStart"/>
+          <w:lang w:val="en-US"/>
+        </w:rPr>
+        <w:t xml:space="preserve">. </w:t>
+      </w:r>
       <w:r>
         <w:rPr>
           <w:rFonts w:eastAsiaTheme="minorEastAsia"/>
-        </w:rPr>
-        <w:t>же</w:t>
-      </w:r>
-      <w:proofErr w:type="gramEnd"/>
+          <w:lang w:val="en-US"/>
+        </w:rPr>
+        <w:t xml:space="preserve">Dynamic aperture in </w:t>
+      </w:r>
       <w:r>
         <w:rPr>
           <w:rFonts w:eastAsiaTheme="minorEastAsia"/>
-        </w:rPr>
-        <w:t xml:space="preserve"> как и для регулярной структуры. На Рисунке 3 изображены динамические аппретуры для этой рабочей точки в обоих плоскостях для разных </w:t>
+          <w:lang w:val="en-US"/>
+        </w:rPr>
+        <w:t>x-</w:t>
+      </w:r>
+      <w:r>
+        <w:rPr>
+          <w:rFonts w:eastAsiaTheme="minorEastAsia"/>
+          <w:lang w:val="en-US"/>
+        </w:rPr>
+        <w:t>plane</w:t>
+      </w:r>
+      <w:r>
+        <w:rPr>
+          <w:rFonts w:eastAsiaTheme="minorEastAsia"/>
+          <w:lang w:val="en-US"/>
+        </w:rPr>
+        <w:t xml:space="preserve">: </w:t>
       </w:r>
       <m:oMath>
         <m:r>
           <w:rPr>
             <w:rFonts w:ascii="Cambria Math" w:eastAsiaTheme="minorEastAsia" w:hAnsi="Cambria Math"/>
+            <w:lang w:val="en-US"/>
           </w:rPr>
-          <m:t>dp/p</m:t>
+          <m:t xml:space="preserve">300 </m:t>
+        </m:r>
+        <m:r>
+          <w:rPr>
+            <w:rFonts w:ascii="Cambria Math" w:eastAsiaTheme="minorEastAsia" w:hAnsi="Cambria Math"/>
+          </w:rPr>
+          <m:t>mm</m:t>
+        </m:r>
+        <m:r>
+          <w:rPr>
+            <w:rFonts w:ascii="Cambria Math" w:eastAsiaTheme="minorEastAsia" w:hAnsi="Cambria Math"/>
+            <w:lang w:val="en-US"/>
+          </w:rPr>
+          <m:t>×</m:t>
+        </m:r>
+        <m:r>
+          <w:rPr>
+            <w:rFonts w:ascii="Cambria Math" w:eastAsiaTheme="minorEastAsia" w:hAnsi="Cambria Math"/>
+          </w:rPr>
+          <m:t>mrad</m:t>
         </m:r>
       </m:oMath>
       <w:r>
         <w:rPr>
           <w:rFonts w:eastAsiaTheme="minorEastAsia"/>
-        </w:rPr>
-        <w:t xml:space="preserve">. Динамическая апертура в x-плоскости: </w:t>
+          <w:lang w:val="en-US"/>
+        </w:rPr>
+        <w:t xml:space="preserve">; </w:t>
+      </w:r>
+      <w:r>
+        <w:rPr>
+          <w:rFonts w:eastAsiaTheme="minorEastAsia"/>
+        </w:rPr>
+        <w:t>в</w:t>
+      </w:r>
+      <w:r>
+        <w:rPr>
+          <w:rFonts w:eastAsiaTheme="minorEastAsia"/>
+          <w:lang w:val="en-US"/>
+        </w:rPr>
+        <w:t xml:space="preserve"> x-</w:t>
+      </w:r>
+      <w:r>
+        <w:rPr>
+          <w:rFonts w:eastAsiaTheme="minorEastAsia"/>
+        </w:rPr>
+        <w:t>плоскости</w:t>
+      </w:r>
+      <w:r>
+        <w:rPr>
+          <w:rFonts w:eastAsiaTheme="minorEastAsia"/>
+          <w:lang w:val="en-US"/>
+        </w:rPr>
+        <w:t xml:space="preserve">: </w:t>
       </w:r>
       <m:oMath>
         <m:r>
           <w:rPr>
             <w:rFonts w:ascii="Cambria Math" w:eastAsiaTheme="minorEastAsia" w:hAnsi="Cambria Math"/>
+            <w:lang w:val="en-US"/>
           </w:rPr>
-          <m:t>300 мм×мрад</m:t>
+          <m:t xml:space="preserve">200 </m:t>
         </m:r>
-      </m:oMath>
-      <w:r>
-        <w:rPr>
-          <w:rFonts w:eastAsiaTheme="minorEastAsia"/>
-        </w:rPr>
-        <w:t xml:space="preserve">; в x-плоскости: </w:t>
-      </w:r>
-      <m:oMath>
         <m:r>
           <w:rPr>
             <w:rFonts w:ascii="Cambria Math" w:eastAsiaTheme="minorEastAsia" w:hAnsi="Cambria Math"/>
           </w:rPr>
-          <m:t>200 мм×мрад</m:t>
+          <m:t>mm</m:t>
+        </m:r>
+        <m:r>
+          <w:rPr>
+            <w:rFonts w:ascii="Cambria Math" w:eastAsiaTheme="minorEastAsia" w:hAnsi="Cambria Math"/>
+            <w:lang w:val="en-US"/>
+          </w:rPr>
+          <m:t>×</m:t>
+        </m:r>
+        <m:r>
+          <w:rPr>
+            <w:rFonts w:ascii="Cambria Math" w:eastAsiaTheme="minorEastAsia" w:hAnsi="Cambria Math"/>
+          </w:rPr>
+          <m:t>mrad</m:t>
         </m:r>
       </m:oMath>
       <w:r>
         <w:rPr>
           <w:rFonts w:eastAsiaTheme="minorEastAsia"/>
+          <w:lang w:val="en-US"/>
         </w:rPr>
         <w:t>;</w:t>
       </w:r>
@@ -14490,6 +15306,9 @@
         <w:spacing w:line="360" w:lineRule="auto"/>
         <w:ind w:firstLine="708"/>
         <w:jc w:val="both"/>
+        <w:rPr>
+          <w:lang w:val="en-US"/>
+        </w:rPr>
       </w:pPr>
       <w:r>
         <w:rPr>
@@ -14546,110 +15365,83 @@
                               <w:pStyle w:val="a7"/>
                               <w:jc w:val="center"/>
                               <w:rPr>
-                                <w:noProof/>
+                                <w:i w:val="0"/>
+                                <w:iCs w:val="0"/>
                                 <w:sz w:val="22"/>
                                 <w:szCs w:val="22"/>
+                                <w:lang w:val="en-US"/>
                               </w:rPr>
                             </w:pPr>
                             <w:r>
                               <w:rPr>
+                                <w:i w:val="0"/>
+                                <w:iCs w:val="0"/>
                                 <w:sz w:val="22"/>
                                 <w:szCs w:val="22"/>
+                                <w:lang w:val="en-US"/>
                               </w:rPr>
-                              <w:t xml:space="preserve">Рисунок </w:t>
+                              <w:t>Figure 12</w:t>
                             </w:r>
                             <w:r>
                               <w:rPr>
+                                <w:i w:val="0"/>
+                                <w:iCs w:val="0"/>
                                 <w:sz w:val="22"/>
                                 <w:szCs w:val="22"/>
-                              </w:rPr>
-                              <w:t>12</w:t>
-                            </w:r>
-                            <w:r>
-                              <w:rPr>
-                                <w:sz w:val="22"/>
-                                <w:szCs w:val="22"/>
-                              </w:rPr>
-                              <w:t xml:space="preserve"> </w:t>
-                            </w:r>
-                            <w:r>
-                              <w:rPr>
-                                <w:sz w:val="22"/>
-                                <w:szCs w:val="22"/>
-                              </w:rPr>
-                              <w:t>Динамическая апертура</w:t>
-                            </w:r>
-                            <w:r>
-                              <w:rPr>
-                                <w:sz w:val="22"/>
-                                <w:szCs w:val="22"/>
-                              </w:rPr>
-                              <w:t xml:space="preserve"> </w:t>
-                            </w:r>
-                            <w:r>
-                              <w:rPr>
-                                <w:sz w:val="22"/>
-                                <w:szCs w:val="22"/>
-                              </w:rPr>
-                              <w:t>в случае п</w:t>
-                            </w:r>
-                            <w:r>
-                              <w:rPr>
-                                <w:sz w:val="22"/>
-                                <w:szCs w:val="22"/>
-                              </w:rPr>
-                              <w:t>одавление дисперсии двумя семействами квадруполей</w:t>
-                            </w:r>
-                            <w:r>
-                              <w:rPr>
-                                <w:sz w:val="22"/>
-                                <w:szCs w:val="22"/>
+                                <w:lang w:val="en-US"/>
                               </w:rPr>
                               <w:t>.</w:t>
                             </w:r>
                             <w:r>
                               <w:rPr>
-                                <w:sz w:val="22"/>
-                                <w:szCs w:val="22"/>
-                              </w:rPr>
-                              <w:br/>
-                            </w:r>
-                            <w:r>
-                              <w:rPr>
-                                <w:sz w:val="22"/>
-                                <w:szCs w:val="22"/>
-                              </w:rPr>
-                              <w:t xml:space="preserve">Слева – </w:t>
-                            </w:r>
-                            <w:r>
-                              <w:rPr>
+                                <w:i w:val="0"/>
+                                <w:iCs w:val="0"/>
                                 <w:sz w:val="22"/>
                                 <w:szCs w:val="22"/>
                                 <w:lang w:val="en-US"/>
                               </w:rPr>
-                              <w:t>x</w:t>
+                              <w:t xml:space="preserve"> Dynamic aperture in the case of dispersion suppression by two families of quadrupoles.</w:t>
                             </w:r>
                             <w:r>
                               <w:rPr>
-                                <w:sz w:val="22"/>
-                                <w:szCs w:val="22"/>
-                              </w:rPr>
-                              <w:t xml:space="preserve">-плоскость; справа – </w:t>
-                            </w:r>
-                            <w:r>
-                              <w:rPr>
+                                <w:i w:val="0"/>
+                                <w:iCs w:val="0"/>
                                 <w:sz w:val="22"/>
                                 <w:szCs w:val="22"/>
                                 <w:lang w:val="en-US"/>
                               </w:rPr>
-                              <w:t>y</w:t>
+                              <w:br/>
+                              <w:t>L</w:t>
                             </w:r>
                             <w:r>
                               <w:rPr>
+                                <w:i w:val="0"/>
+                                <w:iCs w:val="0"/>
                                 <w:sz w:val="22"/>
                                 <w:szCs w:val="22"/>
+                                <w:lang w:val="en-US"/>
                               </w:rPr>
-                              <w:t>-плоскость.</w:t>
+                              <w:t xml:space="preserve">eft – the x-plane; </w:t>
+                            </w:r>
+                            <w:r>
+                              <w:rPr>
+                                <w:i w:val="0"/>
+                                <w:iCs w:val="0"/>
+                                <w:sz w:val="22"/>
+                                <w:szCs w:val="22"/>
+                                <w:lang w:val="en-US"/>
+                              </w:rPr>
+                              <w:t>R</w:t>
+                            </w:r>
+                            <w:r>
+                              <w:rPr>
+                                <w:i w:val="0"/>
+                                <w:iCs w:val="0"/>
+                                <w:sz w:val="22"/>
+                                <w:szCs w:val="22"/>
+                                <w:lang w:val="en-US"/>
+                              </w:rPr>
+                              <w:t>ight – the y-plane.</w:t>
                             </w:r>
                           </w:p>
                         </w:txbxContent>
@@ -14679,110 +15471,83 @@
                         <w:pStyle w:val="a7"/>
                         <w:jc w:val="center"/>
                         <w:rPr>
-                          <w:noProof/>
+                          <w:i w:val="0"/>
+                          <w:iCs w:val="0"/>
                           <w:sz w:val="22"/>
                           <w:szCs w:val="22"/>
+                          <w:lang w:val="en-US"/>
                         </w:rPr>
                       </w:pPr>
                       <w:r>
                         <w:rPr>
+                          <w:i w:val="0"/>
+                          <w:iCs w:val="0"/>
                           <w:sz w:val="22"/>
                           <w:szCs w:val="22"/>
+                          <w:lang w:val="en-US"/>
                         </w:rPr>
-                        <w:t xml:space="preserve">Рисунок </w:t>
+                        <w:t>Figure 12</w:t>
                       </w:r>
                       <w:r>
                         <w:rPr>
+                          <w:i w:val="0"/>
+                          <w:iCs w:val="0"/>
                           <w:sz w:val="22"/>
                           <w:szCs w:val="22"/>
-                        </w:rPr>
-                        <w:t>12</w:t>
-                      </w:r>
-                      <w:r>
-                        <w:rPr>
-                          <w:sz w:val="22"/>
-                          <w:szCs w:val="22"/>
-                        </w:rPr>
-                        <w:t xml:space="preserve"> </w:t>
-                      </w:r>
-                      <w:r>
-                        <w:rPr>
-                          <w:sz w:val="22"/>
-                          <w:szCs w:val="22"/>
-                        </w:rPr>
-                        <w:t>Динамическая апертура</w:t>
-                      </w:r>
-                      <w:r>
-                        <w:rPr>
-                          <w:sz w:val="22"/>
-                          <w:szCs w:val="22"/>
-                        </w:rPr>
-                        <w:t xml:space="preserve"> </w:t>
-                      </w:r>
-                      <w:r>
-                        <w:rPr>
-                          <w:sz w:val="22"/>
-                          <w:szCs w:val="22"/>
-                        </w:rPr>
-                        <w:t>в случае п</w:t>
-                      </w:r>
-                      <w:r>
-                        <w:rPr>
-                          <w:sz w:val="22"/>
-                          <w:szCs w:val="22"/>
-                        </w:rPr>
-                        <w:t>одавление дисперсии двумя семействами квадруполей</w:t>
-                      </w:r>
-                      <w:r>
-                        <w:rPr>
-                          <w:sz w:val="22"/>
-                          <w:szCs w:val="22"/>
+                          <w:lang w:val="en-US"/>
                         </w:rPr>
                         <w:t>.</w:t>
                       </w:r>
                       <w:r>
                         <w:rPr>
-                          <w:sz w:val="22"/>
-                          <w:szCs w:val="22"/>
-                        </w:rPr>
-                        <w:br/>
-                      </w:r>
-                      <w:r>
-                        <w:rPr>
-                          <w:sz w:val="22"/>
-                          <w:szCs w:val="22"/>
-                        </w:rPr>
-                        <w:t xml:space="preserve">Слева – </w:t>
-                      </w:r>
-                      <w:r>
-                        <w:rPr>
+                          <w:i w:val="0"/>
+                          <w:iCs w:val="0"/>
                           <w:sz w:val="22"/>
                           <w:szCs w:val="22"/>
                           <w:lang w:val="en-US"/>
                         </w:rPr>
-                        <w:t>x</w:t>
+                        <w:t xml:space="preserve"> Dynamic aperture in the case of dispersion suppression by two families of quadrupoles.</w:t>
                       </w:r>
                       <w:r>
                         <w:rPr>
-                          <w:sz w:val="22"/>
-                          <w:szCs w:val="22"/>
-                        </w:rPr>
-                        <w:t xml:space="preserve">-плоскость; справа – </w:t>
-                      </w:r>
-                      <w:r>
-                        <w:rPr>
+                          <w:i w:val="0"/>
+                          <w:iCs w:val="0"/>
                           <w:sz w:val="22"/>
                           <w:szCs w:val="22"/>
                           <w:lang w:val="en-US"/>
                         </w:rPr>
-                        <w:t>y</w:t>
+                        <w:br/>
+                        <w:t>L</w:t>
                       </w:r>
                       <w:r>
                         <w:rPr>
+                          <w:i w:val="0"/>
+                          <w:iCs w:val="0"/>
                           <w:sz w:val="22"/>
                           <w:szCs w:val="22"/>
+                          <w:lang w:val="en-US"/>
                         </w:rPr>
-                        <w:t>-плоскость.</w:t>
+                        <w:t xml:space="preserve">eft – the x-plane; </w:t>
+                      </w:r>
+                      <w:r>
+                        <w:rPr>
+                          <w:i w:val="0"/>
+                          <w:iCs w:val="0"/>
+                          <w:sz w:val="22"/>
+                          <w:szCs w:val="22"/>
+                          <w:lang w:val="en-US"/>
+                        </w:rPr>
+                        <w:t>R</w:t>
+                      </w:r>
+                      <w:r>
+                        <w:rPr>
+                          <w:i w:val="0"/>
+                          <w:iCs w:val="0"/>
+                          <w:sz w:val="22"/>
+                          <w:szCs w:val="22"/>
+                          <w:lang w:val="en-US"/>
+                        </w:rPr>
+                        <w:t>ight – the y-plane.</w:t>
                       </w:r>
                     </w:p>
                   </w:txbxContent>
@@ -15597,6 +16362,7 @@
           <w:bCs/>
           <w:sz w:val="28"/>
           <w:szCs w:val="28"/>
+          <w:lang w:val="en-US"/>
         </w:rPr>
       </w:pPr>
       <w:r>
@@ -15605,6 +16371,7 @@
           <w:bCs/>
           <w:sz w:val="28"/>
           <w:szCs w:val="28"/>
+          <w:lang w:val="en-US"/>
         </w:rPr>
         <w:br w:type="page"/>
       </w:r>
@@ -15623,7 +16390,7 @@
           <w:szCs w:val="28"/>
         </w:rPr>
         <w:lastRenderedPageBreak/>
-        <w:t>Литература</w:t>
+        <w:t>LITERATURE</w:t>
       </w:r>
       <w:r>
         <w:rPr>
@@ -16545,25 +17312,23 @@
           <w:kern w:val="0"/>
           <w:szCs w:val="24"/>
         </w:rPr>
-        <w:t xml:space="preserve">, А. В. Бутенко, П.Р. Зенкевич, О.С. Козлов, С.Д. Колокольчиков, С.А. Костромин, И.Н. Мешков, Н.В. </w:t>
-      </w:r>
-      <w:proofErr w:type="gramStart"/>
+        <w:t>, А. В. Бутенко, П.Р. Зенкевич, О.С. Козлов, С.Д. Колокольчиков, С.А. Костромин, И.Н. Мешков, Н.В. Митянина,</w:t>
+      </w:r>
       <w:r>
         <w:rPr>
           <w:rFonts w:cs="Times New Roman"/>
           <w:kern w:val="0"/>
           <w:szCs w:val="24"/>
         </w:rPr>
-        <w:t>Митянина,  Ю.В.</w:t>
-      </w:r>
-      <w:proofErr w:type="gramEnd"/>
+        <w:t xml:space="preserve"> </w:t>
+      </w:r>
       <w:r>
         <w:rPr>
           <w:rFonts w:cs="Times New Roman"/>
           <w:kern w:val="0"/>
           <w:szCs w:val="24"/>
         </w:rPr>
-        <w:t xml:space="preserve"> Сеничев, А.О. Сидорин, </w:t>
+        <w:t xml:space="preserve">Ю.В. Сеничев, А.О. Сидорин, </w:t>
       </w:r>
       <w:proofErr w:type="spellStart"/>
       <w:r>
